--- a/ПТП/ПР-1 Практика Тарасевич.docx
+++ b/ПТП/ПР-1 Практика Тарасевич.docx
@@ -3678,7 +3678,7 @@
           <w:szCs w:val="28"/>
           <w14:ligatures w14:val="standardContextual"/>
         </w:rPr>
-        <w:t>то особая технология, которая позволяет более абстрактно группировать устройства в подсети. Таким образом, становится возможным как разделить устройства, подключённые к одному коммутатору, друг от друга, так и объединить устройства в виртуальную подсеть, даже если в действительности они находятся в разных подсетях. При разработке</w:t>
+        <w:t>то технология, которая позволяет более абстрактно группировать устройства в подсети. Таким образом, становится возможным как разделить устройства, подключённые к одному коммутатору, друг от друга, так и объединить устройства в виртуальную подсеть, даже если в действительности они находятся в разных подсетях. При разработке</w:t>
       </w:r>
       <w:r>
         <w:rPr>
@@ -3718,7 +3718,17 @@
           <w:highlight w:val="yellow"/>
           <w14:ligatures w14:val="standardContextual"/>
         </w:rPr>
-        <w:t>Сюда добавить ссылку на исследование что сиска самая популярная</w:t>
+        <w:t>Сюда добавить ссылку на исследование что сиска самая популярна</w:t>
+      </w:r>
+      <w:r>
+        <w:rPr>
+          <w:rFonts w:eastAsia="Aptos" w:cs="Times New Roman"/>
+          <w:kern w:val="2"/>
+          <w:szCs w:val="28"/>
+          <w:highlight w:val="yellow"/>
+          <w14:ligatures w14:val="standardContextual"/>
+        </w:rPr>
+        <w:t>я или вообще вырезать</w:t>
       </w:r>
     </w:p>
     <w:p>
@@ -3758,7 +3768,25 @@
           <w:szCs w:val="28"/>
           <w14:ligatures w14:val="standardContextual"/>
         </w:rPr>
-        <w:t>, наиболее широко применяемый предприятиями для развёртки сетей.</w:t>
+        <w:t xml:space="preserve">, наиболее широко применяемый предприятиями для </w:t>
+      </w:r>
+      <w:r>
+        <w:rPr>
+          <w:rFonts w:eastAsia="Aptos" w:cs="Times New Roman"/>
+          <w:kern w:val="2"/>
+          <w:szCs w:val="28"/>
+          <w14:ligatures w14:val="standardContextual"/>
+        </w:rPr>
+        <w:t>построения</w:t>
+      </w:r>
+      <w:r>
+        <w:rPr>
+          <w:rFonts w:eastAsia="Aptos" w:cs="Times New Roman"/>
+          <w:kern w:val="2"/>
+          <w:szCs w:val="28"/>
+          <w14:ligatures w14:val="standardContextual"/>
+        </w:rPr>
+        <w:t xml:space="preserve"> сетей.</w:t>
       </w:r>
     </w:p>
     <w:p>
@@ -5447,7 +5475,16 @@
           <w:szCs w:val="28"/>
           <w14:ligatures w14:val="standardContextual"/>
         </w:rPr>
-        <w:t xml:space="preserve">Среди перечисленных выше мероприятий </w:t>
+        <w:t xml:space="preserve">Из </w:t>
+      </w:r>
+      <w:r>
+        <w:rPr>
+          <w:rFonts w:eastAsia="Aptos" w:cs="Times New Roman"/>
+          <w:kern w:val="2"/>
+          <w:szCs w:val="28"/>
+          <w14:ligatures w14:val="standardContextual"/>
+        </w:rPr>
+        <w:t xml:space="preserve">перечисленных выше мероприятий </w:t>
       </w:r>
       <w:r>
         <w:rPr>
@@ -5465,16 +5502,61 @@
           <w:szCs w:val="28"/>
           <w14:ligatures w14:val="standardContextual"/>
         </w:rPr>
-        <w:t xml:space="preserve">наблюдение за работой сети и настройка средств управления сетью. </w:t>
-      </w:r>
-      <w:r>
-        <w:rPr>
-          <w:rFonts w:eastAsia="Aptos" w:cs="Times New Roman"/>
-          <w:kern w:val="2"/>
-          <w:szCs w:val="28"/>
-          <w14:ligatures w14:val="standardContextual"/>
-        </w:rPr>
-        <w:t>Этот процесс трудоёмок и требует от оператора наблюдения за рядом параметров. Поэтому в рамках ВКР</w:t>
+        <w:t xml:space="preserve">такие, как </w:t>
+      </w:r>
+      <w:r>
+        <w:rPr>
+          <w:rFonts w:eastAsia="Aptos" w:cs="Times New Roman"/>
+          <w:kern w:val="2"/>
+          <w:szCs w:val="28"/>
+          <w14:ligatures w14:val="standardContextual"/>
+        </w:rPr>
+        <w:t xml:space="preserve">наблюдение и настройка. </w:t>
+      </w:r>
+      <w:r>
+        <w:rPr>
+          <w:rFonts w:eastAsia="Aptos" w:cs="Times New Roman"/>
+          <w:kern w:val="2"/>
+          <w:szCs w:val="28"/>
+          <w14:ligatures w14:val="standardContextual"/>
+        </w:rPr>
+        <w:t xml:space="preserve">Этот процесс трудоёмок и требует от оператора </w:t>
+      </w:r>
+      <w:r>
+        <w:rPr>
+          <w:rFonts w:eastAsia="Aptos" w:cs="Times New Roman"/>
+          <w:kern w:val="2"/>
+          <w:szCs w:val="28"/>
+          <w14:ligatures w14:val="standardContextual"/>
+        </w:rPr>
+        <w:t xml:space="preserve">внимания к </w:t>
+      </w:r>
+      <w:r>
+        <w:rPr>
+          <w:rFonts w:eastAsia="Aptos" w:cs="Times New Roman"/>
+          <w:kern w:val="2"/>
+          <w:szCs w:val="28"/>
+          <w14:ligatures w14:val="standardContextual"/>
+        </w:rPr>
+        <w:t>ряд</w:t>
+      </w:r>
+      <w:r>
+        <w:rPr>
+          <w:rFonts w:eastAsia="Aptos" w:cs="Times New Roman"/>
+          <w:kern w:val="2"/>
+          <w:szCs w:val="28"/>
+          <w14:ligatures w14:val="standardContextual"/>
+        </w:rPr>
+        <w:t xml:space="preserve">у </w:t>
+      </w:r>
+      <w:r>
+        <w:rPr>
+          <w:rFonts w:eastAsia="Aptos" w:cs="Times New Roman"/>
+          <w:kern w:val="2"/>
+          <w:szCs w:val="28"/>
+          <w14:ligatures w14:val="standardContextual"/>
+        </w:rPr>
+        <w:t>параметров. Поэтому в рамках ВКР</w:t>
       </w:r>
       <w:r>
         <w:rPr>
@@ -6947,9 +7029,9 @@
           <w14:ligatures w14:val="standardContextual"/>
         </w:rPr>
         <w:drawing>
-          <wp:inline distT="0" distB="0" distL="0" distR="0" wp14:anchorId="5236CF15" wp14:editId="1BB32D3A">
-            <wp:extent cx="5614639" cy="1076325"/>
-            <wp:effectExtent l="0" t="0" r="5715" b="0"/>
+          <wp:inline distT="0" distB="0" distL="0" distR="0" wp14:anchorId="5236CF15" wp14:editId="26030D55">
+            <wp:extent cx="5813384" cy="1114425"/>
+            <wp:effectExtent l="0" t="0" r="0" b="0"/>
             <wp:docPr id="463638739" name="Рисунок 1" descr="Изображение выглядит как текст, Шрифт, снимок экрана, белый&#10;&#10;Содержимое, созданное искусственным интеллектом, может быть неверным."/>
             <wp:cNvGraphicFramePr>
               <a:graphicFrameLocks xmlns:a="http://schemas.openxmlformats.org/drawingml/2006/main" noChangeAspect="1"/>
@@ -6970,7 +7052,7 @@
                   <pic:spPr>
                     <a:xfrm>
                       <a:off x="0" y="0"/>
-                      <a:ext cx="5663443" cy="1085681"/>
+                      <a:ext cx="5813384" cy="1114425"/>
                     </a:xfrm>
                     <a:prstGeom prst="rect">
                       <a:avLst/>
@@ -8200,7 +8282,7 @@
           <w:rFonts w:ascii="Times New Roman" w:hAnsi="Times New Roman"/>
           <w:sz w:val="28"/>
         </w:rPr>
-        <w:t xml:space="preserve">В функциональные возможности </w:t>
+        <w:t xml:space="preserve">В возможности </w:t>
       </w:r>
       <w:r>
         <w:rPr>

--- a/ПТП/ПР-1 Практика Тарасевич.docx
+++ b/ПТП/ПР-1 Практика Тарасевич.docx
@@ -2324,6 +2324,56 @@
         </w:rPr>
         <w:t>Таблица 1 – Виды компьютерных сетей</w:t>
       </w:r>
+      <w:r>
+        <w:rPr>
+          <w:rFonts w:eastAsia="Aptos" w:cs="Times New Roman"/>
+          <w:kern w:val="2"/>
+          <w:szCs w:val="28"/>
+          <w14:ligatures w14:val="standardContextual"/>
+        </w:rPr>
+        <w:t xml:space="preserve"> </w:t>
+      </w:r>
+      <w:r>
+        <w:rPr>
+          <w:rFonts w:eastAsia="Aptos" w:cs="Times New Roman"/>
+          <w:kern w:val="2"/>
+          <w:szCs w:val="28"/>
+          <w:highlight w:val="yellow"/>
+          <w14:ligatures w14:val="standardContextual"/>
+        </w:rPr>
+        <w:t xml:space="preserve">можно и </w:t>
+      </w:r>
+      <w:proofErr w:type="gramStart"/>
+      <w:r>
+        <w:rPr>
+          <w:rFonts w:eastAsia="Aptos" w:cs="Times New Roman"/>
+          <w:kern w:val="2"/>
+          <w:szCs w:val="28"/>
+          <w:highlight w:val="yellow"/>
+          <w14:ligatures w14:val="standardContextual"/>
+        </w:rPr>
+        <w:t>убрать</w:t>
+      </w:r>
+      <w:proofErr w:type="gramEnd"/>
+      <w:r>
+        <w:rPr>
+          <w:rFonts w:eastAsia="Aptos" w:cs="Times New Roman"/>
+          <w:kern w:val="2"/>
+          <w:szCs w:val="28"/>
+          <w14:ligatures w14:val="standardContextual"/>
+        </w:rPr>
+        <w:t xml:space="preserve"> </w:t>
+      </w:r>
+      <w:r>
+        <w:rPr>
+          <w:rFonts w:eastAsia="Aptos" w:cs="Times New Roman"/>
+          <w:kern w:val="2"/>
+          <w:szCs w:val="28"/>
+          <w:highlight w:val="yellow"/>
+          <w14:ligatures w14:val="standardContextual"/>
+        </w:rPr>
+        <w:t>ибо рассматриваем локальные сети</w:t>
+      </w:r>
     </w:p>
     <w:tbl>
       <w:tblPr>
@@ -2900,6 +2950,7 @@
                 <w:szCs w:val="28"/>
               </w:rPr>
             </w:pPr>
+            <w:proofErr w:type="spellStart"/>
             <w:r>
               <w:rPr>
                 <w:rFonts w:eastAsia="Aptos"/>
@@ -2912,7 +2963,15 @@
                 <w:rFonts w:eastAsia="Aptos"/>
                 <w:szCs w:val="28"/>
               </w:rPr>
-              <w:t>ампусная сеть, объединяющая в себе несколько локальных сетей. Применяются для построения инфраструктур</w:t>
+              <w:t>ампусная</w:t>
+            </w:r>
+            <w:proofErr w:type="spellEnd"/>
+            <w:r>
+              <w:rPr>
+                <w:rFonts w:eastAsia="Aptos"/>
+                <w:szCs w:val="28"/>
+              </w:rPr>
+              <w:t xml:space="preserve"> сеть, объединяющая в себе несколько локальных сетей. Применяются для построения инфраструктур</w:t>
             </w:r>
           </w:p>
         </w:tc>
@@ -3429,66 +3488,43 @@
           <w:rFonts w:eastAsia="Aptos" w:cs="Times New Roman"/>
           <w:kern w:val="2"/>
           <w:szCs w:val="28"/>
-          <w14:ligatures w14:val="standardContextual"/>
-        </w:rPr>
-        <w:t xml:space="preserve">Самым низкоуровневым устройством, применяемым в сети, является сетевой коммутатор, он же свитч. Коммутатор является развитием такого устройства, как концентратор, оное более не применяется даже в небольших сетях ввиду неудобства эксплуатации и возникающих в процессе его использования уязвимостей. Коммутатор работает на втором уровне модели </w:t>
-      </w:r>
-      <w:r>
-        <w:rPr>
-          <w:rFonts w:eastAsia="Aptos" w:cs="Times New Roman"/>
-          <w:kern w:val="2"/>
-          <w:szCs w:val="28"/>
+          <w:highlight w:val="yellow"/>
+          <w14:ligatures w14:val="standardContextual"/>
+        </w:rPr>
+        <w:t xml:space="preserve">Больше описать </w:t>
+      </w:r>
+      <w:proofErr w:type="gramStart"/>
+      <w:r>
+        <w:rPr>
+          <w:rFonts w:eastAsia="Aptos" w:cs="Times New Roman"/>
+          <w:kern w:val="2"/>
+          <w:szCs w:val="28"/>
+          <w:highlight w:val="yellow"/>
+          <w14:ligatures w14:val="standardContextual"/>
+        </w:rPr>
+        <w:t>про устройства</w:t>
+      </w:r>
+      <w:proofErr w:type="gramEnd"/>
+      <w:r>
+        <w:rPr>
+          <w:rFonts w:eastAsia="Aptos" w:cs="Times New Roman"/>
+          <w:kern w:val="2"/>
+          <w:szCs w:val="28"/>
+          <w:highlight w:val="yellow"/>
+          <w14:ligatures w14:val="standardContextual"/>
+        </w:rPr>
+        <w:t xml:space="preserve"> которые поддерживают </w:t>
+      </w:r>
+      <w:r>
+        <w:rPr>
+          <w:rFonts w:eastAsia="Aptos" w:cs="Times New Roman"/>
+          <w:kern w:val="2"/>
+          <w:szCs w:val="28"/>
+          <w:highlight w:val="yellow"/>
           <w:lang w:val="en-US"/>
           <w14:ligatures w14:val="standardContextual"/>
         </w:rPr>
-        <w:t>OSI</w:t>
-      </w:r>
-      <w:r>
-        <w:rPr>
-          <w:rFonts w:eastAsia="Aptos" w:cs="Times New Roman"/>
-          <w:kern w:val="2"/>
-          <w:szCs w:val="28"/>
-          <w14:ligatures w14:val="standardContextual"/>
-        </w:rPr>
-        <w:t xml:space="preserve"> и служит для объединения трёх и более оконечных устройств в одну сеть. Коммутация траффика осуществляется за счёт </w:t>
-      </w:r>
-      <w:r>
-        <w:rPr>
-          <w:rFonts w:eastAsia="Aptos" w:cs="Times New Roman"/>
-          <w:kern w:val="2"/>
-          <w:szCs w:val="28"/>
-          <w:lang w:val="en-US"/>
-          <w14:ligatures w14:val="standardContextual"/>
-        </w:rPr>
-        <w:t>MAC</w:t>
-      </w:r>
-      <w:r>
-        <w:rPr>
-          <w:rFonts w:eastAsia="Aptos" w:cs="Times New Roman"/>
-          <w:kern w:val="2"/>
-          <w:szCs w:val="28"/>
-          <w14:ligatures w14:val="standardContextual"/>
-        </w:rPr>
-        <w:t xml:space="preserve">-адресации – уникального физического адреса сетевого адаптера устройства. Благодаря этому становится возможна точечная пересылка пакетов (а не рассылка его во все каналы, как это было с концентратором, который работал на первом уровне модели </w:t>
-      </w:r>
-      <w:r>
-        <w:rPr>
-          <w:rFonts w:eastAsia="Aptos" w:cs="Times New Roman"/>
-          <w:kern w:val="2"/>
-          <w:szCs w:val="28"/>
-          <w:lang w:val="en-US"/>
-          <w14:ligatures w14:val="standardContextual"/>
-        </w:rPr>
-        <w:t>OSI</w:t>
-      </w:r>
-      <w:r>
-        <w:rPr>
-          <w:rFonts w:eastAsia="Aptos" w:cs="Times New Roman"/>
-          <w:kern w:val="2"/>
-          <w:szCs w:val="28"/>
-          <w14:ligatures w14:val="standardContextual"/>
-        </w:rPr>
-        <w:t>), за счёт чего повышается защищённость сети от несанкционированного прослушивания траффика.</w:t>
+        <w:t>SNMP</w:t>
       </w:r>
     </w:p>
     <w:p>
@@ -3509,7 +3545,7 @@
           <w:szCs w:val="28"/>
           <w14:ligatures w14:val="standardContextual"/>
         </w:rPr>
-        <w:t xml:space="preserve">Коммутаторы можно разделить на управляемые и неуправляемые. Неуправляемые коммутаторы, как более дешёвый вариант, применяются, когда в сеть не требуется вносить каких-либо усложнений, и просто требуется, чтобы те или иные устройства были подключены в одну подсеть (например, соединить компьютер, </w:t>
+        <w:t xml:space="preserve">Самым низкоуровневым устройством, применяемым в сети, является сетевой коммутатор, он же свитч. Коммутатор является развитием такого устройства, как концентратор, оное более не применяется даже в небольших сетях ввиду неудобства эксплуатации и возникающих в процессе его использования уязвимостей. Коммутатор работает на втором уровне модели </w:t>
       </w:r>
       <w:r>
         <w:rPr>
@@ -3519,16 +3555,16 @@
           <w:lang w:val="en-US"/>
           <w14:ligatures w14:val="standardContextual"/>
         </w:rPr>
-        <w:t>IP</w:t>
-      </w:r>
-      <w:r>
-        <w:rPr>
-          <w:rFonts w:eastAsia="Aptos" w:cs="Times New Roman"/>
-          <w:kern w:val="2"/>
-          <w:szCs w:val="28"/>
-          <w14:ligatures w14:val="standardContextual"/>
-        </w:rPr>
-        <w:t xml:space="preserve">-телефонию и принтер). Управляемые коммутаторы, в свою очередь, позволяют настроить такие функции как </w:t>
+        <w:t>OSI</w:t>
+      </w:r>
+      <w:r>
+        <w:rPr>
+          <w:rFonts w:eastAsia="Aptos" w:cs="Times New Roman"/>
+          <w:kern w:val="2"/>
+          <w:szCs w:val="28"/>
+          <w14:ligatures w14:val="standardContextual"/>
+        </w:rPr>
+        <w:t xml:space="preserve"> и служит для объединения трёх и более оконечных устройств в одну сеть. Коммутация траффика осуществляется за счёт </w:t>
       </w:r>
       <w:r>
         <w:rPr>
@@ -3538,16 +3574,16 @@
           <w:lang w:val="en-US"/>
           <w14:ligatures w14:val="standardContextual"/>
         </w:rPr>
-        <w:t>VLAN</w:t>
-      </w:r>
-      <w:r>
-        <w:rPr>
-          <w:rFonts w:eastAsia="Aptos" w:cs="Times New Roman"/>
-          <w:kern w:val="2"/>
-          <w:szCs w:val="28"/>
-          <w14:ligatures w14:val="standardContextual"/>
-        </w:rPr>
-        <w:t xml:space="preserve"> (</w:t>
+        <w:t>MAC</w:t>
+      </w:r>
+      <w:r>
+        <w:rPr>
+          <w:rFonts w:eastAsia="Aptos" w:cs="Times New Roman"/>
+          <w:kern w:val="2"/>
+          <w:szCs w:val="28"/>
+          <w14:ligatures w14:val="standardContextual"/>
+        </w:rPr>
+        <w:t xml:space="preserve">-адресации – уникального физического адреса сетевого адаптера устройства. Благодаря этому становится возможна точечная пересылка пакетов (а не рассылка его во все каналы, как это было с концентратором, который работал на первом уровне модели </w:t>
       </w:r>
       <w:r>
         <w:rPr>
@@ -3557,146 +3593,16 @@
           <w:lang w:val="en-US"/>
           <w14:ligatures w14:val="standardContextual"/>
         </w:rPr>
-        <w:t>Virtual</w:t>
-      </w:r>
-      <w:r>
-        <w:rPr>
-          <w:rFonts w:eastAsia="Aptos" w:cs="Times New Roman"/>
-          <w:kern w:val="2"/>
-          <w:szCs w:val="28"/>
-          <w14:ligatures w14:val="standardContextual"/>
-        </w:rPr>
-        <w:t xml:space="preserve"> </w:t>
-      </w:r>
-      <w:r>
-        <w:rPr>
-          <w:rFonts w:eastAsia="Aptos" w:cs="Times New Roman"/>
-          <w:kern w:val="2"/>
-          <w:szCs w:val="28"/>
-          <w:lang w:val="en-US"/>
-          <w14:ligatures w14:val="standardContextual"/>
-        </w:rPr>
-        <w:t>Private</w:t>
-      </w:r>
-      <w:r>
-        <w:rPr>
-          <w:rFonts w:eastAsia="Aptos" w:cs="Times New Roman"/>
-          <w:kern w:val="2"/>
-          <w:szCs w:val="28"/>
-          <w14:ligatures w14:val="standardContextual"/>
-        </w:rPr>
-        <w:t xml:space="preserve"> </w:t>
-      </w:r>
-      <w:r>
-        <w:rPr>
-          <w:rFonts w:eastAsia="Aptos" w:cs="Times New Roman"/>
-          <w:kern w:val="2"/>
-          <w:szCs w:val="28"/>
-          <w:lang w:val="en-US"/>
-          <w14:ligatures w14:val="standardContextual"/>
-        </w:rPr>
-        <w:lastRenderedPageBreak/>
-        <w:t>Network</w:t>
-      </w:r>
-      <w:r>
-        <w:rPr>
-          <w:rFonts w:eastAsia="Aptos" w:cs="Times New Roman"/>
-          <w:kern w:val="2"/>
-          <w:szCs w:val="28"/>
-          <w14:ligatures w14:val="standardContextual"/>
-        </w:rPr>
-        <w:t>)</w:t>
-      </w:r>
-      <w:r>
-        <w:rPr>
-          <w:rFonts w:eastAsia="Aptos" w:cs="Times New Roman"/>
-          <w:kern w:val="2"/>
-          <w:szCs w:val="28"/>
-          <w14:ligatures w14:val="standardContextual"/>
-        </w:rPr>
-        <w:t xml:space="preserve">, агрегацию и </w:t>
-      </w:r>
-      <w:r>
-        <w:rPr>
-          <w:rFonts w:eastAsia="Aptos" w:cs="Times New Roman"/>
-          <w:kern w:val="2"/>
-          <w:szCs w:val="28"/>
-          <w14:ligatures w14:val="standardContextual"/>
-        </w:rPr>
-        <w:t>т.п.</w:t>
-      </w:r>
-      <w:r>
-        <w:rPr>
-          <w:rFonts w:eastAsia="Aptos" w:cs="Times New Roman"/>
-          <w:kern w:val="2"/>
-          <w:szCs w:val="28"/>
-          <w14:ligatures w14:val="standardContextual"/>
-        </w:rPr>
-        <w:t>.</w:t>
-      </w:r>
-      <w:r>
-        <w:rPr>
-          <w:rFonts w:eastAsia="Aptos" w:cs="Times New Roman"/>
-          <w:kern w:val="2"/>
-          <w:szCs w:val="28"/>
-          <w14:ligatures w14:val="standardContextual"/>
-        </w:rPr>
-        <w:t xml:space="preserve"> </w:t>
-      </w:r>
-      <w:r>
-        <w:rPr>
-          <w:rFonts w:eastAsia="Aptos" w:cs="Times New Roman"/>
-          <w:kern w:val="2"/>
-          <w:szCs w:val="28"/>
-          <w:lang w:val="en-US"/>
-          <w14:ligatures w14:val="standardContextual"/>
-        </w:rPr>
-        <w:t>VLAN</w:t>
-      </w:r>
-      <w:r>
-        <w:rPr>
-          <w:rFonts w:eastAsia="Aptos" w:cs="Times New Roman"/>
-          <w:kern w:val="2"/>
-          <w:szCs w:val="28"/>
-          <w14:ligatures w14:val="standardContextual"/>
-        </w:rPr>
-        <w:t xml:space="preserve"> –</w:t>
-      </w:r>
-      <w:r>
-        <w:rPr>
-          <w:rFonts w:eastAsia="Aptos" w:cs="Times New Roman"/>
-          <w:kern w:val="2"/>
-          <w:szCs w:val="28"/>
-          <w14:ligatures w14:val="standardContextual"/>
-        </w:rPr>
-        <w:t xml:space="preserve"> э</w:t>
-      </w:r>
-      <w:r>
-        <w:rPr>
-          <w:rFonts w:eastAsia="Aptos" w:cs="Times New Roman"/>
-          <w:kern w:val="2"/>
-          <w:szCs w:val="28"/>
-          <w14:ligatures w14:val="standardContextual"/>
-        </w:rPr>
-        <w:t>то технология, которая позволяет более абстрактно группировать устройства в подсети. Таким образом, становится возможным как разделить устройства, подключённые к одному коммутатору, друг от друга, так и объединить устройства в виртуальную подсеть, даже если в действительности они находятся в разных подсетях. При разработке</w:t>
-      </w:r>
-      <w:r>
-        <w:rPr>
-          <w:rFonts w:eastAsia="Aptos" w:cs="Times New Roman"/>
-          <w:kern w:val="2"/>
-          <w:szCs w:val="28"/>
-          <w14:ligatures w14:val="standardContextual"/>
-        </w:rPr>
-        <w:t xml:space="preserve"> программного продукта</w:t>
-      </w:r>
-      <w:r>
-        <w:rPr>
-          <w:rFonts w:eastAsia="Aptos" w:cs="Times New Roman"/>
-          <w:kern w:val="2"/>
-          <w:szCs w:val="28"/>
-          <w14:ligatures w14:val="standardContextual"/>
-        </w:rPr>
-        <w:t xml:space="preserve"> необходимо учитывать эту особенность сетей.</w:t>
+        <w:t>OSI</w:t>
+      </w:r>
+      <w:r>
+        <w:rPr>
+          <w:rFonts w:eastAsia="Aptos" w:cs="Times New Roman"/>
+          <w:kern w:val="2"/>
+          <w:szCs w:val="28"/>
+          <w14:ligatures w14:val="standardContextual"/>
+        </w:rPr>
+        <w:t>), за счёт чего повышается защищённость сети от несанкционированного прослушивания траффика.</w:t>
       </w:r>
     </w:p>
     <w:p>
@@ -3715,11 +3621,231 @@
           <w:rFonts w:eastAsia="Aptos" w:cs="Times New Roman"/>
           <w:kern w:val="2"/>
           <w:szCs w:val="28"/>
+          <w14:ligatures w14:val="standardContextual"/>
+        </w:rPr>
+        <w:t xml:space="preserve">Коммутаторы можно разделить на управляемые и неуправляемые. Неуправляемые коммутаторы, как более дешёвый вариант, применяются, когда в сеть не требуется вносить каких-либо усложнений, и просто требуется, чтобы те или иные устройства были подключены в одну подсеть (например, соединить компьютер, </w:t>
+      </w:r>
+      <w:r>
+        <w:rPr>
+          <w:rFonts w:eastAsia="Aptos" w:cs="Times New Roman"/>
+          <w:kern w:val="2"/>
+          <w:szCs w:val="28"/>
+          <w:lang w:val="en-US"/>
+          <w14:ligatures w14:val="standardContextual"/>
+        </w:rPr>
+        <w:t>IP</w:t>
+      </w:r>
+      <w:r>
+        <w:rPr>
+          <w:rFonts w:eastAsia="Aptos" w:cs="Times New Roman"/>
+          <w:kern w:val="2"/>
+          <w:szCs w:val="28"/>
+          <w14:ligatures w14:val="standardContextual"/>
+        </w:rPr>
+        <w:t xml:space="preserve">-телефонию и принтер). Управляемые коммутаторы, </w:t>
+      </w:r>
+      <w:r>
+        <w:rPr>
+          <w:rFonts w:eastAsia="Aptos" w:cs="Times New Roman"/>
+          <w:kern w:val="2"/>
+          <w:szCs w:val="28"/>
+          <w14:ligatures w14:val="standardContextual"/>
+        </w:rPr>
+        <w:lastRenderedPageBreak/>
+        <w:t xml:space="preserve">в свою очередь, позволяют настроить такие функции как </w:t>
+      </w:r>
+      <w:r>
+        <w:rPr>
+          <w:rFonts w:eastAsia="Aptos" w:cs="Times New Roman"/>
+          <w:kern w:val="2"/>
+          <w:szCs w:val="28"/>
+          <w:lang w:val="en-US"/>
+          <w14:ligatures w14:val="standardContextual"/>
+        </w:rPr>
+        <w:t>VLAN</w:t>
+      </w:r>
+      <w:r>
+        <w:rPr>
+          <w:rFonts w:eastAsia="Aptos" w:cs="Times New Roman"/>
+          <w:kern w:val="2"/>
+          <w:szCs w:val="28"/>
+          <w14:ligatures w14:val="standardContextual"/>
+        </w:rPr>
+        <w:t xml:space="preserve"> (</w:t>
+      </w:r>
+      <w:r>
+        <w:rPr>
+          <w:rFonts w:eastAsia="Aptos" w:cs="Times New Roman"/>
+          <w:kern w:val="2"/>
+          <w:szCs w:val="28"/>
+          <w:lang w:val="en-US"/>
+          <w14:ligatures w14:val="standardContextual"/>
+        </w:rPr>
+        <w:t>Virtual</w:t>
+      </w:r>
+      <w:r>
+        <w:rPr>
+          <w:rFonts w:eastAsia="Aptos" w:cs="Times New Roman"/>
+          <w:kern w:val="2"/>
+          <w:szCs w:val="28"/>
+          <w14:ligatures w14:val="standardContextual"/>
+        </w:rPr>
+        <w:t xml:space="preserve"> </w:t>
+      </w:r>
+      <w:r>
+        <w:rPr>
+          <w:rFonts w:eastAsia="Aptos" w:cs="Times New Roman"/>
+          <w:kern w:val="2"/>
+          <w:szCs w:val="28"/>
+          <w:lang w:val="en-US"/>
+          <w14:ligatures w14:val="standardContextual"/>
+        </w:rPr>
+        <w:t>Private</w:t>
+      </w:r>
+      <w:r>
+        <w:rPr>
+          <w:rFonts w:eastAsia="Aptos" w:cs="Times New Roman"/>
+          <w:kern w:val="2"/>
+          <w:szCs w:val="28"/>
+          <w14:ligatures w14:val="standardContextual"/>
+        </w:rPr>
+        <w:t xml:space="preserve"> </w:t>
+      </w:r>
+      <w:r>
+        <w:rPr>
+          <w:rFonts w:eastAsia="Aptos" w:cs="Times New Roman"/>
+          <w:kern w:val="2"/>
+          <w:szCs w:val="28"/>
+          <w:lang w:val="en-US"/>
+          <w14:ligatures w14:val="standardContextual"/>
+        </w:rPr>
+        <w:t>Network</w:t>
+      </w:r>
+      <w:r>
+        <w:rPr>
+          <w:rFonts w:eastAsia="Aptos" w:cs="Times New Roman"/>
+          <w:kern w:val="2"/>
+          <w:szCs w:val="28"/>
+          <w14:ligatures w14:val="standardContextual"/>
+        </w:rPr>
+        <w:t>)</w:t>
+      </w:r>
+      <w:r>
+        <w:rPr>
+          <w:rFonts w:eastAsia="Aptos" w:cs="Times New Roman"/>
+          <w:kern w:val="2"/>
+          <w:szCs w:val="28"/>
+          <w14:ligatures w14:val="standardContextual"/>
+        </w:rPr>
+        <w:t xml:space="preserve">, агрегацию и </w:t>
+      </w:r>
+      <w:proofErr w:type="gramStart"/>
+      <w:r>
+        <w:rPr>
+          <w:rFonts w:eastAsia="Aptos" w:cs="Times New Roman"/>
+          <w:kern w:val="2"/>
+          <w:szCs w:val="28"/>
+          <w14:ligatures w14:val="standardContextual"/>
+        </w:rPr>
+        <w:t>т.п.</w:t>
+      </w:r>
+      <w:r>
+        <w:rPr>
+          <w:rFonts w:eastAsia="Aptos" w:cs="Times New Roman"/>
+          <w:kern w:val="2"/>
+          <w:szCs w:val="28"/>
+          <w14:ligatures w14:val="standardContextual"/>
+        </w:rPr>
+        <w:t>.</w:t>
+      </w:r>
+      <w:proofErr w:type="gramEnd"/>
+      <w:r>
+        <w:rPr>
+          <w:rFonts w:eastAsia="Aptos" w:cs="Times New Roman"/>
+          <w:kern w:val="2"/>
+          <w:szCs w:val="28"/>
+          <w14:ligatures w14:val="standardContextual"/>
+        </w:rPr>
+        <w:t xml:space="preserve"> </w:t>
+      </w:r>
+      <w:r>
+        <w:rPr>
+          <w:rFonts w:eastAsia="Aptos" w:cs="Times New Roman"/>
+          <w:kern w:val="2"/>
+          <w:szCs w:val="28"/>
+          <w:lang w:val="en-US"/>
+          <w14:ligatures w14:val="standardContextual"/>
+        </w:rPr>
+        <w:t>VLAN</w:t>
+      </w:r>
+      <w:r>
+        <w:rPr>
+          <w:rFonts w:eastAsia="Aptos" w:cs="Times New Roman"/>
+          <w:kern w:val="2"/>
+          <w:szCs w:val="28"/>
+          <w14:ligatures w14:val="standardContextual"/>
+        </w:rPr>
+        <w:t xml:space="preserve"> –</w:t>
+      </w:r>
+      <w:r>
+        <w:rPr>
+          <w:rFonts w:eastAsia="Aptos" w:cs="Times New Roman"/>
+          <w:kern w:val="2"/>
+          <w:szCs w:val="28"/>
+          <w14:ligatures w14:val="standardContextual"/>
+        </w:rPr>
+        <w:t xml:space="preserve"> э</w:t>
+      </w:r>
+      <w:r>
+        <w:rPr>
+          <w:rFonts w:eastAsia="Aptos" w:cs="Times New Roman"/>
+          <w:kern w:val="2"/>
+          <w:szCs w:val="28"/>
+          <w14:ligatures w14:val="standardContextual"/>
+        </w:rPr>
+        <w:t>то технология, которая позволяет более абстрактно группировать устройства в подсети. Таким образом, становится возможным как разделить устройства, подключённые к одному коммутатору, друг от друга, так и объединить устройства в виртуальную подсеть, даже если в действительности они находятся в разных подсетях. При разработке</w:t>
+      </w:r>
+      <w:r>
+        <w:rPr>
+          <w:rFonts w:eastAsia="Aptos" w:cs="Times New Roman"/>
+          <w:kern w:val="2"/>
+          <w:szCs w:val="28"/>
+          <w14:ligatures w14:val="standardContextual"/>
+        </w:rPr>
+        <w:t xml:space="preserve"> программного продукта</w:t>
+      </w:r>
+      <w:r>
+        <w:rPr>
+          <w:rFonts w:eastAsia="Aptos" w:cs="Times New Roman"/>
+          <w:kern w:val="2"/>
+          <w:szCs w:val="28"/>
+          <w14:ligatures w14:val="standardContextual"/>
+        </w:rPr>
+        <w:t xml:space="preserve"> необходимо учитывать эту особенность сетей.</w:t>
+      </w:r>
+    </w:p>
+    <w:p>
+      <w:pPr>
+        <w:spacing w:after="0"/>
+        <w:ind w:firstLine="709"/>
+        <w:rPr>
+          <w:rFonts w:eastAsia="Aptos" w:cs="Times New Roman"/>
+          <w:kern w:val="2"/>
+          <w:szCs w:val="28"/>
+          <w14:ligatures w14:val="standardContextual"/>
+        </w:rPr>
+      </w:pPr>
+      <w:r>
+        <w:rPr>
+          <w:rFonts w:eastAsia="Aptos" w:cs="Times New Roman"/>
+          <w:kern w:val="2"/>
+          <w:szCs w:val="28"/>
           <w:highlight w:val="yellow"/>
           <w14:ligatures w14:val="standardContextual"/>
         </w:rPr>
-        <w:t>Сюда добавить ссылку на исследование что сиска самая популярна</w:t>
-      </w:r>
+        <w:t xml:space="preserve">Сюда добавить ссылку на исследование что </w:t>
+      </w:r>
+      <w:proofErr w:type="spellStart"/>
       <w:r>
         <w:rPr>
           <w:rFonts w:eastAsia="Aptos" w:cs="Times New Roman"/>
@@ -3728,7 +3854,47 @@
           <w:highlight w:val="yellow"/>
           <w14:ligatures w14:val="standardContextual"/>
         </w:rPr>
+        <w:t>сиска</w:t>
+      </w:r>
+      <w:proofErr w:type="spellEnd"/>
+      <w:r>
+        <w:rPr>
+          <w:rFonts w:eastAsia="Aptos" w:cs="Times New Roman"/>
+          <w:kern w:val="2"/>
+          <w:szCs w:val="28"/>
+          <w:highlight w:val="yellow"/>
+          <w14:ligatures w14:val="standardContextual"/>
+        </w:rPr>
+        <w:t xml:space="preserve"> самая популярна</w:t>
+      </w:r>
+      <w:r>
+        <w:rPr>
+          <w:rFonts w:eastAsia="Aptos" w:cs="Times New Roman"/>
+          <w:kern w:val="2"/>
+          <w:szCs w:val="28"/>
+          <w:highlight w:val="yellow"/>
+          <w14:ligatures w14:val="standardContextual"/>
+        </w:rPr>
         <w:t>я или вообще вырезать</w:t>
+      </w:r>
+      <w:r>
+        <w:rPr>
+          <w:rFonts w:eastAsia="Aptos" w:cs="Times New Roman"/>
+          <w:kern w:val="2"/>
+          <w:szCs w:val="28"/>
+          <w14:ligatures w14:val="standardContextual"/>
+        </w:rPr>
+        <w:t xml:space="preserve"> </w:t>
+      </w:r>
+      <w:r>
+        <w:rPr>
+          <w:rFonts w:eastAsia="Aptos" w:cs="Times New Roman"/>
+          <w:kern w:val="2"/>
+          <w:szCs w:val="28"/>
+          <w:highlight w:val="yellow"/>
+          <w14:ligatures w14:val="standardContextual"/>
+        </w:rPr>
+        <w:t>коммутаторы конкретные не надо, нужно указать про то, с чем работаем</w:t>
       </w:r>
     </w:p>
     <w:p>
@@ -3861,6 +4027,7 @@
           <w:rFonts w:eastAsia="Aptos" w:cs="Times New Roman"/>
           <w:kern w:val="2"/>
           <w:szCs w:val="28"/>
+          <w:highlight w:val="yellow"/>
           <w14:ligatures w14:val="standardContextual"/>
         </w:rPr>
         <w:t xml:space="preserve">Рисунок 1.1 – Коммутатор </w:t>
@@ -3870,6 +4037,7 @@
           <w:rFonts w:eastAsia="Aptos" w:cs="Times New Roman"/>
           <w:kern w:val="2"/>
           <w:szCs w:val="28"/>
+          <w:highlight w:val="yellow"/>
           <w:lang w:val="en-US"/>
           <w14:ligatures w14:val="standardContextual"/>
         </w:rPr>
@@ -3880,6 +4048,7 @@
           <w:rFonts w:eastAsia="Aptos" w:cs="Times New Roman"/>
           <w:kern w:val="2"/>
           <w:szCs w:val="28"/>
+          <w:highlight w:val="yellow"/>
           <w14:ligatures w14:val="standardContextual"/>
         </w:rPr>
         <w:t xml:space="preserve"> 2960</w:t>
@@ -3941,7 +4110,17 @@
           <w:szCs w:val="28"/>
           <w14:ligatures w14:val="standardContextual"/>
         </w:rPr>
-        <w:t>-адрес, а также таблицы маршрутизации. Различаются устройства тем, что коммутатор третьего уровня производит маршрутизацию физически, за счёт особый встроенных микросхем, когда как маршрутизаторы определяют маршрут путём программных вычислений. Таким образом, коммутаторы третьего уровня более приспособлены к большим объёмам траффика, чем обуславливается их более высокая цена на рынке.</w:t>
+        <w:t xml:space="preserve">-адрес, а также таблицы маршрутизации. Различаются устройства тем, что коммутатор третьего уровня производит маршрутизацию физически, за счёт особый встроенных микросхем, когда как маршрутизаторы определяют маршрут путём программных вычислений. Таким образом, коммутаторы </w:t>
+      </w:r>
+      <w:r>
+        <w:rPr>
+          <w:rFonts w:eastAsia="Aptos" w:cs="Times New Roman"/>
+          <w:kern w:val="2"/>
+          <w:szCs w:val="28"/>
+          <w14:ligatures w14:val="standardContextual"/>
+        </w:rPr>
+        <w:lastRenderedPageBreak/>
+        <w:t>третьего уровня более приспособлены к большим объёмам траффика, чем обуславливается их более высокая цена на рынке.</w:t>
       </w:r>
     </w:p>
     <w:p>
@@ -3962,7 +4141,6 @@
           <w:szCs w:val="28"/>
           <w14:ligatures w14:val="standardContextual"/>
         </w:rPr>
-        <w:lastRenderedPageBreak/>
         <w:t>Современные маршрутизаторы и коммутаторы третьего уровня предоставляют возможность настройки межсетевого экрана для фильтрации траффика. При разработке требований следует рассмотреть возможность изменения списка правил фильтрации посредством разрабатываемого ПО.</w:t>
       </w:r>
     </w:p>
@@ -4059,6 +4237,7 @@
           <w:rFonts w:eastAsia="Aptos" w:cs="Times New Roman"/>
           <w:kern w:val="2"/>
           <w:szCs w:val="28"/>
+          <w:highlight w:val="yellow"/>
           <w14:ligatures w14:val="standardContextual"/>
         </w:rPr>
         <w:t xml:space="preserve">Рисунок 1.2 – Маршрутизатор </w:t>
@@ -4068,6 +4247,7 @@
           <w:rFonts w:eastAsia="Aptos" w:cs="Times New Roman"/>
           <w:kern w:val="2"/>
           <w:szCs w:val="28"/>
+          <w:highlight w:val="yellow"/>
           <w:lang w:val="en-US"/>
           <w14:ligatures w14:val="standardContextual"/>
         </w:rPr>
@@ -4078,6 +4258,7 @@
           <w:rFonts w:eastAsia="Aptos" w:cs="Times New Roman"/>
           <w:kern w:val="2"/>
           <w:szCs w:val="28"/>
+          <w:highlight w:val="yellow"/>
           <w14:ligatures w14:val="standardContextual"/>
         </w:rPr>
         <w:t xml:space="preserve"> 3960</w:t>
@@ -4101,7 +4282,47 @@
           <w:szCs w:val="28"/>
           <w14:ligatures w14:val="standardContextual"/>
         </w:rPr>
-        <w:t>Межсетевой экран, работающий в той или иной степени на втором, третьем, четвёртом и седьмом уровнях, может быть организован программно, в виде прошивки маршрутизатора или утилиты на персональном компьютере, или аппаратно, в виде отдельного устройства. Аппаратный файервол может представать как в виде выделенной пользовательской машины, на которой не выполняется посторонних служб, так и в виде специализированного устройства. Принцип настройки специализированного устройства схож с настройкой коммутатора или маршрутизатора – всё происходит посредством встроенных средств. Считается, что специализированные аппаратные файерволы (отдельные устройства) более надёжны, производительны и просты в обращении, отчего в случаях, когда безопасность сети превыше всего, выбор часто падает именно на них. При разработке</w:t>
+        <w:t xml:space="preserve">Межсетевой экран, работающий в той или иной степени на втором, третьем, четвёртом и седьмом уровнях, может быть организован </w:t>
+      </w:r>
+      <w:proofErr w:type="spellStart"/>
+      <w:r>
+        <w:rPr>
+          <w:rFonts w:eastAsia="Aptos" w:cs="Times New Roman"/>
+          <w:kern w:val="2"/>
+          <w:szCs w:val="28"/>
+          <w14:ligatures w14:val="standardContextual"/>
+        </w:rPr>
+        <w:t>программно</w:t>
+      </w:r>
+      <w:proofErr w:type="spellEnd"/>
+      <w:r>
+        <w:rPr>
+          <w:rFonts w:eastAsia="Aptos" w:cs="Times New Roman"/>
+          <w:kern w:val="2"/>
+          <w:szCs w:val="28"/>
+          <w14:ligatures w14:val="standardContextual"/>
+        </w:rPr>
+        <w:t xml:space="preserve">, в виде прошивки маршрутизатора или утилиты на персональном компьютере, или </w:t>
+      </w:r>
+      <w:proofErr w:type="spellStart"/>
+      <w:r>
+        <w:rPr>
+          <w:rFonts w:eastAsia="Aptos" w:cs="Times New Roman"/>
+          <w:kern w:val="2"/>
+          <w:szCs w:val="28"/>
+          <w14:ligatures w14:val="standardContextual"/>
+        </w:rPr>
+        <w:t>аппаратно</w:t>
+      </w:r>
+      <w:proofErr w:type="spellEnd"/>
+      <w:r>
+        <w:rPr>
+          <w:rFonts w:eastAsia="Aptos" w:cs="Times New Roman"/>
+          <w:kern w:val="2"/>
+          <w:szCs w:val="28"/>
+          <w14:ligatures w14:val="standardContextual"/>
+        </w:rPr>
+        <w:t>, в виде отдельного устройства. Аппаратный файервол может представать как в виде выделенной пользовательской машины, на которой не выполняется посторонних служб, так и в виде специализированного устройства. Принцип настройки специализированного устройства схож с настройкой коммутатора или маршрутизатора – всё происходит посредством встроенных средств. Считается, что специализированные аппаратные файерволы (отдельные устройства) более надёжны, производительны и просты в обращении, отчего в случаях, когда безопасность сети превыше всего, выбор часто падает именно на них. При разработке</w:t>
       </w:r>
       <w:r>
         <w:rPr>
@@ -4140,6 +4361,7 @@
           <w:szCs w:val="28"/>
           <w14:ligatures w14:val="standardContextual"/>
         </w:rPr>
+        <w:lastRenderedPageBreak/>
         <w:t>На рисунке 1.3 представлен аппаратный файервол.</w:t>
       </w:r>
     </w:p>
@@ -4162,7 +4384,6 @@
           <w:szCs w:val="28"/>
           <w14:ligatures w14:val="standardContextual"/>
         </w:rPr>
-        <w:lastRenderedPageBreak/>
         <w:drawing>
           <wp:inline distT="0" distB="0" distL="0" distR="0" wp14:anchorId="5432927D" wp14:editId="332A961C">
             <wp:extent cx="4905375" cy="1657498"/>
@@ -4481,6 +4702,7 @@
           <w:szCs w:val="28"/>
           <w14:ligatures w14:val="standardContextual"/>
         </w:rPr>
+        <w:lastRenderedPageBreak/>
         <w:t>Смешанная топология</w:t>
       </w:r>
       <w:r>
@@ -4499,17 +4721,7 @@
           <w:szCs w:val="28"/>
           <w14:ligatures w14:val="standardContextual"/>
         </w:rPr>
-        <w:t xml:space="preserve"> того, что в конкретных случаях сеть выстраивается не по </w:t>
-      </w:r>
-      <w:r>
-        <w:rPr>
-          <w:rFonts w:eastAsia="Aptos" w:cs="Times New Roman"/>
-          <w:kern w:val="2"/>
-          <w:szCs w:val="28"/>
-          <w14:ligatures w14:val="standardContextual"/>
-        </w:rPr>
-        <w:lastRenderedPageBreak/>
-        <w:t>шаблонам, а в зависимости от нужд пользователей и физических особенностей рабочих помещений</w:t>
+        <w:t xml:space="preserve"> того, что в конкретных случаях сеть выстраивается не по шаблонам, а в зависимости от нужд пользователей и физических особенностей рабочих помещений</w:t>
       </w:r>
       <w:r>
         <w:rPr>
@@ -4680,6 +4892,7 @@
           <w:rFonts w:eastAsia="Aptos" w:cs="Times New Roman"/>
           <w:kern w:val="2"/>
           <w:szCs w:val="28"/>
+          <w:highlight w:val="yellow"/>
           <w14:ligatures w14:val="standardContextual"/>
         </w:rPr>
         <w:t>1.1.3 Сегрегация сети</w:t>
@@ -4821,6 +5034,37 @@
         </w:rPr>
         <w:t>-ы</w:t>
       </w:r>
+      <w:r>
+        <w:rPr>
+          <w:rFonts w:eastAsia="Aptos" w:cs="Times New Roman"/>
+          <w:kern w:val="2"/>
+          <w:szCs w:val="28"/>
+          <w14:ligatures w14:val="standardContextual"/>
+        </w:rPr>
+        <w:t xml:space="preserve"> </w:t>
+      </w:r>
+      <w:proofErr w:type="spellStart"/>
+      <w:r>
+        <w:rPr>
+          <w:rFonts w:eastAsia="Aptos" w:cs="Times New Roman"/>
+          <w:kern w:val="2"/>
+          <w:szCs w:val="28"/>
+          <w:highlight w:val="yellow"/>
+          <w14:ligatures w14:val="standardContextual"/>
+        </w:rPr>
+        <w:t>вланы</w:t>
+      </w:r>
+      <w:proofErr w:type="spellEnd"/>
+      <w:r>
+        <w:rPr>
+          <w:rFonts w:eastAsia="Aptos" w:cs="Times New Roman"/>
+          <w:kern w:val="2"/>
+          <w:szCs w:val="28"/>
+          <w:highlight w:val="yellow"/>
+          <w14:ligatures w14:val="standardContextual"/>
+        </w:rPr>
+        <w:t xml:space="preserve"> не нада</w:t>
+      </w:r>
     </w:p>
     <w:p>
       <w:pPr>
@@ -5079,20 +5323,22 @@
         <w:ind w:firstLine="709"/>
         <w:rPr>
           <w:rFonts w:eastAsia="Aptos" w:cs="Times New Roman"/>
-          <w:kern w:val="2"/>
-          <w:szCs w:val="28"/>
-          <w14:ligatures w14:val="standardContextual"/>
-        </w:rPr>
-      </w:pPr>
-      <w:r>
-        <w:rPr>
-          <w:rFonts w:eastAsia="Aptos" w:cs="Times New Roman"/>
           <w:b/>
           <w:bCs/>
           <w:kern w:val="2"/>
           <w:szCs w:val="28"/>
           <w14:ligatures w14:val="standardContextual"/>
         </w:rPr>
+      </w:pPr>
+      <w:r>
+        <w:rPr>
+          <w:rFonts w:eastAsia="Aptos" w:cs="Times New Roman"/>
+          <w:b/>
+          <w:bCs/>
+          <w:kern w:val="2"/>
+          <w:szCs w:val="28"/>
+          <w14:ligatures w14:val="standardContextual"/>
+        </w:rPr>
         <w:t>1.2 Обслуживание компьютерных сетей</w:t>
       </w:r>
     </w:p>
@@ -5160,6 +5406,57 @@
           <w14:ligatures w14:val="standardContextual"/>
         </w:rPr>
         <w:t xml:space="preserve"> оборудования:</w:t>
+      </w:r>
+      <w:r>
+        <w:rPr>
+          <w:rFonts w:eastAsia="Aptos" w:cs="Times New Roman"/>
+          <w:kern w:val="2"/>
+          <w:szCs w:val="28"/>
+          <w14:ligatures w14:val="standardContextual"/>
+        </w:rPr>
+        <w:t xml:space="preserve"> </w:t>
+      </w:r>
+      <w:r>
+        <w:rPr>
+          <w:rFonts w:eastAsia="Aptos" w:cs="Times New Roman"/>
+          <w:kern w:val="2"/>
+          <w:szCs w:val="28"/>
+          <w:highlight w:val="yellow"/>
+          <w14:ligatures w14:val="standardContextual"/>
+        </w:rPr>
+        <w:t xml:space="preserve">рассмотреть </w:t>
+      </w:r>
+      <w:proofErr w:type="spellStart"/>
+      <w:r>
+        <w:rPr>
+          <w:rFonts w:eastAsia="Aptos" w:cs="Times New Roman"/>
+          <w:kern w:val="2"/>
+          <w:szCs w:val="28"/>
+          <w:highlight w:val="yellow"/>
+          <w14:ligatures w14:val="standardContextual"/>
+        </w:rPr>
+        <w:t>варик</w:t>
+      </w:r>
+      <w:proofErr w:type="spellEnd"/>
+      <w:r>
+        <w:rPr>
+          <w:rFonts w:eastAsia="Aptos" w:cs="Times New Roman"/>
+          <w:kern w:val="2"/>
+          <w:szCs w:val="28"/>
+          <w:highlight w:val="yellow"/>
+          <w14:ligatures w14:val="standardContextual"/>
+        </w:rPr>
+        <w:t xml:space="preserve"> </w:t>
+      </w:r>
+      <w:r>
+        <w:rPr>
+          <w:rFonts w:eastAsia="Aptos" w:cs="Times New Roman"/>
+          <w:kern w:val="2"/>
+          <w:szCs w:val="28"/>
+          <w:highlight w:val="yellow"/>
+          <w14:ligatures w14:val="standardContextual"/>
+        </w:rPr>
+        <w:t>не списком представить, а просто текстом</w:t>
       </w:r>
     </w:p>
     <w:p>
@@ -5419,20 +5716,117 @@
           <w:rFonts w:eastAsia="Aptos" w:cs="Times New Roman"/>
           <w:kern w:val="2"/>
           <w:szCs w:val="28"/>
-          <w:highlight w:val="red"/>
-          <w14:ligatures w14:val="standardContextual"/>
-        </w:rPr>
-      </w:pPr>
-      <w:r>
-        <w:rPr>
-          <w:rFonts w:eastAsia="Aptos" w:cs="Times New Roman"/>
-          <w:kern w:val="2"/>
-          <w:szCs w:val="28"/>
-          <w:highlight w:val="red"/>
+          <w14:ligatures w14:val="standardContextual"/>
+        </w:rPr>
+      </w:pPr>
+      <w:r>
+        <w:rPr>
+          <w:rFonts w:eastAsia="Aptos" w:cs="Times New Roman"/>
+          <w:kern w:val="2"/>
+          <w:szCs w:val="28"/>
           <w14:ligatures w14:val="standardContextual"/>
         </w:rPr>
         <w:lastRenderedPageBreak/>
-        <w:t>Из вышеперечисленного следует, что объектом исследования выпускной квалификационной работы является процесс обслуживания компьютерных сетей.</w:t>
+        <w:t xml:space="preserve">Из </w:t>
+      </w:r>
+      <w:r>
+        <w:rPr>
+          <w:rFonts w:eastAsia="Aptos" w:cs="Times New Roman"/>
+          <w:kern w:val="2"/>
+          <w:szCs w:val="28"/>
+          <w14:ligatures w14:val="standardContextual"/>
+        </w:rPr>
+        <w:t xml:space="preserve">перечисленных выше мероприятий </w:t>
+      </w:r>
+      <w:r>
+        <w:rPr>
+          <w:rFonts w:eastAsia="Aptos" w:cs="Times New Roman"/>
+          <w:kern w:val="2"/>
+          <w:szCs w:val="28"/>
+          <w14:ligatures w14:val="standardContextual"/>
+        </w:rPr>
+        <w:t xml:space="preserve">непрерывно проводятся </w:t>
+      </w:r>
+      <w:r>
+        <w:rPr>
+          <w:rFonts w:eastAsia="Aptos" w:cs="Times New Roman"/>
+          <w:kern w:val="2"/>
+          <w:szCs w:val="28"/>
+          <w14:ligatures w14:val="standardContextual"/>
+        </w:rPr>
+        <w:t xml:space="preserve">такие, как </w:t>
+      </w:r>
+      <w:r>
+        <w:rPr>
+          <w:rFonts w:eastAsia="Aptos" w:cs="Times New Roman"/>
+          <w:kern w:val="2"/>
+          <w:szCs w:val="28"/>
+          <w14:ligatures w14:val="standardContextual"/>
+        </w:rPr>
+        <w:t xml:space="preserve">наблюдение и настройка. </w:t>
+      </w:r>
+      <w:r>
+        <w:rPr>
+          <w:rFonts w:eastAsia="Aptos" w:cs="Times New Roman"/>
+          <w:kern w:val="2"/>
+          <w:szCs w:val="28"/>
+          <w14:ligatures w14:val="standardContextual"/>
+        </w:rPr>
+        <w:t xml:space="preserve">Этот процесс трудоёмок и требует от оператора </w:t>
+      </w:r>
+      <w:r>
+        <w:rPr>
+          <w:rFonts w:eastAsia="Aptos" w:cs="Times New Roman"/>
+          <w:kern w:val="2"/>
+          <w:szCs w:val="28"/>
+          <w14:ligatures w14:val="standardContextual"/>
+        </w:rPr>
+        <w:t xml:space="preserve">внимания к </w:t>
+      </w:r>
+      <w:r>
+        <w:rPr>
+          <w:rFonts w:eastAsia="Aptos" w:cs="Times New Roman"/>
+          <w:kern w:val="2"/>
+          <w:szCs w:val="28"/>
+          <w14:ligatures w14:val="standardContextual"/>
+        </w:rPr>
+        <w:t>ряд</w:t>
+      </w:r>
+      <w:r>
+        <w:rPr>
+          <w:rFonts w:eastAsia="Aptos" w:cs="Times New Roman"/>
+          <w:kern w:val="2"/>
+          <w:szCs w:val="28"/>
+          <w14:ligatures w14:val="standardContextual"/>
+        </w:rPr>
+        <w:t xml:space="preserve">у </w:t>
+      </w:r>
+      <w:r>
+        <w:rPr>
+          <w:rFonts w:eastAsia="Aptos" w:cs="Times New Roman"/>
+          <w:kern w:val="2"/>
+          <w:szCs w:val="28"/>
+          <w14:ligatures w14:val="standardContextual"/>
+        </w:rPr>
+        <w:t>параметров. Поэтому в рамках ВКР</w:t>
+      </w:r>
+      <w:r>
+        <w:rPr>
+          <w:rFonts w:eastAsia="Aptos" w:cs="Times New Roman"/>
+          <w:kern w:val="2"/>
+          <w:szCs w:val="28"/>
+          <w14:ligatures w14:val="standardContextual"/>
+        </w:rPr>
+        <w:t xml:space="preserve"> требуется разработать программный продукт, автоматизирующий процессы мониторинга сети и настройки сетевых устройств.</w:t>
+      </w:r>
+      <w:r>
+        <w:rPr>
+          <w:rFonts w:eastAsia="Aptos" w:cs="Times New Roman"/>
+          <w:kern w:val="2"/>
+          <w:szCs w:val="28"/>
+          <w14:ligatures w14:val="standardContextual"/>
+        </w:rPr>
+        <w:t xml:space="preserve"> </w:t>
       </w:r>
     </w:p>
     <w:p>
@@ -5441,20 +5835,23 @@
         <w:ind w:firstLine="709"/>
         <w:rPr>
           <w:rFonts w:eastAsia="Aptos" w:cs="Times New Roman"/>
-          <w:kern w:val="2"/>
-          <w:szCs w:val="28"/>
-          <w14:ligatures w14:val="standardContextual"/>
-        </w:rPr>
-      </w:pPr>
-      <w:r>
-        <w:rPr>
-          <w:rFonts w:eastAsia="Aptos" w:cs="Times New Roman"/>
-          <w:kern w:val="2"/>
-          <w:szCs w:val="28"/>
-          <w:highlight w:val="red"/>
-          <w14:ligatures w14:val="standardContextual"/>
-        </w:rPr>
-        <w:t>Вывод что нужно создать в рамках вкр продукт чтоб автоматизировать процессы наблюдения и настройки сети</w:t>
+          <w:b/>
+          <w:bCs/>
+          <w:kern w:val="2"/>
+          <w:szCs w:val="28"/>
+          <w14:ligatures w14:val="standardContextual"/>
+        </w:rPr>
+      </w:pPr>
+      <w:r>
+        <w:rPr>
+          <w:rFonts w:eastAsia="Aptos" w:cs="Times New Roman"/>
+          <w:b/>
+          <w:bCs/>
+          <w:kern w:val="2"/>
+          <w:szCs w:val="28"/>
+          <w14:ligatures w14:val="standardContextual"/>
+        </w:rPr>
+        <w:t>1.3 Протокол SNMP</w:t>
       </w:r>
     </w:p>
     <w:p>
@@ -5475,97 +5872,7 @@
           <w:szCs w:val="28"/>
           <w14:ligatures w14:val="standardContextual"/>
         </w:rPr>
-        <w:t xml:space="preserve">Из </w:t>
-      </w:r>
-      <w:r>
-        <w:rPr>
-          <w:rFonts w:eastAsia="Aptos" w:cs="Times New Roman"/>
-          <w:kern w:val="2"/>
-          <w:szCs w:val="28"/>
-          <w14:ligatures w14:val="standardContextual"/>
-        </w:rPr>
-        <w:t xml:space="preserve">перечисленных выше мероприятий </w:t>
-      </w:r>
-      <w:r>
-        <w:rPr>
-          <w:rFonts w:eastAsia="Aptos" w:cs="Times New Roman"/>
-          <w:kern w:val="2"/>
-          <w:szCs w:val="28"/>
-          <w14:ligatures w14:val="standardContextual"/>
-        </w:rPr>
-        <w:t xml:space="preserve">непрерывно проводятся </w:t>
-      </w:r>
-      <w:r>
-        <w:rPr>
-          <w:rFonts w:eastAsia="Aptos" w:cs="Times New Roman"/>
-          <w:kern w:val="2"/>
-          <w:szCs w:val="28"/>
-          <w14:ligatures w14:val="standardContextual"/>
-        </w:rPr>
-        <w:t xml:space="preserve">такие, как </w:t>
-      </w:r>
-      <w:r>
-        <w:rPr>
-          <w:rFonts w:eastAsia="Aptos" w:cs="Times New Roman"/>
-          <w:kern w:val="2"/>
-          <w:szCs w:val="28"/>
-          <w14:ligatures w14:val="standardContextual"/>
-        </w:rPr>
-        <w:t xml:space="preserve">наблюдение и настройка. </w:t>
-      </w:r>
-      <w:r>
-        <w:rPr>
-          <w:rFonts w:eastAsia="Aptos" w:cs="Times New Roman"/>
-          <w:kern w:val="2"/>
-          <w:szCs w:val="28"/>
-          <w14:ligatures w14:val="standardContextual"/>
-        </w:rPr>
-        <w:t xml:space="preserve">Этот процесс трудоёмок и требует от оператора </w:t>
-      </w:r>
-      <w:r>
-        <w:rPr>
-          <w:rFonts w:eastAsia="Aptos" w:cs="Times New Roman"/>
-          <w:kern w:val="2"/>
-          <w:szCs w:val="28"/>
-          <w14:ligatures w14:val="standardContextual"/>
-        </w:rPr>
-        <w:t xml:space="preserve">внимания к </w:t>
-      </w:r>
-      <w:r>
-        <w:rPr>
-          <w:rFonts w:eastAsia="Aptos" w:cs="Times New Roman"/>
-          <w:kern w:val="2"/>
-          <w:szCs w:val="28"/>
-          <w14:ligatures w14:val="standardContextual"/>
-        </w:rPr>
-        <w:t>ряд</w:t>
-      </w:r>
-      <w:r>
-        <w:rPr>
-          <w:rFonts w:eastAsia="Aptos" w:cs="Times New Roman"/>
-          <w:kern w:val="2"/>
-          <w:szCs w:val="28"/>
-          <w14:ligatures w14:val="standardContextual"/>
-        </w:rPr>
-        <w:t xml:space="preserve">у </w:t>
-      </w:r>
-      <w:r>
-        <w:rPr>
-          <w:rFonts w:eastAsia="Aptos" w:cs="Times New Roman"/>
-          <w:kern w:val="2"/>
-          <w:szCs w:val="28"/>
-          <w14:ligatures w14:val="standardContextual"/>
-        </w:rPr>
-        <w:t>параметров. Поэтому в рамках ВКР</w:t>
-      </w:r>
-      <w:r>
-        <w:rPr>
-          <w:rFonts w:eastAsia="Aptos" w:cs="Times New Roman"/>
-          <w:kern w:val="2"/>
-          <w:szCs w:val="28"/>
-          <w14:ligatures w14:val="standardContextual"/>
-        </w:rPr>
-        <w:t xml:space="preserve"> требуется разработать программный продукт, автоматизирующий процессы мониторинга сети и настройки сетевых устройств.</w:t>
+        <w:t>Для проведения своевременного обслуживания и оперативной замены вышедших из строя узлов требуется средство диагностики, способное информировать оператора о состоянии устройств сети. Эти средства называются системы мониторинга. Самая простая система мониторинга представляет из себя программный комплекс, развёрнутый как на устройстве, с которого снимаются показания (такие как температура процессора, загруженность программных ядер, скорость оборотов вентиляторов и т.д.), так и на устройстве, на котором происходит приём показаний оператором. Для</w:t>
       </w:r>
       <w:r>
         <w:rPr>
@@ -5575,6 +5882,274 @@
           <w14:ligatures w14:val="standardContextual"/>
         </w:rPr>
         <w:t xml:space="preserve"> </w:t>
+      </w:r>
+      <w:r>
+        <w:rPr>
+          <w:rFonts w:eastAsia="Aptos" w:cs="Times New Roman"/>
+          <w:kern w:val="2"/>
+          <w:szCs w:val="28"/>
+          <w14:ligatures w14:val="standardContextual"/>
+        </w:rPr>
+        <w:t>таких</w:t>
+      </w:r>
+      <w:r>
+        <w:rPr>
+          <w:rFonts w:eastAsia="Aptos" w:cs="Times New Roman"/>
+          <w:kern w:val="2"/>
+          <w:szCs w:val="28"/>
+          <w14:ligatures w14:val="standardContextual"/>
+        </w:rPr>
+        <w:t xml:space="preserve"> </w:t>
+      </w:r>
+      <w:r>
+        <w:rPr>
+          <w:rFonts w:eastAsia="Aptos" w:cs="Times New Roman"/>
+          <w:kern w:val="2"/>
+          <w:szCs w:val="28"/>
+          <w14:ligatures w14:val="standardContextual"/>
+        </w:rPr>
+        <w:t>целей</w:t>
+      </w:r>
+      <w:r>
+        <w:rPr>
+          <w:rFonts w:eastAsia="Aptos" w:cs="Times New Roman"/>
+          <w:kern w:val="2"/>
+          <w:szCs w:val="28"/>
+          <w14:ligatures w14:val="standardContextual"/>
+        </w:rPr>
+        <w:t xml:space="preserve"> </w:t>
+      </w:r>
+      <w:r>
+        <w:rPr>
+          <w:rFonts w:eastAsia="Aptos" w:cs="Times New Roman"/>
+          <w:kern w:val="2"/>
+          <w:szCs w:val="28"/>
+          <w14:ligatures w14:val="standardContextual"/>
+        </w:rPr>
+        <w:t>существует</w:t>
+      </w:r>
+      <w:r>
+        <w:rPr>
+          <w:rFonts w:eastAsia="Aptos" w:cs="Times New Roman"/>
+          <w:kern w:val="2"/>
+          <w:szCs w:val="28"/>
+          <w14:ligatures w14:val="standardContextual"/>
+        </w:rPr>
+        <w:t xml:space="preserve"> </w:t>
+      </w:r>
+      <w:r>
+        <w:rPr>
+          <w:rFonts w:eastAsia="Aptos" w:cs="Times New Roman"/>
+          <w:kern w:val="2"/>
+          <w:szCs w:val="28"/>
+          <w14:ligatures w14:val="standardContextual"/>
+        </w:rPr>
+        <w:t>протокол</w:t>
+      </w:r>
+      <w:r>
+        <w:rPr>
+          <w:rFonts w:eastAsia="Aptos" w:cs="Times New Roman"/>
+          <w:kern w:val="2"/>
+          <w:szCs w:val="28"/>
+          <w14:ligatures w14:val="standardContextual"/>
+        </w:rPr>
+        <w:t xml:space="preserve"> </w:t>
+      </w:r>
+      <w:r>
+        <w:rPr>
+          <w:rFonts w:eastAsia="Aptos" w:cs="Times New Roman"/>
+          <w:kern w:val="2"/>
+          <w:szCs w:val="28"/>
+          <w:lang w:val="en-US"/>
+          <w14:ligatures w14:val="standardContextual"/>
+        </w:rPr>
+        <w:t>SNMP</w:t>
+      </w:r>
+      <w:r>
+        <w:rPr>
+          <w:rFonts w:eastAsia="Aptos" w:cs="Times New Roman"/>
+          <w:kern w:val="2"/>
+          <w:szCs w:val="28"/>
+          <w14:ligatures w14:val="standardContextual"/>
+        </w:rPr>
+        <w:t xml:space="preserve"> </w:t>
+      </w:r>
+      <w:r>
+        <w:rPr>
+          <w:rFonts w:eastAsia="Aptos" w:cs="Times New Roman"/>
+          <w:kern w:val="2"/>
+          <w:szCs w:val="28"/>
+          <w14:ligatures w14:val="standardContextual"/>
+        </w:rPr>
+        <w:t>(</w:t>
+      </w:r>
+      <w:r>
+        <w:rPr>
+          <w:rFonts w:eastAsia="Aptos" w:cs="Times New Roman"/>
+          <w:kern w:val="2"/>
+          <w:szCs w:val="28"/>
+          <w:lang w:val="en-US"/>
+          <w14:ligatures w14:val="standardContextual"/>
+        </w:rPr>
+        <w:t>Simple</w:t>
+      </w:r>
+      <w:r>
+        <w:rPr>
+          <w:rFonts w:eastAsia="Aptos" w:cs="Times New Roman"/>
+          <w:kern w:val="2"/>
+          <w:szCs w:val="28"/>
+          <w14:ligatures w14:val="standardContextual"/>
+        </w:rPr>
+        <w:t xml:space="preserve"> </w:t>
+      </w:r>
+      <w:r>
+        <w:rPr>
+          <w:rFonts w:eastAsia="Aptos" w:cs="Times New Roman"/>
+          <w:kern w:val="2"/>
+          <w:szCs w:val="28"/>
+          <w:lang w:val="en-US"/>
+          <w14:ligatures w14:val="standardContextual"/>
+        </w:rPr>
+        <w:t>Network</w:t>
+      </w:r>
+      <w:r>
+        <w:rPr>
+          <w:rFonts w:eastAsia="Aptos" w:cs="Times New Roman"/>
+          <w:kern w:val="2"/>
+          <w:szCs w:val="28"/>
+          <w14:ligatures w14:val="standardContextual"/>
+        </w:rPr>
+        <w:t xml:space="preserve"> </w:t>
+      </w:r>
+      <w:r>
+        <w:rPr>
+          <w:rFonts w:eastAsia="Aptos" w:cs="Times New Roman"/>
+          <w:kern w:val="2"/>
+          <w:szCs w:val="28"/>
+          <w:lang w:val="en-US"/>
+          <w14:ligatures w14:val="standardContextual"/>
+        </w:rPr>
+        <w:t>Management</w:t>
+      </w:r>
+      <w:r>
+        <w:rPr>
+          <w:rFonts w:eastAsia="Aptos" w:cs="Times New Roman"/>
+          <w:kern w:val="2"/>
+          <w:szCs w:val="28"/>
+          <w14:ligatures w14:val="standardContextual"/>
+        </w:rPr>
+        <w:t xml:space="preserve"> </w:t>
+      </w:r>
+      <w:r>
+        <w:rPr>
+          <w:rFonts w:eastAsia="Aptos" w:cs="Times New Roman"/>
+          <w:kern w:val="2"/>
+          <w:szCs w:val="28"/>
+          <w:lang w:val="en-US"/>
+          <w14:ligatures w14:val="standardContextual"/>
+        </w:rPr>
+        <w:t>Protocol</w:t>
+      </w:r>
+      <w:r>
+        <w:rPr>
+          <w:rFonts w:eastAsia="Aptos" w:cs="Times New Roman"/>
+          <w:kern w:val="2"/>
+          <w:szCs w:val="28"/>
+          <w14:ligatures w14:val="standardContextual"/>
+        </w:rPr>
+        <w:t>)</w:t>
+      </w:r>
+      <w:r>
+        <w:rPr>
+          <w:rFonts w:eastAsia="Aptos" w:cs="Times New Roman"/>
+          <w:kern w:val="2"/>
+          <w:szCs w:val="28"/>
+          <w14:ligatures w14:val="standardContextual"/>
+        </w:rPr>
+        <w:t xml:space="preserve">. </w:t>
+      </w:r>
+      <w:r>
+        <w:rPr>
+          <w:rFonts w:eastAsia="Aptos" w:cs="Times New Roman"/>
+          <w:kern w:val="2"/>
+          <w:szCs w:val="28"/>
+          <w14:ligatures w14:val="standardContextual"/>
+        </w:rPr>
+        <w:t xml:space="preserve">Устройство, с которого снимают показания, называется </w:t>
+      </w:r>
+      <w:r>
+        <w:rPr>
+          <w:rFonts w:eastAsia="Aptos" w:cs="Times New Roman"/>
+          <w:kern w:val="2"/>
+          <w:szCs w:val="28"/>
+          <w:lang w:val="en-US"/>
+          <w14:ligatures w14:val="standardContextual"/>
+        </w:rPr>
+        <w:t>SNMP</w:t>
+      </w:r>
+      <w:r>
+        <w:rPr>
+          <w:rFonts w:eastAsia="Aptos" w:cs="Times New Roman"/>
+          <w:kern w:val="2"/>
+          <w:szCs w:val="28"/>
+          <w14:ligatures w14:val="standardContextual"/>
+        </w:rPr>
+        <w:t xml:space="preserve">-агентом, а устройство, на котором принимают – </w:t>
+      </w:r>
+      <w:r>
+        <w:rPr>
+          <w:rFonts w:eastAsia="Aptos" w:cs="Times New Roman"/>
+          <w:kern w:val="2"/>
+          <w:szCs w:val="28"/>
+          <w:lang w:val="en-US"/>
+          <w14:ligatures w14:val="standardContextual"/>
+        </w:rPr>
+        <w:t>SNMP</w:t>
+      </w:r>
+      <w:r>
+        <w:rPr>
+          <w:rFonts w:eastAsia="Aptos" w:cs="Times New Roman"/>
+          <w:kern w:val="2"/>
+          <w:szCs w:val="28"/>
+          <w14:ligatures w14:val="standardContextual"/>
+        </w:rPr>
+        <w:t>-</w:t>
+      </w:r>
+      <w:r>
+        <w:rPr>
+          <w:rFonts w:eastAsia="Aptos" w:cs="Times New Roman"/>
+          <w:kern w:val="2"/>
+          <w:szCs w:val="28"/>
+          <w14:ligatures w14:val="standardContextual"/>
+        </w:rPr>
+        <w:t>сервером</w:t>
+      </w:r>
+      <w:r>
+        <w:rPr>
+          <w:rFonts w:eastAsia="Aptos" w:cs="Times New Roman"/>
+          <w:kern w:val="2"/>
+          <w:szCs w:val="28"/>
+          <w14:ligatures w14:val="standardContextual"/>
+        </w:rPr>
+        <w:t>. Таким образом, для построения системы мониторинга, требуется один компьютер-</w:t>
+      </w:r>
+      <w:r>
+        <w:rPr>
+          <w:rFonts w:eastAsia="Aptos" w:cs="Times New Roman"/>
+          <w:kern w:val="2"/>
+          <w:szCs w:val="28"/>
+          <w14:ligatures w14:val="standardContextual"/>
+        </w:rPr>
+        <w:t>сервер</w:t>
+      </w:r>
+      <w:r>
+        <w:rPr>
+          <w:rFonts w:eastAsia="Aptos" w:cs="Times New Roman"/>
+          <w:kern w:val="2"/>
+          <w:szCs w:val="28"/>
+          <w14:ligatures w14:val="standardContextual"/>
+        </w:rPr>
+        <w:t xml:space="preserve"> и множество агентов, развёрнутых на тех или иных устройствах. </w:t>
       </w:r>
     </w:p>
     <w:p>
@@ -5583,23 +6158,76 @@
         <w:ind w:firstLine="709"/>
         <w:rPr>
           <w:rFonts w:eastAsia="Aptos" w:cs="Times New Roman"/>
-          <w:b/>
-          <w:bCs/>
-          <w:kern w:val="2"/>
-          <w:szCs w:val="28"/>
-          <w14:ligatures w14:val="standardContextual"/>
-        </w:rPr>
-      </w:pPr>
-      <w:r>
-        <w:rPr>
-          <w:rFonts w:eastAsia="Aptos" w:cs="Times New Roman"/>
-          <w:b/>
-          <w:bCs/>
-          <w:kern w:val="2"/>
-          <w:szCs w:val="28"/>
-          <w14:ligatures w14:val="standardContextual"/>
-        </w:rPr>
-        <w:t>1.3 Протокол SNMP</w:t>
+          <w:kern w:val="2"/>
+          <w:szCs w:val="28"/>
+          <w14:ligatures w14:val="standardContextual"/>
+        </w:rPr>
+      </w:pPr>
+      <w:r>
+        <w:rPr>
+          <w:rFonts w:eastAsia="Aptos" w:cs="Times New Roman"/>
+          <w:kern w:val="2"/>
+          <w:szCs w:val="28"/>
+          <w14:ligatures w14:val="standardContextual"/>
+        </w:rPr>
+        <w:t xml:space="preserve">На сегодняшний день существует несколько версий протокола </w:t>
+      </w:r>
+      <w:r>
+        <w:rPr>
+          <w:rFonts w:eastAsia="Aptos" w:cs="Times New Roman"/>
+          <w:kern w:val="2"/>
+          <w:szCs w:val="28"/>
+          <w:lang w:val="en-US"/>
+          <w14:ligatures w14:val="standardContextual"/>
+        </w:rPr>
+        <w:t>SNMP</w:t>
+      </w:r>
+      <w:r>
+        <w:rPr>
+          <w:rFonts w:eastAsia="Aptos" w:cs="Times New Roman"/>
+          <w:kern w:val="2"/>
+          <w:szCs w:val="28"/>
+          <w14:ligatures w14:val="standardContextual"/>
+        </w:rPr>
+        <w:t xml:space="preserve">. В работе будет освещена последняя версия протокола – </w:t>
+      </w:r>
+      <w:r>
+        <w:rPr>
+          <w:rFonts w:eastAsia="Aptos" w:cs="Times New Roman"/>
+          <w:kern w:val="2"/>
+          <w:szCs w:val="28"/>
+          <w:lang w:val="en-US"/>
+          <w14:ligatures w14:val="standardContextual"/>
+        </w:rPr>
+        <w:t>SNMP</w:t>
+      </w:r>
+      <w:r>
+        <w:rPr>
+          <w:rFonts w:eastAsia="Aptos" w:cs="Times New Roman"/>
+          <w:kern w:val="2"/>
+          <w:szCs w:val="28"/>
+          <w14:ligatures w14:val="standardContextual"/>
+        </w:rPr>
+        <w:t xml:space="preserve"> </w:t>
+      </w:r>
+      <w:r>
+        <w:rPr>
+          <w:rFonts w:eastAsia="Aptos" w:cs="Times New Roman"/>
+          <w:kern w:val="2"/>
+          <w:szCs w:val="28"/>
+          <w:lang w:val="en-US"/>
+          <w14:ligatures w14:val="standardContextual"/>
+        </w:rPr>
+        <w:t>v</w:t>
+      </w:r>
+      <w:r>
+        <w:rPr>
+          <w:rFonts w:eastAsia="Aptos" w:cs="Times New Roman"/>
+          <w:kern w:val="2"/>
+          <w:szCs w:val="28"/>
+          <w14:ligatures w14:val="standardContextual"/>
+        </w:rPr>
+        <w:t xml:space="preserve">3. </w:t>
       </w:r>
     </w:p>
     <w:p>
@@ -5620,7 +6248,36 @@
           <w:szCs w:val="28"/>
           <w14:ligatures w14:val="standardContextual"/>
         </w:rPr>
-        <w:t>Для проведения своевременного обслуживания и оперативной замены вышедших из строя узлов требуется средство диагностики, способное информировать оператора о состоянии устройств сети. Эти средства называются системы мониторинга. Самая простая система мониторинга представляет из себя программный комплекс, развёрнутый как на устройстве, с которого снимаются показания (такие как температура процессора, загруженность программных ядер, скорость оборотов вентиляторов и т.д.), так и на устройстве, на котором происходит приём показаний оператором. Для</w:t>
+        <w:t xml:space="preserve">Все метрики устройства, доступные для мониторинга, определяются в </w:t>
+      </w:r>
+      <w:r>
+        <w:rPr>
+          <w:rFonts w:eastAsia="Aptos" w:cs="Times New Roman"/>
+          <w:kern w:val="2"/>
+          <w:szCs w:val="28"/>
+          <w:lang w:val="en-US"/>
+          <w14:ligatures w14:val="standardContextual"/>
+        </w:rPr>
+        <w:t>MIB</w:t>
+      </w:r>
+      <w:r>
+        <w:rPr>
+          <w:rFonts w:eastAsia="Aptos" w:cs="Times New Roman"/>
+          <w:kern w:val="2"/>
+          <w:szCs w:val="28"/>
+          <w14:ligatures w14:val="standardContextual"/>
+        </w:rPr>
+        <w:t xml:space="preserve"> (</w:t>
+      </w:r>
+      <w:r>
+        <w:rPr>
+          <w:rFonts w:eastAsia="Aptos" w:cs="Times New Roman"/>
+          <w:kern w:val="2"/>
+          <w:szCs w:val="28"/>
+          <w:lang w:val="en-US"/>
+          <w14:ligatures w14:val="standardContextual"/>
+        </w:rPr>
+        <w:t>Management</w:t>
       </w:r>
       <w:r>
         <w:rPr>
@@ -5636,9 +6293,10 @@
           <w:rFonts w:eastAsia="Aptos" w:cs="Times New Roman"/>
           <w:kern w:val="2"/>
           <w:szCs w:val="28"/>
-          <w14:ligatures w14:val="standardContextual"/>
-        </w:rPr>
-        <w:t>таких</w:t>
+          <w:lang w:val="en-US"/>
+          <w14:ligatures w14:val="standardContextual"/>
+        </w:rPr>
+        <w:t>Information</w:t>
       </w:r>
       <w:r>
         <w:rPr>
@@ -5654,149 +6312,10 @@
           <w:rFonts w:eastAsia="Aptos" w:cs="Times New Roman"/>
           <w:kern w:val="2"/>
           <w:szCs w:val="28"/>
-          <w14:ligatures w14:val="standardContextual"/>
-        </w:rPr>
-        <w:t>целей</w:t>
-      </w:r>
-      <w:r>
-        <w:rPr>
-          <w:rFonts w:eastAsia="Aptos" w:cs="Times New Roman"/>
-          <w:kern w:val="2"/>
-          <w:szCs w:val="28"/>
-          <w14:ligatures w14:val="standardContextual"/>
-        </w:rPr>
-        <w:t xml:space="preserve"> </w:t>
-      </w:r>
-      <w:r>
-        <w:rPr>
-          <w:rFonts w:eastAsia="Aptos" w:cs="Times New Roman"/>
-          <w:kern w:val="2"/>
-          <w:szCs w:val="28"/>
-          <w14:ligatures w14:val="standardContextual"/>
-        </w:rPr>
-        <w:t>существует</w:t>
-      </w:r>
-      <w:r>
-        <w:rPr>
-          <w:rFonts w:eastAsia="Aptos" w:cs="Times New Roman"/>
-          <w:kern w:val="2"/>
-          <w:szCs w:val="28"/>
-          <w14:ligatures w14:val="standardContextual"/>
-        </w:rPr>
-        <w:t xml:space="preserve"> </w:t>
-      </w:r>
-      <w:r>
-        <w:rPr>
-          <w:rFonts w:eastAsia="Aptos" w:cs="Times New Roman"/>
-          <w:kern w:val="2"/>
-          <w:szCs w:val="28"/>
-          <w14:ligatures w14:val="standardContextual"/>
-        </w:rPr>
-        <w:t>протокол</w:t>
-      </w:r>
-      <w:r>
-        <w:rPr>
-          <w:rFonts w:eastAsia="Aptos" w:cs="Times New Roman"/>
-          <w:kern w:val="2"/>
-          <w:szCs w:val="28"/>
-          <w14:ligatures w14:val="standardContextual"/>
-        </w:rPr>
-        <w:t xml:space="preserve"> </w:t>
-      </w:r>
-      <w:r>
-        <w:rPr>
-          <w:rFonts w:eastAsia="Aptos" w:cs="Times New Roman"/>
-          <w:kern w:val="2"/>
-          <w:szCs w:val="28"/>
           <w:lang w:val="en-US"/>
           <w14:ligatures w14:val="standardContextual"/>
         </w:rPr>
-        <w:t>SNMP</w:t>
-      </w:r>
-      <w:r>
-        <w:rPr>
-          <w:rFonts w:eastAsia="Aptos" w:cs="Times New Roman"/>
-          <w:kern w:val="2"/>
-          <w:szCs w:val="28"/>
-          <w14:ligatures w14:val="standardContextual"/>
-        </w:rPr>
-        <w:t xml:space="preserve"> </w:t>
-      </w:r>
-      <w:r>
-        <w:rPr>
-          <w:rFonts w:eastAsia="Aptos" w:cs="Times New Roman"/>
-          <w:kern w:val="2"/>
-          <w:szCs w:val="28"/>
-          <w14:ligatures w14:val="standardContextual"/>
-        </w:rPr>
-        <w:t>(</w:t>
-      </w:r>
-      <w:r>
-        <w:rPr>
-          <w:rFonts w:eastAsia="Aptos" w:cs="Times New Roman"/>
-          <w:kern w:val="2"/>
-          <w:szCs w:val="28"/>
-          <w:lang w:val="en-US"/>
-          <w14:ligatures w14:val="standardContextual"/>
-        </w:rPr>
-        <w:t>Simple</w:t>
-      </w:r>
-      <w:r>
-        <w:rPr>
-          <w:rFonts w:eastAsia="Aptos" w:cs="Times New Roman"/>
-          <w:kern w:val="2"/>
-          <w:szCs w:val="28"/>
-          <w14:ligatures w14:val="standardContextual"/>
-        </w:rPr>
-        <w:t xml:space="preserve"> </w:t>
-      </w:r>
-      <w:r>
-        <w:rPr>
-          <w:rFonts w:eastAsia="Aptos" w:cs="Times New Roman"/>
-          <w:kern w:val="2"/>
-          <w:szCs w:val="28"/>
-          <w:lang w:val="en-US"/>
-          <w14:ligatures w14:val="standardContextual"/>
-        </w:rPr>
-        <w:t>Network</w:t>
-      </w:r>
-      <w:r>
-        <w:rPr>
-          <w:rFonts w:eastAsia="Aptos" w:cs="Times New Roman"/>
-          <w:kern w:val="2"/>
-          <w:szCs w:val="28"/>
-          <w14:ligatures w14:val="standardContextual"/>
-        </w:rPr>
-        <w:t xml:space="preserve"> </w:t>
-      </w:r>
-      <w:r>
-        <w:rPr>
-          <w:rFonts w:eastAsia="Aptos" w:cs="Times New Roman"/>
-          <w:kern w:val="2"/>
-          <w:szCs w:val="28"/>
-          <w:lang w:val="en-US"/>
-          <w14:ligatures w14:val="standardContextual"/>
-        </w:rPr>
-        <w:t>Management</w:t>
-      </w:r>
-      <w:r>
-        <w:rPr>
-          <w:rFonts w:eastAsia="Aptos" w:cs="Times New Roman"/>
-          <w:kern w:val="2"/>
-          <w:szCs w:val="28"/>
-          <w14:ligatures w14:val="standardContextual"/>
-        </w:rPr>
-        <w:t xml:space="preserve"> </w:t>
-      </w:r>
-      <w:r>
-        <w:rPr>
-          <w:rFonts w:eastAsia="Aptos" w:cs="Times New Roman"/>
-          <w:kern w:val="2"/>
-          <w:szCs w:val="28"/>
-          <w:lang w:val="en-US"/>
-          <w14:ligatures w14:val="standardContextual"/>
-        </w:rPr>
-        <w:t>Protocol</w:t>
+        <w:t>Base</w:t>
       </w:r>
       <w:r>
         <w:rPr>
@@ -5814,90 +6333,7 @@
           <w:szCs w:val="28"/>
           <w14:ligatures w14:val="standardContextual"/>
         </w:rPr>
-        <w:t xml:space="preserve">. </w:t>
-      </w:r>
-      <w:r>
-        <w:rPr>
-          <w:rFonts w:eastAsia="Aptos" w:cs="Times New Roman"/>
-          <w:kern w:val="2"/>
-          <w:szCs w:val="28"/>
-          <w14:ligatures w14:val="standardContextual"/>
-        </w:rPr>
-        <w:t xml:space="preserve">Устройство, с которого снимают показания, называется </w:t>
-      </w:r>
-      <w:r>
-        <w:rPr>
-          <w:rFonts w:eastAsia="Aptos" w:cs="Times New Roman"/>
-          <w:kern w:val="2"/>
-          <w:szCs w:val="28"/>
-          <w:lang w:val="en-US"/>
-          <w14:ligatures w14:val="standardContextual"/>
-        </w:rPr>
-        <w:t>SNMP</w:t>
-      </w:r>
-      <w:r>
-        <w:rPr>
-          <w:rFonts w:eastAsia="Aptos" w:cs="Times New Roman"/>
-          <w:kern w:val="2"/>
-          <w:szCs w:val="28"/>
-          <w14:ligatures w14:val="standardContextual"/>
-        </w:rPr>
-        <w:t xml:space="preserve">-агентом, а устройство, на котором принимают – </w:t>
-      </w:r>
-      <w:r>
-        <w:rPr>
-          <w:rFonts w:eastAsia="Aptos" w:cs="Times New Roman"/>
-          <w:kern w:val="2"/>
-          <w:szCs w:val="28"/>
-          <w:lang w:val="en-US"/>
-          <w14:ligatures w14:val="standardContextual"/>
-        </w:rPr>
-        <w:t>SNMP</w:t>
-      </w:r>
-      <w:r>
-        <w:rPr>
-          <w:rFonts w:eastAsia="Aptos" w:cs="Times New Roman"/>
-          <w:kern w:val="2"/>
-          <w:szCs w:val="28"/>
-          <w14:ligatures w14:val="standardContextual"/>
-        </w:rPr>
-        <w:t>-</w:t>
-      </w:r>
-      <w:r>
-        <w:rPr>
-          <w:rFonts w:eastAsia="Aptos" w:cs="Times New Roman"/>
-          <w:kern w:val="2"/>
-          <w:szCs w:val="28"/>
-          <w14:ligatures w14:val="standardContextual"/>
-        </w:rPr>
-        <w:t>сервером</w:t>
-      </w:r>
-      <w:r>
-        <w:rPr>
-          <w:rFonts w:eastAsia="Aptos" w:cs="Times New Roman"/>
-          <w:kern w:val="2"/>
-          <w:szCs w:val="28"/>
-          <w14:ligatures w14:val="standardContextual"/>
-        </w:rPr>
-        <w:t>. Таким образом, для построения системы мониторинга, требуется один компьютер-</w:t>
-      </w:r>
-      <w:r>
-        <w:rPr>
-          <w:rFonts w:eastAsia="Aptos" w:cs="Times New Roman"/>
-          <w:kern w:val="2"/>
-          <w:szCs w:val="28"/>
-          <w14:ligatures w14:val="standardContextual"/>
-        </w:rPr>
-        <w:t>сервер</w:t>
-      </w:r>
-      <w:r>
-        <w:rPr>
-          <w:rFonts w:eastAsia="Aptos" w:cs="Times New Roman"/>
-          <w:kern w:val="2"/>
-          <w:szCs w:val="28"/>
-          <w14:ligatures w14:val="standardContextual"/>
-        </w:rPr>
-        <w:t xml:space="preserve"> и множество агентов, развёрнутых на тех или иных устройствах. </w:t>
+        <w:t>, древовидной иерархической виртуальной базе данных. Примерный вид приведён на рисунке 1.10.</w:t>
       </w:r>
     </w:p>
     <w:p>
@@ -5916,172 +6352,10 @@
           <w:rFonts w:eastAsia="Aptos" w:cs="Times New Roman"/>
           <w:kern w:val="2"/>
           <w:szCs w:val="28"/>
-          <w14:ligatures w14:val="standardContextual"/>
-        </w:rPr>
-        <w:t xml:space="preserve">На сегодняшний день существует несколько версий протокола </w:t>
-      </w:r>
-      <w:r>
-        <w:rPr>
-          <w:rFonts w:eastAsia="Aptos" w:cs="Times New Roman"/>
-          <w:kern w:val="2"/>
-          <w:szCs w:val="28"/>
-          <w:lang w:val="en-US"/>
-          <w14:ligatures w14:val="standardContextual"/>
-        </w:rPr>
-        <w:t>SNMP</w:t>
-      </w:r>
-      <w:r>
-        <w:rPr>
-          <w:rFonts w:eastAsia="Aptos" w:cs="Times New Roman"/>
-          <w:kern w:val="2"/>
-          <w:szCs w:val="28"/>
-          <w14:ligatures w14:val="standardContextual"/>
-        </w:rPr>
-        <w:t xml:space="preserve">. В работе будет освещена последняя версия протокола – </w:t>
-      </w:r>
-      <w:r>
-        <w:rPr>
-          <w:rFonts w:eastAsia="Aptos" w:cs="Times New Roman"/>
-          <w:kern w:val="2"/>
-          <w:szCs w:val="28"/>
-          <w:lang w:val="en-US"/>
-          <w14:ligatures w14:val="standardContextual"/>
-        </w:rPr>
-        <w:t>SNMP</w:t>
-      </w:r>
-      <w:r>
-        <w:rPr>
-          <w:rFonts w:eastAsia="Aptos" w:cs="Times New Roman"/>
-          <w:kern w:val="2"/>
-          <w:szCs w:val="28"/>
-          <w14:ligatures w14:val="standardContextual"/>
-        </w:rPr>
-        <w:t xml:space="preserve"> </w:t>
-      </w:r>
-      <w:r>
-        <w:rPr>
-          <w:rFonts w:eastAsia="Aptos" w:cs="Times New Roman"/>
-          <w:kern w:val="2"/>
-          <w:szCs w:val="28"/>
-          <w:lang w:val="en-US"/>
-          <w14:ligatures w14:val="standardContextual"/>
-        </w:rPr>
-        <w:t>v</w:t>
-      </w:r>
-      <w:r>
-        <w:rPr>
-          <w:rFonts w:eastAsia="Aptos" w:cs="Times New Roman"/>
-          <w:kern w:val="2"/>
-          <w:szCs w:val="28"/>
-          <w14:ligatures w14:val="standardContextual"/>
-        </w:rPr>
-        <w:t xml:space="preserve">3. </w:t>
-      </w:r>
-    </w:p>
-    <w:p>
-      <w:pPr>
-        <w:spacing w:after="0"/>
-        <w:ind w:firstLine="709"/>
-        <w:rPr>
-          <w:rFonts w:eastAsia="Aptos" w:cs="Times New Roman"/>
-          <w:kern w:val="2"/>
-          <w:szCs w:val="28"/>
-          <w14:ligatures w14:val="standardContextual"/>
-        </w:rPr>
-      </w:pPr>
-      <w:r>
-        <w:rPr>
-          <w:rFonts w:eastAsia="Aptos" w:cs="Times New Roman"/>
-          <w:kern w:val="2"/>
-          <w:szCs w:val="28"/>
-          <w14:ligatures w14:val="standardContextual"/>
-        </w:rPr>
-        <w:t xml:space="preserve">Все метрики устройства, доступные для мониторинга, определяются в </w:t>
-      </w:r>
-      <w:r>
-        <w:rPr>
-          <w:rFonts w:eastAsia="Aptos" w:cs="Times New Roman"/>
-          <w:kern w:val="2"/>
-          <w:szCs w:val="28"/>
-          <w:lang w:val="en-US"/>
-          <w14:ligatures w14:val="standardContextual"/>
-        </w:rPr>
-        <w:t>MIB</w:t>
-      </w:r>
-      <w:r>
-        <w:rPr>
-          <w:rFonts w:eastAsia="Aptos" w:cs="Times New Roman"/>
-          <w:kern w:val="2"/>
-          <w:szCs w:val="28"/>
-          <w14:ligatures w14:val="standardContextual"/>
-        </w:rPr>
-        <w:t xml:space="preserve"> (</w:t>
-      </w:r>
-      <w:r>
-        <w:rPr>
-          <w:rFonts w:eastAsia="Aptos" w:cs="Times New Roman"/>
-          <w:kern w:val="2"/>
-          <w:szCs w:val="28"/>
-          <w:lang w:val="en-US"/>
-          <w14:ligatures w14:val="standardContextual"/>
-        </w:rPr>
-        <w:t>Management</w:t>
-      </w:r>
-      <w:r>
-        <w:rPr>
-          <w:rFonts w:eastAsia="Aptos" w:cs="Times New Roman"/>
-          <w:kern w:val="2"/>
-          <w:szCs w:val="28"/>
-          <w14:ligatures w14:val="standardContextual"/>
-        </w:rPr>
-        <w:t xml:space="preserve"> </w:t>
-      </w:r>
-      <w:r>
-        <w:rPr>
-          <w:rFonts w:eastAsia="Aptos" w:cs="Times New Roman"/>
-          <w:kern w:val="2"/>
-          <w:szCs w:val="28"/>
-          <w:lang w:val="en-US"/>
-          <w14:ligatures w14:val="standardContextual"/>
-        </w:rPr>
-        <w:t>Information</w:t>
-      </w:r>
-      <w:r>
-        <w:rPr>
-          <w:rFonts w:eastAsia="Aptos" w:cs="Times New Roman"/>
-          <w:kern w:val="2"/>
-          <w:szCs w:val="28"/>
-          <w14:ligatures w14:val="standardContextual"/>
-        </w:rPr>
-        <w:t xml:space="preserve"> </w:t>
-      </w:r>
-      <w:r>
-        <w:rPr>
-          <w:rFonts w:eastAsia="Aptos" w:cs="Times New Roman"/>
-          <w:kern w:val="2"/>
-          <w:szCs w:val="28"/>
-          <w:lang w:val="en-US"/>
-          <w14:ligatures w14:val="standardContextual"/>
-        </w:rPr>
-        <w:t>Base</w:t>
-      </w:r>
-      <w:r>
-        <w:rPr>
-          <w:rFonts w:eastAsia="Aptos" w:cs="Times New Roman"/>
-          <w:kern w:val="2"/>
-          <w:szCs w:val="28"/>
-          <w14:ligatures w14:val="standardContextual"/>
-        </w:rPr>
-        <w:t>)</w:t>
-      </w:r>
-      <w:r>
-        <w:rPr>
-          <w:rFonts w:eastAsia="Aptos" w:cs="Times New Roman"/>
-          <w:kern w:val="2"/>
-          <w:szCs w:val="28"/>
-          <w14:ligatures w14:val="standardContextual"/>
-        </w:rPr>
-        <w:t>, древовидной иерархической виртуальной базе данных. Примерный вид приведён на рисунке 1.10.</w:t>
+          <w:highlight w:val="yellow"/>
+          <w14:ligatures w14:val="standardContextual"/>
+        </w:rPr>
+        <w:t>Всё что ниже уже идёт во второй раздел</w:t>
       </w:r>
     </w:p>
     <w:p>
@@ -6201,6 +6475,7 @@
         </w:rPr>
         <w:t xml:space="preserve">Для чтения этой базы данных применяются утилиты </w:t>
       </w:r>
+      <w:proofErr w:type="spellStart"/>
       <w:r>
         <w:rPr>
           <w:rFonts w:eastAsia="Aptos" w:cs="Times New Roman"/>
@@ -6211,6 +6486,7 @@
         </w:rPr>
         <w:t>snmpwalk</w:t>
       </w:r>
+      <w:proofErr w:type="spellEnd"/>
       <w:r>
         <w:rPr>
           <w:rFonts w:eastAsia="Aptos" w:cs="Times New Roman"/>
@@ -6220,6 +6496,7 @@
         </w:rPr>
         <w:t xml:space="preserve"> и </w:t>
       </w:r>
+      <w:proofErr w:type="spellStart"/>
       <w:r>
         <w:rPr>
           <w:rFonts w:eastAsia="Aptos" w:cs="Times New Roman"/>
@@ -6230,6 +6507,7 @@
         </w:rPr>
         <w:t>snmpget</w:t>
       </w:r>
+      <w:proofErr w:type="spellEnd"/>
       <w:r>
         <w:rPr>
           <w:rFonts w:eastAsia="Aptos" w:cs="Times New Roman"/>
@@ -6239,6 +6517,7 @@
         </w:rPr>
         <w:t xml:space="preserve">. Их отличие только в том, сколько значений извлекается – одно значение для </w:t>
       </w:r>
+      <w:proofErr w:type="spellStart"/>
       <w:r>
         <w:rPr>
           <w:rFonts w:eastAsia="Aptos" w:cs="Times New Roman"/>
@@ -6249,6 +6528,7 @@
         </w:rPr>
         <w:t>snmpget</w:t>
       </w:r>
+      <w:proofErr w:type="spellEnd"/>
       <w:r>
         <w:rPr>
           <w:rFonts w:eastAsia="Aptos" w:cs="Times New Roman"/>
@@ -6258,6 +6538,7 @@
         </w:rPr>
         <w:t xml:space="preserve"> и множество значений для </w:t>
       </w:r>
+      <w:proofErr w:type="spellStart"/>
       <w:r>
         <w:rPr>
           <w:rFonts w:eastAsia="Aptos" w:cs="Times New Roman"/>
@@ -6268,6 +6549,7 @@
         </w:rPr>
         <w:t>snmpwalk</w:t>
       </w:r>
+      <w:proofErr w:type="spellEnd"/>
       <w:r>
         <w:rPr>
           <w:rFonts w:eastAsia="Aptos" w:cs="Times New Roman"/>
@@ -6277,6 +6559,7 @@
         </w:rPr>
         <w:t xml:space="preserve">. Все метрики, хранимые в </w:t>
       </w:r>
+      <w:proofErr w:type="gramStart"/>
       <w:r>
         <w:rPr>
           <w:rFonts w:eastAsia="Aptos" w:cs="Times New Roman"/>
@@ -6287,6 +6570,7 @@
         </w:rPr>
         <w:t>MIB</w:t>
       </w:r>
+      <w:proofErr w:type="gramEnd"/>
       <w:r>
         <w:rPr>
           <w:rFonts w:eastAsia="Aptos" w:cs="Times New Roman"/>
@@ -6439,6 +6723,7 @@
         </w:rPr>
         <w:t xml:space="preserve">Рисунок 1.10 – Команда </w:t>
       </w:r>
+      <w:proofErr w:type="spellStart"/>
       <w:r>
         <w:rPr>
           <w:rFonts w:eastAsia="Aptos" w:cs="Times New Roman"/>
@@ -6449,6 +6734,7 @@
         </w:rPr>
         <w:t>snmpget</w:t>
       </w:r>
+      <w:proofErr w:type="spellEnd"/>
     </w:p>
     <w:p>
       <w:pPr>
@@ -6470,6 +6756,7 @@
         </w:rPr>
         <w:t xml:space="preserve">На рисунке 1.10 применяется команда </w:t>
       </w:r>
+      <w:proofErr w:type="spellStart"/>
       <w:r>
         <w:rPr>
           <w:rFonts w:eastAsia="Aptos" w:cs="Times New Roman"/>
@@ -6480,6 +6767,7 @@
         </w:rPr>
         <w:t>snmpget</w:t>
       </w:r>
+      <w:proofErr w:type="spellEnd"/>
       <w:r>
         <w:rPr>
           <w:rFonts w:eastAsia="Aptos" w:cs="Times New Roman"/>
@@ -6527,6 +6815,7 @@
         </w:rPr>
         <w:t xml:space="preserve"> </w:t>
       </w:r>
+      <w:proofErr w:type="spellStart"/>
       <w:r>
         <w:rPr>
           <w:rFonts w:eastAsia="Aptos" w:cs="Times New Roman"/>
@@ -6537,6 +6826,7 @@
         </w:rPr>
         <w:t>authPriv</w:t>
       </w:r>
+      <w:proofErr w:type="spellEnd"/>
       <w:r>
         <w:rPr>
           <w:rFonts w:eastAsia="Aptos" w:cs="Times New Roman"/>
@@ -6546,6 +6836,7 @@
         </w:rPr>
         <w:t xml:space="preserve"> говорит о том, что при передаче пакетов следует шифровать все данные (помимо </w:t>
       </w:r>
+      <w:proofErr w:type="spellStart"/>
       <w:r>
         <w:rPr>
           <w:rFonts w:eastAsia="Aptos" w:cs="Times New Roman"/>
@@ -6556,6 +6847,7 @@
         </w:rPr>
         <w:t>authPriv</w:t>
       </w:r>
+      <w:proofErr w:type="spellEnd"/>
       <w:r>
         <w:rPr>
           <w:rFonts w:eastAsia="Aptos" w:cs="Times New Roman"/>
@@ -6565,6 +6857,7 @@
         </w:rPr>
         <w:t xml:space="preserve"> можно использовать </w:t>
       </w:r>
+      <w:proofErr w:type="spellStart"/>
       <w:r>
         <w:rPr>
           <w:rFonts w:eastAsia="Aptos" w:cs="Times New Roman"/>
@@ -6575,6 +6868,7 @@
         </w:rPr>
         <w:t>noAuthNoPriv</w:t>
       </w:r>
+      <w:proofErr w:type="spellEnd"/>
       <w:r>
         <w:rPr>
           <w:rFonts w:eastAsia="Aptos" w:cs="Times New Roman"/>
@@ -6584,6 +6878,7 @@
         </w:rPr>
         <w:t xml:space="preserve"> или </w:t>
       </w:r>
+      <w:proofErr w:type="spellStart"/>
       <w:r>
         <w:rPr>
           <w:rFonts w:eastAsia="Aptos" w:cs="Times New Roman"/>
@@ -6594,6 +6889,7 @@
         </w:rPr>
         <w:t>authNoPriv</w:t>
       </w:r>
+      <w:proofErr w:type="spellEnd"/>
       <w:r>
         <w:rPr>
           <w:rFonts w:eastAsia="Aptos" w:cs="Times New Roman"/>
@@ -6622,6 +6918,7 @@
         </w:rPr>
         <w:t xml:space="preserve"> </w:t>
       </w:r>
+      <w:proofErr w:type="spellStart"/>
       <w:r>
         <w:rPr>
           <w:rFonts w:eastAsia="Aptos" w:cs="Times New Roman"/>
@@ -6632,6 +6929,7 @@
         </w:rPr>
         <w:t>UserMe</w:t>
       </w:r>
+      <w:proofErr w:type="spellEnd"/>
       <w:r>
         <w:rPr>
           <w:rFonts w:eastAsia="Aptos" w:cs="Times New Roman"/>
@@ -6679,6 +6977,7 @@
         </w:rPr>
         <w:t xml:space="preserve"> указывает на используемый алгоритм хеширования аутентификационного пароля </w:t>
       </w:r>
+      <w:proofErr w:type="spellStart"/>
       <w:r>
         <w:rPr>
           <w:rFonts w:eastAsia="Aptos" w:cs="Times New Roman"/>
@@ -6689,6 +6988,7 @@
         </w:rPr>
         <w:t>AuthPass</w:t>
       </w:r>
+      <w:proofErr w:type="spellEnd"/>
       <w:r>
         <w:rPr>
           <w:rFonts w:eastAsia="Aptos" w:cs="Times New Roman"/>
@@ -6774,6 +7074,7 @@
         </w:rPr>
         <w:t xml:space="preserve"> указывает алгоритм шифрования пароля </w:t>
       </w:r>
+      <w:proofErr w:type="spellStart"/>
       <w:r>
         <w:rPr>
           <w:rFonts w:eastAsia="Aptos" w:cs="Times New Roman"/>
@@ -6784,6 +7085,7 @@
         </w:rPr>
         <w:t>PrivPass</w:t>
       </w:r>
+      <w:proofErr w:type="spellEnd"/>
       <w:r>
         <w:rPr>
           <w:rFonts w:eastAsia="Aptos" w:cs="Times New Roman"/>
@@ -6862,6 +7164,7 @@
         </w:rPr>
         <w:t xml:space="preserve">Запись в базу данных происходит почти зеркальным образом, посредством команды </w:t>
       </w:r>
+      <w:proofErr w:type="spellStart"/>
       <w:r>
         <w:rPr>
           <w:rFonts w:eastAsia="Aptos" w:cs="Times New Roman"/>
@@ -6872,6 +7175,7 @@
         </w:rPr>
         <w:t>snmpset</w:t>
       </w:r>
+      <w:proofErr w:type="spellEnd"/>
       <w:r>
         <w:rPr>
           <w:rFonts w:eastAsia="Aptos" w:cs="Times New Roman"/>
@@ -6958,6 +7262,7 @@
         </w:rPr>
         <w:t xml:space="preserve">Рисунок 1.11 – Команда </w:t>
       </w:r>
+      <w:proofErr w:type="spellStart"/>
       <w:r>
         <w:rPr>
           <w:rFonts w:eastAsia="Aptos" w:cs="Times New Roman"/>
@@ -6968,6 +7273,7 @@
         </w:rPr>
         <w:t>snmpset</w:t>
       </w:r>
+      <w:proofErr w:type="spellEnd"/>
     </w:p>
     <w:p>
       <w:pPr>
@@ -6989,6 +7295,7 @@
         </w:rPr>
         <w:t xml:space="preserve">Как можно заметить, к команде добавилось окончание </w:t>
       </w:r>
+      <w:proofErr w:type="spellStart"/>
       <w:r>
         <w:rPr>
           <w:rFonts w:eastAsia="Aptos" w:cs="Times New Roman"/>
@@ -6999,6 +7306,7 @@
         </w:rPr>
         <w:t>i</w:t>
       </w:r>
+      <w:proofErr w:type="spellEnd"/>
       <w:r>
         <w:rPr>
           <w:rFonts w:eastAsia="Aptos" w:cs="Times New Roman"/>
@@ -7094,26 +7402,23 @@
           <w:rFonts w:eastAsia="Aptos" w:cs="Times New Roman"/>
           <w:kern w:val="2"/>
           <w:szCs w:val="28"/>
-          <w:highlight w:val="red"/>
-          <w14:ligatures w14:val="standardContextual"/>
-        </w:rPr>
-      </w:pPr>
-      <w:r>
-        <w:rPr>
-          <w:rFonts w:eastAsia="Aptos" w:cs="Times New Roman"/>
-          <w:kern w:val="2"/>
-          <w:szCs w:val="28"/>
-          <w:highlight w:val="red"/>
-          <w14:ligatures w14:val="standardContextual"/>
-        </w:rPr>
-        <w:t xml:space="preserve">Протокол </w:t>
-      </w:r>
-      <w:r>
-        <w:rPr>
-          <w:rFonts w:eastAsia="Aptos" w:cs="Times New Roman"/>
-          <w:kern w:val="2"/>
-          <w:szCs w:val="28"/>
-          <w:highlight w:val="red"/>
+          <w14:ligatures w14:val="standardContextual"/>
+        </w:rPr>
+      </w:pPr>
+      <w:r>
+        <w:rPr>
+          <w:rFonts w:eastAsia="Aptos" w:cs="Times New Roman"/>
+          <w:kern w:val="2"/>
+          <w:szCs w:val="28"/>
+          <w14:ligatures w14:val="standardContextual"/>
+        </w:rPr>
+        <w:t xml:space="preserve">В рамках ВКР протокол </w:t>
+      </w:r>
+      <w:r>
+        <w:rPr>
+          <w:rFonts w:eastAsia="Aptos" w:cs="Times New Roman"/>
+          <w:kern w:val="2"/>
+          <w:szCs w:val="28"/>
           <w:lang w:val="en-US"/>
           <w14:ligatures w14:val="standardContextual"/>
         </w:rPr>
@@ -7124,10 +7429,63 @@
           <w:rFonts w:eastAsia="Aptos" w:cs="Times New Roman"/>
           <w:kern w:val="2"/>
           <w:szCs w:val="28"/>
-          <w:highlight w:val="red"/>
-          <w14:ligatures w14:val="standardContextual"/>
-        </w:rPr>
-        <w:t xml:space="preserve"> является многофункциональным инструментом для мониторинга и управления компьютерной сетью, который необходим для решения поставленной задачи.</w:t>
+          <w14:ligatures w14:val="standardContextual"/>
+        </w:rPr>
+        <w:t xml:space="preserve"> </w:t>
+      </w:r>
+      <w:r>
+        <w:rPr>
+          <w:rFonts w:eastAsia="Aptos" w:cs="Times New Roman"/>
+          <w:kern w:val="2"/>
+          <w:szCs w:val="28"/>
+          <w14:ligatures w14:val="standardContextual"/>
+        </w:rPr>
+        <w:t>позвол</w:t>
+      </w:r>
+      <w:r>
+        <w:rPr>
+          <w:rFonts w:eastAsia="Aptos" w:cs="Times New Roman"/>
+          <w:kern w:val="2"/>
+          <w:szCs w:val="28"/>
+          <w14:ligatures w14:val="standardContextual"/>
+        </w:rPr>
+        <w:t>ит</w:t>
+      </w:r>
+      <w:r>
+        <w:rPr>
+          <w:rFonts w:eastAsia="Aptos" w:cs="Times New Roman"/>
+          <w:kern w:val="2"/>
+          <w:szCs w:val="28"/>
+          <w14:ligatures w14:val="standardContextual"/>
+        </w:rPr>
+        <w:t xml:space="preserve"> решить проблему сбора метрик сетевых устройств для автоматизации процесса </w:t>
+      </w:r>
+      <w:r>
+        <w:rPr>
+          <w:rFonts w:eastAsia="Aptos" w:cs="Times New Roman"/>
+          <w:kern w:val="2"/>
+          <w:szCs w:val="28"/>
+          <w14:ligatures w14:val="standardContextual"/>
+        </w:rPr>
+        <w:t>мониторинга сети и будет использован в разрабатываемом программном продукте посредством</w:t>
+      </w:r>
+      <w:r>
+        <w:rPr>
+          <w:rFonts w:eastAsia="Aptos" w:cs="Times New Roman"/>
+          <w:kern w:val="2"/>
+          <w:szCs w:val="28"/>
+          <w14:ligatures w14:val="standardContextual"/>
+        </w:rPr>
+        <w:t xml:space="preserve"> освещённых выше</w:t>
+      </w:r>
+      <w:r>
+        <w:rPr>
+          <w:rFonts w:eastAsia="Aptos" w:cs="Times New Roman"/>
+          <w:kern w:val="2"/>
+          <w:szCs w:val="28"/>
+          <w14:ligatures w14:val="standardContextual"/>
+        </w:rPr>
+        <w:t xml:space="preserve"> команд.</w:t>
       </w:r>
     </w:p>
     <w:p>
@@ -7144,12 +7502,13 @@
       <w:r>
         <w:rPr>
           <w:rFonts w:eastAsia="Aptos" w:cs="Times New Roman"/>
-          <w:kern w:val="2"/>
-          <w:szCs w:val="28"/>
-          <w:highlight w:val="red"/>
-          <w14:ligatures w14:val="standardContextual"/>
-        </w:rPr>
-        <w:t>Добавить вывод что рассматривали потому что будем использовать для сбора метрик с использованием этих команд</w:t>
+          <w:b/>
+          <w:bCs/>
+          <w:kern w:val="2"/>
+          <w:szCs w:val="28"/>
+          <w14:ligatures w14:val="standardContextual"/>
+        </w:rPr>
+        <w:t>1.4 Сравнительный анализ аналогов</w:t>
       </w:r>
     </w:p>
     <w:p>
@@ -7170,80 +7529,7 @@
           <w:szCs w:val="28"/>
           <w14:ligatures w14:val="standardContextual"/>
         </w:rPr>
-        <w:t xml:space="preserve">В рамках ВКР протокол </w:t>
-      </w:r>
-      <w:r>
-        <w:rPr>
-          <w:rFonts w:eastAsia="Aptos" w:cs="Times New Roman"/>
-          <w:kern w:val="2"/>
-          <w:szCs w:val="28"/>
-          <w:lang w:val="en-US"/>
-          <w14:ligatures w14:val="standardContextual"/>
-        </w:rPr>
-        <w:t>SNMP</w:t>
-      </w:r>
-      <w:r>
-        <w:rPr>
-          <w:rFonts w:eastAsia="Aptos" w:cs="Times New Roman"/>
-          <w:kern w:val="2"/>
-          <w:szCs w:val="28"/>
-          <w14:ligatures w14:val="standardContextual"/>
-        </w:rPr>
-        <w:t xml:space="preserve"> </w:t>
-      </w:r>
-      <w:r>
-        <w:rPr>
-          <w:rFonts w:eastAsia="Aptos" w:cs="Times New Roman"/>
-          <w:kern w:val="2"/>
-          <w:szCs w:val="28"/>
-          <w14:ligatures w14:val="standardContextual"/>
-        </w:rPr>
-        <w:t>позвол</w:t>
-      </w:r>
-      <w:r>
-        <w:rPr>
-          <w:rFonts w:eastAsia="Aptos" w:cs="Times New Roman"/>
-          <w:kern w:val="2"/>
-          <w:szCs w:val="28"/>
-          <w14:ligatures w14:val="standardContextual"/>
-        </w:rPr>
-        <w:t>ит</w:t>
-      </w:r>
-      <w:r>
-        <w:rPr>
-          <w:rFonts w:eastAsia="Aptos" w:cs="Times New Roman"/>
-          <w:kern w:val="2"/>
-          <w:szCs w:val="28"/>
-          <w14:ligatures w14:val="standardContextual"/>
-        </w:rPr>
-        <w:t xml:space="preserve"> решить проблему сбора метрик сетевых устройств для автоматизации процесса </w:t>
-      </w:r>
-      <w:r>
-        <w:rPr>
-          <w:rFonts w:eastAsia="Aptos" w:cs="Times New Roman"/>
-          <w:kern w:val="2"/>
-          <w:szCs w:val="28"/>
-          <w14:ligatures w14:val="standardContextual"/>
-        </w:rPr>
-        <w:t>мониторинга сети и будет использован в разрабатываемом программном продукте посредством</w:t>
-      </w:r>
-      <w:r>
-        <w:rPr>
-          <w:rFonts w:eastAsia="Aptos" w:cs="Times New Roman"/>
-          <w:kern w:val="2"/>
-          <w:szCs w:val="28"/>
-          <w14:ligatures w14:val="standardContextual"/>
-        </w:rPr>
-        <w:t xml:space="preserve"> освещённых выше</w:t>
-      </w:r>
-      <w:r>
-        <w:rPr>
-          <w:rFonts w:eastAsia="Aptos" w:cs="Times New Roman"/>
-          <w:kern w:val="2"/>
-          <w:szCs w:val="28"/>
-          <w14:ligatures w14:val="standardContextual"/>
-        </w:rPr>
-        <w:t xml:space="preserve"> команд.</w:t>
+        <w:t>Для формирования корректных требований к разрабатываемому программному продукту требуется провести сравнительный анализ прямых и косвенных аналогов с целью выявления удачных практик и высоко оцениваемых свойств программы.</w:t>
       </w:r>
     </w:p>
     <w:p>
@@ -7260,66 +7546,13 @@
       <w:r>
         <w:rPr>
           <w:rFonts w:eastAsia="Aptos" w:cs="Times New Roman"/>
-          <w:b/>
-          <w:bCs/>
-          <w:kern w:val="2"/>
-          <w:szCs w:val="28"/>
-          <w14:ligatures w14:val="standardContextual"/>
-        </w:rPr>
-        <w:t>1.4 Сравнительный анализ аналогов</w:t>
-      </w:r>
-    </w:p>
-    <w:p>
-      <w:pPr>
-        <w:spacing w:after="0"/>
-        <w:ind w:firstLine="709"/>
-        <w:rPr>
-          <w:rFonts w:eastAsia="Aptos" w:cs="Times New Roman"/>
-          <w:kern w:val="2"/>
-          <w:szCs w:val="28"/>
-          <w14:ligatures w14:val="standardContextual"/>
-        </w:rPr>
-      </w:pPr>
-      <w:r>
-        <w:rPr>
-          <w:rFonts w:eastAsia="Aptos" w:cs="Times New Roman"/>
-          <w:kern w:val="2"/>
-          <w:szCs w:val="28"/>
-          <w14:ligatures w14:val="standardContextual"/>
-        </w:rPr>
-        <w:t xml:space="preserve">Для формирования корректных требований к разрабатываемому программному продукту требуется провести сравнительный анализ прямых и </w:t>
-      </w:r>
-      <w:r>
-        <w:rPr>
-          <w:rFonts w:eastAsia="Aptos" w:cs="Times New Roman"/>
-          <w:kern w:val="2"/>
-          <w:szCs w:val="28"/>
-          <w14:ligatures w14:val="standardContextual"/>
-        </w:rPr>
-        <w:lastRenderedPageBreak/>
-        <w:t>косвенных аналогов с целью выявления удачных практик и высоко оцениваемых свойств программы.</w:t>
-      </w:r>
-    </w:p>
-    <w:p>
-      <w:pPr>
-        <w:spacing w:after="0"/>
-        <w:ind w:firstLine="709"/>
-        <w:rPr>
-          <w:rFonts w:eastAsia="Aptos" w:cs="Times New Roman"/>
-          <w:kern w:val="2"/>
-          <w:szCs w:val="28"/>
-          <w14:ligatures w14:val="standardContextual"/>
-        </w:rPr>
-      </w:pPr>
-      <w:r>
-        <w:rPr>
-          <w:rFonts w:eastAsia="Aptos" w:cs="Times New Roman"/>
           <w:kern w:val="2"/>
           <w:szCs w:val="28"/>
           <w14:ligatures w14:val="standardContextual"/>
         </w:rPr>
         <w:t xml:space="preserve">1.4.1 </w:t>
       </w:r>
+      <w:proofErr w:type="spellStart"/>
       <w:r>
         <w:rPr>
           <w:rFonts w:eastAsia="Aptos" w:cs="Times New Roman"/>
@@ -7330,6 +7563,7 @@
         </w:rPr>
         <w:t>NetXMS</w:t>
       </w:r>
+      <w:proofErr w:type="spellEnd"/>
     </w:p>
     <w:p>
       <w:pPr>
@@ -7342,6 +7576,7 @@
           <w:sz w:val="28"/>
         </w:rPr>
       </w:pPr>
+      <w:proofErr w:type="spellStart"/>
       <w:r>
         <w:rPr>
           <w:rFonts w:ascii="Times New Roman" w:hAnsi="Times New Roman"/>
@@ -7350,6 +7585,7 @@
         </w:rPr>
         <w:t>NetXMS</w:t>
       </w:r>
+      <w:proofErr w:type="spellEnd"/>
       <w:r>
         <w:rPr>
           <w:rFonts w:ascii="Times New Roman" w:hAnsi="Times New Roman"/>
@@ -7418,6 +7654,7 @@
           <w:rFonts w:ascii="Times New Roman" w:hAnsi="Times New Roman"/>
           <w:sz w:val="28"/>
         </w:rPr>
+        <w:lastRenderedPageBreak/>
         <w:t>Целевой аудиторией инструмента являются системные администраторы, менеджеры, и студенты.</w:t>
       </w:r>
     </w:p>
@@ -7439,6 +7676,7 @@
         </w:rPr>
         <w:t xml:space="preserve">В возможности </w:t>
       </w:r>
+      <w:proofErr w:type="spellStart"/>
       <w:r>
         <w:rPr>
           <w:rFonts w:ascii="Times New Roman" w:hAnsi="Times New Roman"/>
@@ -7447,6 +7685,7 @@
         </w:rPr>
         <w:t>NetXMS</w:t>
       </w:r>
+      <w:proofErr w:type="spellEnd"/>
       <w:r>
         <w:rPr>
           <w:rFonts w:ascii="Times New Roman" w:hAnsi="Times New Roman"/>
@@ -7697,6 +7936,7 @@
         </w:rPr>
         <w:t xml:space="preserve">Из достоинств </w:t>
       </w:r>
+      <w:proofErr w:type="spellStart"/>
       <w:r>
         <w:rPr>
           <w:rFonts w:ascii="Times New Roman" w:hAnsi="Times New Roman"/>
@@ -7705,6 +7945,7 @@
         </w:rPr>
         <w:t>NetXMS</w:t>
       </w:r>
+      <w:proofErr w:type="spellEnd"/>
       <w:r>
         <w:rPr>
           <w:rFonts w:ascii="Times New Roman" w:hAnsi="Times New Roman"/>
@@ -7845,6 +8086,7 @@
         </w:rPr>
         <w:t xml:space="preserve">Из недостатков </w:t>
       </w:r>
+      <w:proofErr w:type="spellStart"/>
       <w:r>
         <w:rPr>
           <w:rFonts w:ascii="Times New Roman" w:hAnsi="Times New Roman"/>
@@ -7853,6 +8095,7 @@
         </w:rPr>
         <w:t>NetXMS</w:t>
       </w:r>
+      <w:proofErr w:type="spellEnd"/>
       <w:r>
         <w:rPr>
           <w:rFonts w:ascii="Times New Roman" w:hAnsi="Times New Roman"/>
@@ -7998,15 +8241,7 @@
           <w:rFonts w:ascii="Times New Roman" w:hAnsi="Times New Roman"/>
           <w:sz w:val="28"/>
         </w:rPr>
-        <w:t xml:space="preserve"> необходимых метрик и, при возникновении такой проблемы, работнику придётся вводить их вручную, руководствуясь инструкцией </w:t>
-      </w:r>
-      <w:r>
-        <w:rPr>
-          <w:rFonts w:ascii="Times New Roman" w:hAnsi="Times New Roman"/>
-          <w:sz w:val="28"/>
-        </w:rPr>
-        <w:lastRenderedPageBreak/>
-        <w:t>производителя оборудования, что может повлечь за собой недопустимые издержки по времени.</w:t>
+        <w:t xml:space="preserve"> необходимых метрик и, при возникновении такой проблемы, работнику придётся вводить их вручную, руководствуясь инструкцией производителя оборудования, что может повлечь за собой недопустимые издержки по времени.</w:t>
       </w:r>
     </w:p>
     <w:p>
@@ -8196,6 +8431,7 @@
           <w:rFonts w:ascii="Times New Roman" w:hAnsi="Times New Roman"/>
           <w:sz w:val="28"/>
         </w:rPr>
+        <w:lastRenderedPageBreak/>
         <w:t xml:space="preserve">Целевой аудиторией инструмента являются системные администраторы, инженеры </w:t>
       </w:r>
       <w:r>
@@ -8937,7 +9173,6 @@
           <w:rFonts w:ascii="Times New Roman" w:hAnsi="Times New Roman"/>
           <w:sz w:val="28"/>
         </w:rPr>
-        <w:lastRenderedPageBreak/>
         <w:t xml:space="preserve">отсутствие возможности </w:t>
       </w:r>
       <w:r>
@@ -9100,6 +9335,7 @@
           <w:rFonts w:ascii="Times New Roman" w:hAnsi="Times New Roman"/>
           <w:sz w:val="28"/>
         </w:rPr>
+        <w:lastRenderedPageBreak/>
         <w:t xml:space="preserve">Рассматриваемое ПО не подходит для решения поставленной задачи ввиду отсутствия возможности развёртки </w:t>
       </w:r>
       <w:r>
@@ -9767,7 +10003,6 @@
           <w:rFonts w:ascii="Times New Roman" w:hAnsi="Times New Roman"/>
           <w:sz w:val="28"/>
         </w:rPr>
-        <w:lastRenderedPageBreak/>
         <w:t>Рассматриваемое ПО не подходит для решения поставленной задачи ввиду низкокачественного пользовательского интерфейса в базовой версии.</w:t>
       </w:r>
     </w:p>
@@ -9808,6 +10043,26 @@
           <w:sz w:val="28"/>
         </w:rPr>
         <w:t xml:space="preserve"> </w:t>
+      </w:r>
+    </w:p>
+    <w:p>
+      <w:pPr>
+        <w:pStyle w:val="af3"/>
+        <w:spacing w:after="0" w:line="360" w:lineRule="auto"/>
+        <w:ind w:firstLine="709"/>
+        <w:jc w:val="both"/>
+        <w:rPr>
+          <w:rFonts w:ascii="Times New Roman" w:hAnsi="Times New Roman"/>
+          <w:sz w:val="28"/>
+        </w:rPr>
+      </w:pPr>
+      <w:r>
+        <w:rPr>
+          <w:rFonts w:ascii="Times New Roman" w:hAnsi="Times New Roman"/>
+          <w:sz w:val="28"/>
+          <w:highlight w:val="yellow"/>
+        </w:rPr>
+        <w:t>После неё выводы по аналогам что не подходят переместить</w:t>
       </w:r>
     </w:p>
     <w:sectPr>
@@ -25731,27 +25986,27 @@
 </file>
 
 <file path=customXml/item1.xml><?xml version="1.0" encoding="utf-8"?>
+<b:Sources xmlns:b="http://schemas.openxmlformats.org/officeDocument/2006/bibliography" xmlns="http://schemas.openxmlformats.org/officeDocument/2006/bibliography" SelectedStyle="\APASixthEditionOfficeOnline.xsl" StyleName="APA" Version="6"/>
+</file>
+
+<file path=customXml/item2.xml><?xml version="1.0" encoding="utf-8"?>
 <w:settings xmlns:w="http://schemas.openxmlformats.org/wordprocessingml/2006/main">
   <w:SpecialFormsHighlight w:val="c9c8ff"/>
 </w:settings>
 </file>
 
-<file path=customXml/item2.xml><?xml version="1.0" encoding="utf-8"?>
-<b:Sources xmlns:b="http://schemas.openxmlformats.org/officeDocument/2006/bibliography" xmlns="http://schemas.openxmlformats.org/officeDocument/2006/bibliography" SelectedStyle="\APASixthEditionOfficeOnline.xsl" StyleName="APA" Version="6"/>
+<file path=customXml/itemProps1.xml><?xml version="1.0" encoding="utf-8"?>
+<ds:datastoreItem xmlns:ds="http://schemas.openxmlformats.org/officeDocument/2006/customXml" ds:itemID="{775F4AD5-9B51-4032-B8B7-D2F53CC85AB3}">
+  <ds:schemaRefs>
+    <ds:schemaRef ds:uri="http://schemas.openxmlformats.org/officeDocument/2006/bibliography"/>
+  </ds:schemaRefs>
+</ds:datastoreItem>
 </file>
 
-<file path=customXml/itemProps1.xml><?xml version="1.0" encoding="utf-8"?>
+<file path=customXml/itemProps2.xml><?xml version="1.0" encoding="utf-8"?>
 <ds:datastoreItem xmlns:ds="http://schemas.openxmlformats.org/officeDocument/2006/customXml" ds:itemID="{5D0AEA6B-E499-4EEF-98A3-AFBB261C493E}">
   <ds:schemaRefs>
     <ds:schemaRef ds:uri="http://schemas.openxmlformats.org/wordprocessingml/2006/main"/>
   </ds:schemaRefs>
 </ds:datastoreItem>
-</file>
-
-<file path=customXml/itemProps2.xml><?xml version="1.0" encoding="utf-8"?>
-<ds:datastoreItem xmlns:ds="http://schemas.openxmlformats.org/officeDocument/2006/customXml" ds:itemID="{775F4AD5-9B51-4032-B8B7-D2F53CC85AB3}">
-  <ds:schemaRefs>
-    <ds:schemaRef ds:uri="http://schemas.openxmlformats.org/officeDocument/2006/bibliography"/>
-  </ds:schemaRefs>
-</ds:datastoreItem>
 </file>
--- a/ПТП/ПР-1 Практика Тарасевич.docx
+++ b/ПТП/ПР-1 Практика Тарасевич.docx
@@ -1817,7 +1817,43 @@
           <w:szCs w:val="28"/>
           <w14:ligatures w14:val="standardContextual"/>
         </w:rPr>
-        <w:t>На сегодняшний день компьютерные сети принимают самые различные формы и встречаются повсеместно. Они различаются по масштабу, форме и связности. Для полноценного анализа предметной области следует осветить принципы работы компьютерных сетей, способы их построения и используемое для этих целей оборудование. Также требуется рассмотреть аналоги разрабатываемого программного продукта и, в конечном счёте, составить список требований к приложению.</w:t>
+        <w:t>На сегодняшний день компьютерные сети встречаются повсеместно. Они различаются по масштабу, форме и связности. Для полноценного анализа предметной области следует осветить принципы работы компьютерных сетей, способы их построения и</w:t>
+      </w:r>
+      <w:r>
+        <w:rPr>
+          <w:rFonts w:eastAsia="Aptos" w:cs="Times New Roman"/>
+          <w:kern w:val="2"/>
+          <w:szCs w:val="28"/>
+          <w14:ligatures w14:val="standardContextual"/>
+        </w:rPr>
+        <w:t xml:space="preserve"> применяемое</w:t>
+      </w:r>
+      <w:r>
+        <w:rPr>
+          <w:rFonts w:eastAsia="Aptos" w:cs="Times New Roman"/>
+          <w:kern w:val="2"/>
+          <w:szCs w:val="28"/>
+          <w14:ligatures w14:val="standardContextual"/>
+        </w:rPr>
+        <w:t xml:space="preserve"> для эт</w:t>
+      </w:r>
+      <w:r>
+        <w:rPr>
+          <w:rFonts w:eastAsia="Aptos" w:cs="Times New Roman"/>
+          <w:kern w:val="2"/>
+          <w:szCs w:val="28"/>
+          <w14:ligatures w14:val="standardContextual"/>
+        </w:rPr>
+        <w:t>ого</w:t>
+      </w:r>
+      <w:r>
+        <w:rPr>
+          <w:rFonts w:eastAsia="Aptos" w:cs="Times New Roman"/>
+          <w:kern w:val="2"/>
+          <w:szCs w:val="28"/>
+          <w14:ligatures w14:val="standardContextual"/>
+        </w:rPr>
+        <w:t xml:space="preserve"> оборудование. Также требуется рассмотреть аналоги разрабатываемого программного продукта и, в конечном счёте, составить список требований к приложению.</w:t>
       </w:r>
     </w:p>
     <w:p>
@@ -1863,7 +1899,25 @@
           <w:szCs w:val="28"/>
           <w14:ligatures w14:val="standardContextual"/>
         </w:rPr>
-        <w:t xml:space="preserve">Для обеспечения единообразия передачи данных и корректной работы «Всемирной Паутины», были сформулированы семиуровневая модель </w:t>
+        <w:t>Для обеспечения единообразия передачи данных и корректной работы «Всемирной Паутины», были</w:t>
+      </w:r>
+      <w:r>
+        <w:rPr>
+          <w:rFonts w:eastAsia="Aptos" w:cs="Times New Roman"/>
+          <w:kern w:val="2"/>
+          <w:szCs w:val="28"/>
+          <w14:ligatures w14:val="standardContextual"/>
+        </w:rPr>
+        <w:t xml:space="preserve"> спроектированы</w:t>
+      </w:r>
+      <w:r>
+        <w:rPr>
+          <w:rFonts w:eastAsia="Aptos" w:cs="Times New Roman"/>
+          <w:kern w:val="2"/>
+          <w:szCs w:val="28"/>
+          <w14:ligatures w14:val="standardContextual"/>
+        </w:rPr>
+        <w:t xml:space="preserve"> семиуровневая модель </w:t>
       </w:r>
       <w:r>
         <w:rPr>
@@ -2099,7 +2153,7 @@
           <w:szCs w:val="28"/>
           <w14:ligatures w14:val="standardContextual"/>
         </w:rPr>
-        <w:t xml:space="preserve">. Исторически сложилось, что на практике используют именно </w:t>
+        <w:t xml:space="preserve">. </w:t>
       </w:r>
       <w:r>
         <w:rPr>
@@ -2137,6 +2191,24 @@
           <w:szCs w:val="28"/>
           <w14:ligatures w14:val="standardContextual"/>
         </w:rPr>
+        <w:t xml:space="preserve"> </w:t>
+      </w:r>
+      <w:r>
+        <w:rPr>
+          <w:rFonts w:eastAsia="Aptos" w:cs="Times New Roman"/>
+          <w:kern w:val="2"/>
+          <w:szCs w:val="28"/>
+          <w14:ligatures w14:val="standardContextual"/>
+        </w:rPr>
+        <w:t>применяется на практике</w:t>
+      </w:r>
+      <w:r>
+        <w:rPr>
+          <w:rFonts w:eastAsia="Aptos" w:cs="Times New Roman"/>
+          <w:kern w:val="2"/>
+          <w:szCs w:val="28"/>
+          <w14:ligatures w14:val="standardContextual"/>
+        </w:rPr>
         <w:t xml:space="preserve">, а модель </w:t>
       </w:r>
       <w:r>
@@ -2156,16 +2228,25 @@
           <w:szCs w:val="28"/>
           <w14:ligatures w14:val="standardContextual"/>
         </w:rPr>
-        <w:t xml:space="preserve"> используют </w:t>
-      </w:r>
-      <w:r>
-        <w:rPr>
-          <w:rFonts w:eastAsia="Aptos" w:cs="Times New Roman"/>
-          <w:kern w:val="2"/>
-          <w:szCs w:val="28"/>
-          <w14:ligatures w14:val="standardContextual"/>
-        </w:rPr>
-        <w:t xml:space="preserve">как концепт для </w:t>
+        <w:t xml:space="preserve"> </w:t>
+      </w:r>
+      <w:r>
+        <w:rPr>
+          <w:rFonts w:eastAsia="Aptos" w:cs="Times New Roman"/>
+          <w:kern w:val="2"/>
+          <w:szCs w:val="28"/>
+          <w14:ligatures w14:val="standardContextual"/>
+        </w:rPr>
+        <w:t>используется для концептуального</w:t>
+      </w:r>
+      <w:r>
+        <w:rPr>
+          <w:rFonts w:eastAsia="Aptos" w:cs="Times New Roman"/>
+          <w:kern w:val="2"/>
+          <w:szCs w:val="28"/>
+          <w14:ligatures w14:val="standardContextual"/>
+        </w:rPr>
+        <w:t xml:space="preserve"> </w:t>
       </w:r>
       <w:r>
         <w:rPr>
@@ -2216,9 +2297,9 @@
           <w14:ligatures w14:val="standardContextual"/>
         </w:rPr>
         <w:drawing>
-          <wp:inline distT="0" distB="0" distL="0" distR="0" wp14:anchorId="63811DBA" wp14:editId="45CF0E60">
+          <wp:inline distT="0" distB="0" distL="0" distR="0" wp14:anchorId="63811DBA" wp14:editId="16D08C9B">
             <wp:extent cx="5562600" cy="3847143"/>
-            <wp:effectExtent l="0" t="0" r="0" b="1270"/>
+            <wp:effectExtent l="19050" t="19050" r="19050" b="20320"/>
             <wp:docPr id="350971335" name="Рисунок 1" descr="Изображение выглядит как текст, снимок экрана, дизайн&#10;&#10;Содержимое, созданное искусственным интеллектом, может быть неверным."/>
             <wp:cNvGraphicFramePr>
               <a:graphicFrameLocks xmlns:a="http://schemas.openxmlformats.org/drawingml/2006/main" noChangeAspect="1"/>
@@ -2244,6 +2325,11 @@
                     <a:prstGeom prst="rect">
                       <a:avLst/>
                     </a:prstGeom>
+                    <a:ln>
+                      <a:solidFill>
+                        <a:schemeClr val="tx1"/>
+                      </a:solidFill>
+                    </a:ln>
                   </pic:spPr>
                 </pic:pic>
               </a:graphicData>
@@ -2285,6 +2371,37 @@
     </w:p>
     <w:p>
       <w:pPr>
+        <w:spacing w:before="240" w:after="0"/>
+        <w:ind w:firstLine="709"/>
+        <w:rPr>
+          <w:rFonts w:eastAsia="Aptos" w:cs="Times New Roman"/>
+          <w:kern w:val="2"/>
+          <w:szCs w:val="28"/>
+          <w14:ligatures w14:val="standardContextual"/>
+        </w:rPr>
+      </w:pPr>
+      <w:r>
+        <w:rPr>
+          <w:rFonts w:eastAsia="Aptos" w:cs="Times New Roman"/>
+          <w:kern w:val="2"/>
+          <w:szCs w:val="28"/>
+          <w14:ligatures w14:val="standardContextual"/>
+        </w:rPr>
+        <w:lastRenderedPageBreak/>
+        <w:t xml:space="preserve">Семиуровневая модель подробно описывает </w:t>
+      </w:r>
+      <w:r>
+        <w:rPr>
+          <w:rFonts w:eastAsia="Aptos" w:cs="Times New Roman"/>
+          <w:kern w:val="2"/>
+          <w:szCs w:val="28"/>
+          <w14:ligatures w14:val="standardContextual"/>
+        </w:rPr>
+        <w:t>этапы, через которые проходят данные, передаваемые</w:t>
+      </w:r>
+    </w:p>
+    <w:p>
+      <w:pPr>
         <w:spacing w:after="0"/>
         <w:ind w:firstLine="709"/>
         <w:rPr>
@@ -2301,38 +2418,20 @@
           <w:szCs w:val="28"/>
           <w14:ligatures w14:val="standardContextual"/>
         </w:rPr>
-        <w:lastRenderedPageBreak/>
-        <w:t>Различные виды сетей представлены в таблице 1.</w:t>
+        <w:t>1.1.1 Применяемое сетевое оборудование</w:t>
       </w:r>
     </w:p>
     <w:p>
       <w:pPr>
         <w:spacing w:after="0"/>
-        <w:rPr>
-          <w:rFonts w:eastAsia="Aptos" w:cs="Times New Roman"/>
-          <w:kern w:val="2"/>
-          <w:szCs w:val="28"/>
-          <w14:ligatures w14:val="standardContextual"/>
-        </w:rPr>
-      </w:pPr>
-      <w:r>
-        <w:rPr>
-          <w:rFonts w:eastAsia="Aptos" w:cs="Times New Roman"/>
-          <w:kern w:val="2"/>
-          <w:szCs w:val="28"/>
-          <w14:ligatures w14:val="standardContextual"/>
-        </w:rPr>
-        <w:t>Таблица 1 – Виды компьютерных сетей</w:t>
-      </w:r>
-      <w:r>
-        <w:rPr>
-          <w:rFonts w:eastAsia="Aptos" w:cs="Times New Roman"/>
-          <w:kern w:val="2"/>
-          <w:szCs w:val="28"/>
-          <w14:ligatures w14:val="standardContextual"/>
-        </w:rPr>
-        <w:t xml:space="preserve"> </w:t>
-      </w:r>
+        <w:ind w:firstLine="709"/>
+        <w:rPr>
+          <w:rFonts w:eastAsia="Aptos" w:cs="Times New Roman"/>
+          <w:kern w:val="2"/>
+          <w:szCs w:val="28"/>
+          <w14:ligatures w14:val="standardContextual"/>
+        </w:rPr>
+      </w:pPr>
       <w:r>
         <w:rPr>
           <w:rFonts w:eastAsia="Aptos" w:cs="Times New Roman"/>
@@ -2341,1036 +2440,18 @@
           <w:highlight w:val="yellow"/>
           <w14:ligatures w14:val="standardContextual"/>
         </w:rPr>
-        <w:t xml:space="preserve">можно и </w:t>
-      </w:r>
-      <w:proofErr w:type="gramStart"/>
+        <w:t xml:space="preserve">Больше описать про устройства которые поддерживают </w:t>
+      </w:r>
       <w:r>
         <w:rPr>
           <w:rFonts w:eastAsia="Aptos" w:cs="Times New Roman"/>
           <w:kern w:val="2"/>
           <w:szCs w:val="28"/>
           <w:highlight w:val="yellow"/>
-          <w14:ligatures w14:val="standardContextual"/>
-        </w:rPr>
-        <w:t>убрать</w:t>
-      </w:r>
-      <w:proofErr w:type="gramEnd"/>
-      <w:r>
-        <w:rPr>
-          <w:rFonts w:eastAsia="Aptos" w:cs="Times New Roman"/>
-          <w:kern w:val="2"/>
-          <w:szCs w:val="28"/>
-          <w14:ligatures w14:val="standardContextual"/>
-        </w:rPr>
-        <w:t xml:space="preserve"> </w:t>
-      </w:r>
-      <w:r>
-        <w:rPr>
-          <w:rFonts w:eastAsia="Aptos" w:cs="Times New Roman"/>
-          <w:kern w:val="2"/>
-          <w:szCs w:val="28"/>
-          <w:highlight w:val="yellow"/>
-          <w14:ligatures w14:val="standardContextual"/>
-        </w:rPr>
-        <w:t>ибо рассматриваем локальные сети</w:t>
-      </w:r>
-    </w:p>
-    <w:tbl>
-      <w:tblPr>
-        <w:tblStyle w:val="15"/>
-        <w:tblW w:w="5000" w:type="pct"/>
-        <w:tblLook w:val="04A0" w:firstRow="1" w:lastRow="0" w:firstColumn="1" w:lastColumn="0" w:noHBand="0" w:noVBand="1"/>
-      </w:tblPr>
-      <w:tblGrid>
-        <w:gridCol w:w="484"/>
-        <w:gridCol w:w="1772"/>
-        <w:gridCol w:w="3544"/>
-        <w:gridCol w:w="3544"/>
-      </w:tblGrid>
-      <w:tr>
-        <w:tc>
-          <w:tcPr>
-            <w:tcW w:w="0" w:type="auto"/>
-            <w:vAlign w:val="center"/>
-          </w:tcPr>
-          <w:p>
-            <w:pPr>
-              <w:spacing w:line="278" w:lineRule="auto"/>
-              <w:jc w:val="center"/>
-              <w:rPr>
-                <w:rFonts w:eastAsia="Aptos"/>
-                <w:szCs w:val="28"/>
-              </w:rPr>
-            </w:pPr>
-            <w:r>
-              <w:rPr>
-                <w:rFonts w:eastAsia="Aptos"/>
-                <w:szCs w:val="28"/>
-              </w:rPr>
-              <w:t>№</w:t>
-            </w:r>
-          </w:p>
-        </w:tc>
-        <w:tc>
-          <w:tcPr>
-            <w:tcW w:w="0" w:type="auto"/>
-            <w:vAlign w:val="center"/>
-          </w:tcPr>
-          <w:p>
-            <w:pPr>
-              <w:spacing w:line="240" w:lineRule="auto"/>
-              <w:jc w:val="center"/>
-              <w:rPr>
-                <w:rFonts w:eastAsia="Aptos"/>
-                <w:szCs w:val="28"/>
-              </w:rPr>
-            </w:pPr>
-            <w:r>
-              <w:rPr>
-                <w:rFonts w:eastAsia="Aptos"/>
-                <w:szCs w:val="28"/>
-              </w:rPr>
-              <w:t>Название</w:t>
-            </w:r>
-          </w:p>
-        </w:tc>
-        <w:tc>
-          <w:tcPr>
-            <w:tcW w:w="0" w:type="auto"/>
-            <w:vAlign w:val="center"/>
-          </w:tcPr>
-          <w:p>
-            <w:pPr>
-              <w:spacing w:line="240" w:lineRule="auto"/>
-              <w:jc w:val="center"/>
-              <w:rPr>
-                <w:rFonts w:eastAsia="Aptos"/>
-                <w:szCs w:val="28"/>
-              </w:rPr>
-            </w:pPr>
-            <w:r>
-              <w:rPr>
-                <w:rFonts w:eastAsia="Aptos"/>
-                <w:szCs w:val="28"/>
-              </w:rPr>
-              <w:t>Назначение</w:t>
-            </w:r>
-          </w:p>
-        </w:tc>
-        <w:tc>
-          <w:tcPr>
-            <w:tcW w:w="0" w:type="auto"/>
-          </w:tcPr>
-          <w:p>
-            <w:pPr>
-              <w:spacing w:line="240" w:lineRule="auto"/>
-              <w:jc w:val="center"/>
-              <w:rPr>
-                <w:rFonts w:eastAsia="Aptos"/>
-                <w:szCs w:val="28"/>
-              </w:rPr>
-            </w:pPr>
-            <w:r>
-              <w:rPr>
-                <w:rFonts w:eastAsia="Aptos"/>
-                <w:szCs w:val="28"/>
-              </w:rPr>
-              <w:t>Пример</w:t>
-            </w:r>
-          </w:p>
-        </w:tc>
-      </w:tr>
-      <w:tr>
-        <w:tc>
-          <w:tcPr>
-            <w:tcW w:w="0" w:type="auto"/>
-          </w:tcPr>
-          <w:p>
-            <w:pPr>
-              <w:spacing w:line="278" w:lineRule="auto"/>
-              <w:rPr>
-                <w:rFonts w:eastAsia="Aptos"/>
-                <w:szCs w:val="28"/>
-              </w:rPr>
-            </w:pPr>
-            <w:r>
-              <w:rPr>
-                <w:rFonts w:eastAsia="Aptos"/>
-                <w:szCs w:val="28"/>
-              </w:rPr>
-              <w:t>1</w:t>
-            </w:r>
-          </w:p>
-        </w:tc>
-        <w:tc>
-          <w:tcPr>
-            <w:tcW w:w="0" w:type="auto"/>
-          </w:tcPr>
-          <w:p>
-            <w:pPr>
-              <w:spacing w:line="240" w:lineRule="auto"/>
-              <w:jc w:val="center"/>
-              <w:rPr>
-                <w:rFonts w:eastAsia="Aptos"/>
-                <w:szCs w:val="28"/>
-              </w:rPr>
-            </w:pPr>
-            <w:r>
-              <w:rPr>
-                <w:rFonts w:eastAsia="Aptos"/>
-                <w:szCs w:val="28"/>
-                <w:lang w:val="en-US"/>
-              </w:rPr>
-              <w:t>PAN</w:t>
-            </w:r>
-            <w:r>
-              <w:rPr>
-                <w:rFonts w:eastAsia="Aptos"/>
-                <w:szCs w:val="28"/>
-              </w:rPr>
-              <w:t xml:space="preserve"> </w:t>
-            </w:r>
-          </w:p>
-          <w:p>
-            <w:pPr>
-              <w:spacing w:line="240" w:lineRule="auto"/>
-              <w:jc w:val="center"/>
-              <w:rPr>
-                <w:rFonts w:eastAsia="Aptos"/>
-                <w:szCs w:val="28"/>
-              </w:rPr>
-            </w:pPr>
-            <w:r>
-              <w:rPr>
-                <w:rFonts w:eastAsia="Aptos"/>
-                <w:szCs w:val="28"/>
-              </w:rPr>
-              <w:t>(</w:t>
-            </w:r>
-            <w:r>
-              <w:rPr>
-                <w:rFonts w:eastAsia="Aptos"/>
-                <w:szCs w:val="28"/>
-                <w:lang w:val="en-US"/>
-              </w:rPr>
-              <w:t>Personal</w:t>
-            </w:r>
-            <w:r>
-              <w:rPr>
-                <w:rFonts w:eastAsia="Aptos"/>
-                <w:szCs w:val="28"/>
-              </w:rPr>
-              <w:t xml:space="preserve"> </w:t>
-            </w:r>
-            <w:r>
-              <w:rPr>
-                <w:rFonts w:eastAsia="Aptos"/>
-                <w:szCs w:val="28"/>
-                <w:lang w:val="en-US"/>
-              </w:rPr>
-              <w:t>Area</w:t>
-            </w:r>
-            <w:r>
-              <w:rPr>
-                <w:rFonts w:eastAsia="Aptos"/>
-                <w:szCs w:val="28"/>
-              </w:rPr>
-              <w:t xml:space="preserve"> </w:t>
-            </w:r>
-            <w:r>
-              <w:rPr>
-                <w:rFonts w:eastAsia="Aptos"/>
-                <w:szCs w:val="28"/>
-                <w:lang w:val="en-US"/>
-              </w:rPr>
-              <w:t>Network</w:t>
-            </w:r>
-            <w:r>
-              <w:rPr>
-                <w:rFonts w:eastAsia="Aptos"/>
-                <w:szCs w:val="28"/>
-              </w:rPr>
-              <w:t>)</w:t>
-            </w:r>
-          </w:p>
-        </w:tc>
-        <w:tc>
-          <w:tcPr>
-            <w:tcW w:w="0" w:type="auto"/>
-          </w:tcPr>
-          <w:p>
-            <w:pPr>
-              <w:spacing w:line="240" w:lineRule="auto"/>
-              <w:rPr>
-                <w:rFonts w:eastAsia="Aptos"/>
-                <w:szCs w:val="28"/>
-              </w:rPr>
-            </w:pPr>
-            <w:r>
-              <w:rPr>
-                <w:rFonts w:eastAsia="Aptos"/>
-                <w:szCs w:val="28"/>
-              </w:rPr>
-              <w:t>П</w:t>
-            </w:r>
-            <w:r>
-              <w:rPr>
-                <w:rFonts w:eastAsia="Aptos"/>
-                <w:szCs w:val="28"/>
-              </w:rPr>
-              <w:t>ерсональная сеть, предназначенная для объединения некоторого спектра личных устройств во взаимосвязанную систему.</w:t>
-            </w:r>
-          </w:p>
-        </w:tc>
-        <w:tc>
-          <w:tcPr>
-            <w:tcW w:w="0" w:type="auto"/>
-          </w:tcPr>
-          <w:p>
-            <w:pPr>
-              <w:spacing w:line="240" w:lineRule="auto"/>
-              <w:rPr>
-                <w:rFonts w:eastAsia="Aptos"/>
-                <w:szCs w:val="28"/>
-              </w:rPr>
-            </w:pPr>
-            <w:r>
-              <w:rPr>
-                <w:rFonts w:eastAsia="Aptos"/>
-                <w:szCs w:val="28"/>
-              </w:rPr>
-              <w:t xml:space="preserve">Экосистема </w:t>
-            </w:r>
-            <w:r>
-              <w:rPr>
-                <w:rFonts w:eastAsia="Aptos"/>
-                <w:szCs w:val="28"/>
-                <w:lang w:val="en-US"/>
-              </w:rPr>
-              <w:t>Apple</w:t>
-            </w:r>
-            <w:r>
-              <w:rPr>
-                <w:rFonts w:eastAsia="Aptos"/>
-                <w:szCs w:val="28"/>
-              </w:rPr>
-              <w:t xml:space="preserve"> или </w:t>
-            </w:r>
-            <w:r>
-              <w:rPr>
-                <w:rFonts w:eastAsia="Aptos"/>
-                <w:szCs w:val="28"/>
-                <w:lang w:val="en-US"/>
-              </w:rPr>
-              <w:t>Samsung</w:t>
-            </w:r>
-            <w:r>
-              <w:rPr>
-                <w:rFonts w:eastAsia="Aptos"/>
-                <w:szCs w:val="28"/>
-              </w:rPr>
-              <w:t>: телевизор, ноутбук, смартфон, смарт-часы, беспроводные наушники, фитнес-браслеты</w:t>
-            </w:r>
-          </w:p>
-        </w:tc>
-      </w:tr>
-      <w:tr>
-        <w:tc>
-          <w:tcPr>
-            <w:tcW w:w="0" w:type="auto"/>
-          </w:tcPr>
-          <w:p>
-            <w:pPr>
-              <w:spacing w:line="278" w:lineRule="auto"/>
-              <w:rPr>
-                <w:rFonts w:eastAsia="Aptos"/>
-                <w:szCs w:val="28"/>
-              </w:rPr>
-            </w:pPr>
-            <w:r>
-              <w:rPr>
-                <w:rFonts w:eastAsia="Aptos"/>
-                <w:szCs w:val="28"/>
-              </w:rPr>
-              <w:t>2</w:t>
-            </w:r>
-          </w:p>
-        </w:tc>
-        <w:tc>
-          <w:tcPr>
-            <w:tcW w:w="0" w:type="auto"/>
-          </w:tcPr>
-          <w:p>
-            <w:pPr>
-              <w:spacing w:line="240" w:lineRule="auto"/>
-              <w:jc w:val="center"/>
-              <w:rPr>
-                <w:rFonts w:eastAsia="Aptos"/>
-                <w:szCs w:val="28"/>
-              </w:rPr>
-            </w:pPr>
-            <w:r>
-              <w:rPr>
-                <w:rFonts w:eastAsia="Aptos"/>
-                <w:szCs w:val="28"/>
-                <w:lang w:val="en-US"/>
-              </w:rPr>
-              <w:t>LAN</w:t>
-            </w:r>
-          </w:p>
-          <w:p>
-            <w:pPr>
-              <w:spacing w:line="240" w:lineRule="auto"/>
-              <w:jc w:val="center"/>
-              <w:rPr>
-                <w:rFonts w:eastAsia="Aptos"/>
-                <w:szCs w:val="28"/>
-              </w:rPr>
-            </w:pPr>
-            <w:r>
-              <w:rPr>
-                <w:rFonts w:eastAsia="Aptos"/>
-                <w:szCs w:val="28"/>
-              </w:rPr>
-              <w:t>(</w:t>
-            </w:r>
-            <w:r>
-              <w:rPr>
-                <w:rFonts w:eastAsia="Aptos"/>
-                <w:szCs w:val="28"/>
-                <w:lang w:val="en-US"/>
-              </w:rPr>
-              <w:t>Local</w:t>
-            </w:r>
-            <w:r>
-              <w:rPr>
-                <w:rFonts w:eastAsia="Aptos"/>
-                <w:szCs w:val="28"/>
-              </w:rPr>
-              <w:t xml:space="preserve"> </w:t>
-            </w:r>
-            <w:r>
-              <w:rPr>
-                <w:rFonts w:eastAsia="Aptos"/>
-                <w:szCs w:val="28"/>
-                <w:lang w:val="en-US"/>
-              </w:rPr>
-              <w:t>Area</w:t>
-            </w:r>
-            <w:r>
-              <w:rPr>
-                <w:rFonts w:eastAsia="Aptos"/>
-                <w:szCs w:val="28"/>
-              </w:rPr>
-              <w:t xml:space="preserve"> </w:t>
-            </w:r>
-            <w:r>
-              <w:rPr>
-                <w:rFonts w:eastAsia="Aptos"/>
-                <w:szCs w:val="28"/>
-                <w:lang w:val="en-US"/>
-              </w:rPr>
-              <w:t>Network</w:t>
-            </w:r>
-            <w:r>
-              <w:rPr>
-                <w:rFonts w:eastAsia="Aptos"/>
-                <w:szCs w:val="28"/>
-              </w:rPr>
-              <w:t>)</w:t>
-            </w:r>
-          </w:p>
-        </w:tc>
-        <w:tc>
-          <w:tcPr>
-            <w:tcW w:w="0" w:type="auto"/>
-          </w:tcPr>
-          <w:p>
-            <w:pPr>
-              <w:spacing w:line="240" w:lineRule="auto"/>
-              <w:rPr>
-                <w:rFonts w:eastAsia="Aptos"/>
-                <w:szCs w:val="28"/>
-              </w:rPr>
-            </w:pPr>
-            <w:r>
-              <w:rPr>
-                <w:rFonts w:eastAsia="Aptos"/>
-                <w:szCs w:val="28"/>
-              </w:rPr>
-              <w:t>Л</w:t>
-            </w:r>
-            <w:r>
-              <w:rPr>
-                <w:rFonts w:eastAsia="Aptos"/>
-                <w:szCs w:val="28"/>
-              </w:rPr>
-              <w:t>окальная вычислительная сеть, предназначенная для объединения оконечных пользовательских устройств в единую сеть, предусматривающая возможность разграничения доступа, а также требует наличия в сети промежуточного сетевого оборудования в случае, когда в сети находятся более двух участников</w:t>
-            </w:r>
-          </w:p>
-        </w:tc>
-        <w:tc>
-          <w:tcPr>
-            <w:tcW w:w="0" w:type="auto"/>
-          </w:tcPr>
-          <w:p>
-            <w:pPr>
-              <w:spacing w:line="240" w:lineRule="auto"/>
-              <w:rPr>
-                <w:rFonts w:eastAsia="Aptos"/>
-                <w:szCs w:val="28"/>
-              </w:rPr>
-            </w:pPr>
-            <w:r>
-              <w:rPr>
-                <w:rFonts w:eastAsia="Aptos"/>
-                <w:szCs w:val="28"/>
-              </w:rPr>
-              <w:t>Домашние локальные сети, малые офисные сети, развёрнутые в одном здании</w:t>
-            </w:r>
-          </w:p>
-        </w:tc>
-      </w:tr>
-      <w:tr>
-        <w:tc>
-          <w:tcPr>
-            <w:tcW w:w="0" w:type="auto"/>
-          </w:tcPr>
-          <w:p>
-            <w:pPr>
-              <w:spacing w:line="278" w:lineRule="auto"/>
-              <w:rPr>
-                <w:rFonts w:eastAsia="Aptos"/>
-                <w:szCs w:val="28"/>
-              </w:rPr>
-            </w:pPr>
-            <w:r>
-              <w:rPr>
-                <w:rFonts w:eastAsia="Aptos"/>
-                <w:szCs w:val="28"/>
-              </w:rPr>
-              <w:t>3</w:t>
-            </w:r>
-          </w:p>
-        </w:tc>
-        <w:tc>
-          <w:tcPr>
-            <w:tcW w:w="0" w:type="auto"/>
-          </w:tcPr>
-          <w:p>
-            <w:pPr>
-              <w:spacing w:line="240" w:lineRule="auto"/>
-              <w:jc w:val="center"/>
-              <w:rPr>
-                <w:rFonts w:eastAsia="Aptos"/>
-                <w:szCs w:val="28"/>
-              </w:rPr>
-            </w:pPr>
-            <w:r>
-              <w:rPr>
-                <w:rFonts w:eastAsia="Aptos"/>
-                <w:szCs w:val="28"/>
-                <w:lang w:val="en-US"/>
-              </w:rPr>
-              <w:t>CAN</w:t>
-            </w:r>
-          </w:p>
-          <w:p>
-            <w:pPr>
-              <w:spacing w:line="240" w:lineRule="auto"/>
-              <w:jc w:val="center"/>
-              <w:rPr>
-                <w:rFonts w:eastAsia="Aptos"/>
-                <w:szCs w:val="28"/>
-              </w:rPr>
-            </w:pPr>
-            <w:r>
-              <w:rPr>
-                <w:rFonts w:eastAsia="Aptos"/>
-                <w:szCs w:val="28"/>
-              </w:rPr>
-              <w:t>(</w:t>
-            </w:r>
-            <w:r>
-              <w:rPr>
-                <w:rFonts w:eastAsia="Aptos"/>
-                <w:szCs w:val="28"/>
-                <w:lang w:val="en-US"/>
-              </w:rPr>
-              <w:t>Campus</w:t>
-            </w:r>
-            <w:r>
-              <w:rPr>
-                <w:rFonts w:eastAsia="Aptos"/>
-                <w:szCs w:val="28"/>
-              </w:rPr>
-              <w:t xml:space="preserve"> </w:t>
-            </w:r>
-            <w:r>
-              <w:rPr>
-                <w:rFonts w:eastAsia="Aptos"/>
-                <w:szCs w:val="28"/>
-                <w:lang w:val="en-US"/>
-              </w:rPr>
-              <w:t>Area</w:t>
-            </w:r>
-            <w:r>
-              <w:rPr>
-                <w:rFonts w:eastAsia="Aptos"/>
-                <w:szCs w:val="28"/>
-              </w:rPr>
-              <w:t xml:space="preserve"> </w:t>
-            </w:r>
-            <w:r>
-              <w:rPr>
-                <w:rFonts w:eastAsia="Aptos"/>
-                <w:szCs w:val="28"/>
-                <w:lang w:val="en-US"/>
-              </w:rPr>
-              <w:t>Network</w:t>
-            </w:r>
-            <w:r>
-              <w:rPr>
-                <w:rFonts w:eastAsia="Aptos"/>
-                <w:szCs w:val="28"/>
-              </w:rPr>
-              <w:t>)</w:t>
-            </w:r>
-          </w:p>
-        </w:tc>
-        <w:tc>
-          <w:tcPr>
-            <w:tcW w:w="0" w:type="auto"/>
-          </w:tcPr>
-          <w:p>
-            <w:pPr>
-              <w:spacing w:line="240" w:lineRule="auto"/>
-              <w:rPr>
-                <w:rFonts w:eastAsia="Aptos"/>
-                <w:szCs w:val="28"/>
-              </w:rPr>
-            </w:pPr>
-            <w:proofErr w:type="spellStart"/>
-            <w:r>
-              <w:rPr>
-                <w:rFonts w:eastAsia="Aptos"/>
-                <w:szCs w:val="28"/>
-              </w:rPr>
-              <w:t>К</w:t>
-            </w:r>
-            <w:r>
-              <w:rPr>
-                <w:rFonts w:eastAsia="Aptos"/>
-                <w:szCs w:val="28"/>
-              </w:rPr>
-              <w:t>ампусная</w:t>
-            </w:r>
-            <w:proofErr w:type="spellEnd"/>
-            <w:r>
-              <w:rPr>
-                <w:rFonts w:eastAsia="Aptos"/>
-                <w:szCs w:val="28"/>
-              </w:rPr>
-              <w:t xml:space="preserve"> сеть, объединяющая в себе несколько локальных сетей. Применяются для построения инфраструктур</w:t>
-            </w:r>
-          </w:p>
-        </w:tc>
-        <w:tc>
-          <w:tcPr>
-            <w:tcW w:w="0" w:type="auto"/>
-          </w:tcPr>
-          <w:p>
-            <w:pPr>
-              <w:spacing w:line="240" w:lineRule="auto"/>
-              <w:rPr>
-                <w:rFonts w:eastAsia="Aptos"/>
-                <w:szCs w:val="28"/>
-              </w:rPr>
-            </w:pPr>
-            <w:r>
-              <w:rPr>
-                <w:rFonts w:eastAsia="Aptos"/>
-                <w:szCs w:val="28"/>
-              </w:rPr>
-              <w:t>Сети в медицинских и учебных учреждениях, разделённых на крупные сектора</w:t>
-            </w:r>
-          </w:p>
-        </w:tc>
-      </w:tr>
-      <w:tr>
-        <w:tc>
-          <w:tcPr>
-            <w:tcW w:w="259" w:type="pct"/>
-          </w:tcPr>
-          <w:p>
-            <w:pPr>
-              <w:spacing w:line="278" w:lineRule="auto"/>
-              <w:rPr>
-                <w:rFonts w:eastAsia="Aptos"/>
-                <w:szCs w:val="28"/>
-              </w:rPr>
-            </w:pPr>
-            <w:r>
-              <w:rPr>
-                <w:rFonts w:eastAsia="Aptos"/>
-                <w:szCs w:val="28"/>
-              </w:rPr>
-              <w:t>4</w:t>
-            </w:r>
-          </w:p>
-        </w:tc>
-        <w:tc>
-          <w:tcPr>
-            <w:tcW w:w="862" w:type="pct"/>
-          </w:tcPr>
-          <w:p>
-            <w:pPr>
-              <w:spacing w:line="240" w:lineRule="auto"/>
-              <w:jc w:val="center"/>
-              <w:rPr>
-                <w:rFonts w:eastAsia="Aptos"/>
-                <w:szCs w:val="28"/>
-              </w:rPr>
-            </w:pPr>
-            <w:r>
-              <w:rPr>
-                <w:rFonts w:eastAsia="Aptos"/>
-                <w:szCs w:val="28"/>
-                <w:lang w:val="en-US"/>
-              </w:rPr>
-              <w:t>MAN</w:t>
-            </w:r>
-          </w:p>
-          <w:p>
-            <w:pPr>
-              <w:spacing w:line="240" w:lineRule="auto"/>
-              <w:jc w:val="center"/>
-              <w:rPr>
-                <w:rFonts w:eastAsia="Aptos"/>
-                <w:szCs w:val="28"/>
-              </w:rPr>
-            </w:pPr>
-            <w:r>
-              <w:rPr>
-                <w:rFonts w:eastAsia="Aptos"/>
-                <w:szCs w:val="28"/>
-              </w:rPr>
-              <w:t>(</w:t>
-            </w:r>
-            <w:r>
-              <w:rPr>
-                <w:rFonts w:eastAsia="Aptos"/>
-                <w:szCs w:val="28"/>
-                <w:lang w:val="en-US"/>
-              </w:rPr>
-              <w:t>Metropolitan</w:t>
-            </w:r>
-            <w:r>
-              <w:rPr>
-                <w:rFonts w:eastAsia="Aptos"/>
-                <w:szCs w:val="28"/>
-              </w:rPr>
-              <w:t xml:space="preserve"> </w:t>
-            </w:r>
-            <w:r>
-              <w:rPr>
-                <w:rFonts w:eastAsia="Aptos"/>
-                <w:szCs w:val="28"/>
-                <w:lang w:val="en-US"/>
-              </w:rPr>
-              <w:t>Area</w:t>
-            </w:r>
-            <w:r>
-              <w:rPr>
-                <w:rFonts w:eastAsia="Aptos"/>
-                <w:szCs w:val="28"/>
-              </w:rPr>
-              <w:t xml:space="preserve"> </w:t>
-            </w:r>
-            <w:r>
-              <w:rPr>
-                <w:rFonts w:eastAsia="Aptos"/>
-                <w:szCs w:val="28"/>
-                <w:lang w:val="en-US"/>
-              </w:rPr>
-              <w:t>Network</w:t>
-            </w:r>
-            <w:r>
-              <w:rPr>
-                <w:rFonts w:eastAsia="Aptos"/>
-                <w:szCs w:val="28"/>
-              </w:rPr>
-              <w:t>)</w:t>
-            </w:r>
-          </w:p>
-        </w:tc>
-        <w:tc>
-          <w:tcPr>
-            <w:tcW w:w="1940" w:type="pct"/>
-          </w:tcPr>
-          <w:p>
-            <w:pPr>
-              <w:spacing w:line="240" w:lineRule="auto"/>
-              <w:rPr>
-                <w:rFonts w:eastAsia="Aptos"/>
-                <w:szCs w:val="28"/>
-              </w:rPr>
-            </w:pPr>
-            <w:r>
-              <w:rPr>
-                <w:rFonts w:eastAsia="Aptos"/>
-                <w:szCs w:val="28"/>
-              </w:rPr>
-              <w:t>Р</w:t>
-            </w:r>
-            <w:r>
-              <w:rPr>
-                <w:rFonts w:eastAsia="Aptos"/>
-                <w:szCs w:val="28"/>
-              </w:rPr>
-              <w:t>егиональная сеть, предназначенная для объединения локальных сетей на уровне города или муниципального округа</w:t>
-            </w:r>
-          </w:p>
-        </w:tc>
-        <w:tc>
-          <w:tcPr>
-            <w:tcW w:w="1940" w:type="pct"/>
-          </w:tcPr>
-          <w:p>
-            <w:pPr>
-              <w:spacing w:line="240" w:lineRule="auto"/>
-              <w:rPr>
-                <w:rFonts w:eastAsia="Aptos"/>
-                <w:szCs w:val="28"/>
-              </w:rPr>
-            </w:pPr>
-            <w:r>
-              <w:rPr>
-                <w:rFonts w:eastAsia="Aptos"/>
-                <w:szCs w:val="28"/>
-              </w:rPr>
-              <w:t>Телевизионная сеть, городская сеть экстренных служб</w:t>
-            </w:r>
-          </w:p>
-        </w:tc>
-      </w:tr>
-      <w:tr>
-        <w:tc>
-          <w:tcPr>
-            <w:tcW w:w="259" w:type="pct"/>
-          </w:tcPr>
-          <w:p>
-            <w:pPr>
-              <w:spacing w:line="278" w:lineRule="auto"/>
-              <w:jc w:val="center"/>
-              <w:rPr>
-                <w:rFonts w:eastAsia="Aptos"/>
-                <w:szCs w:val="28"/>
-              </w:rPr>
-            </w:pPr>
-            <w:r>
-              <w:rPr>
-                <w:rFonts w:eastAsia="Aptos"/>
-                <w:szCs w:val="28"/>
-              </w:rPr>
-              <w:t>5</w:t>
-            </w:r>
-          </w:p>
-        </w:tc>
-        <w:tc>
-          <w:tcPr>
-            <w:tcW w:w="862" w:type="pct"/>
-          </w:tcPr>
-          <w:p>
-            <w:pPr>
-              <w:spacing w:line="240" w:lineRule="auto"/>
-              <w:jc w:val="center"/>
-              <w:rPr>
-                <w:rFonts w:eastAsia="Aptos"/>
-                <w:szCs w:val="28"/>
-              </w:rPr>
-            </w:pPr>
-            <w:r>
-              <w:rPr>
-                <w:rFonts w:eastAsia="Aptos"/>
-                <w:szCs w:val="28"/>
-                <w:lang w:val="en-US"/>
-              </w:rPr>
-              <w:t>WAN</w:t>
-            </w:r>
-          </w:p>
-          <w:p>
-            <w:pPr>
-              <w:spacing w:line="240" w:lineRule="auto"/>
-              <w:jc w:val="center"/>
-              <w:rPr>
-                <w:rFonts w:eastAsia="Aptos"/>
-                <w:szCs w:val="28"/>
-              </w:rPr>
-            </w:pPr>
-            <w:r>
-              <w:rPr>
-                <w:rFonts w:eastAsia="Aptos"/>
-                <w:szCs w:val="28"/>
-              </w:rPr>
-              <w:t>(</w:t>
-            </w:r>
-            <w:r>
-              <w:rPr>
-                <w:rFonts w:eastAsia="Aptos"/>
-                <w:szCs w:val="28"/>
-                <w:lang w:val="en-US"/>
-              </w:rPr>
-              <w:t>Wide</w:t>
-            </w:r>
-            <w:r>
-              <w:rPr>
-                <w:rFonts w:eastAsia="Aptos"/>
-                <w:szCs w:val="28"/>
-              </w:rPr>
-              <w:t xml:space="preserve"> </w:t>
-            </w:r>
-            <w:r>
-              <w:rPr>
-                <w:rFonts w:eastAsia="Aptos"/>
-                <w:szCs w:val="28"/>
-                <w:lang w:val="en-US"/>
-              </w:rPr>
-              <w:t>Area</w:t>
-            </w:r>
-            <w:r>
-              <w:rPr>
-                <w:rFonts w:eastAsia="Aptos"/>
-                <w:szCs w:val="28"/>
-              </w:rPr>
-              <w:t xml:space="preserve"> </w:t>
-            </w:r>
-            <w:r>
-              <w:rPr>
-                <w:rFonts w:eastAsia="Aptos"/>
-                <w:szCs w:val="28"/>
-                <w:lang w:val="en-US"/>
-              </w:rPr>
-              <w:t>Network</w:t>
-            </w:r>
-            <w:r>
-              <w:rPr>
-                <w:rFonts w:eastAsia="Aptos"/>
-                <w:szCs w:val="28"/>
-              </w:rPr>
-              <w:t>)</w:t>
-            </w:r>
-          </w:p>
-        </w:tc>
-        <w:tc>
-          <w:tcPr>
-            <w:tcW w:w="1940" w:type="pct"/>
-          </w:tcPr>
-          <w:p>
-            <w:pPr>
-              <w:spacing w:line="240" w:lineRule="auto"/>
-              <w:rPr>
-                <w:rFonts w:eastAsia="Aptos"/>
-                <w:szCs w:val="28"/>
-              </w:rPr>
-            </w:pPr>
-            <w:r>
-              <w:rPr>
-                <w:rFonts w:eastAsia="Aptos"/>
-                <w:szCs w:val="28"/>
-              </w:rPr>
-              <w:t>М</w:t>
-            </w:r>
-            <w:r>
-              <w:rPr>
-                <w:rFonts w:eastAsia="Aptos"/>
-                <w:szCs w:val="28"/>
-              </w:rPr>
-              <w:t>асштабная сеть, является достаточно широким понятием. В общем случае – это любая сеть, масштабнее региональной и вплоть до «Всемирной Паутины»</w:t>
-            </w:r>
-          </w:p>
-        </w:tc>
-        <w:tc>
-          <w:tcPr>
-            <w:tcW w:w="1940" w:type="pct"/>
-          </w:tcPr>
-          <w:p>
-            <w:pPr>
-              <w:spacing w:line="240" w:lineRule="auto"/>
-              <w:rPr>
-                <w:rFonts w:eastAsia="Aptos"/>
-                <w:szCs w:val="28"/>
-              </w:rPr>
-            </w:pPr>
-            <w:r>
-              <w:rPr>
-                <w:rFonts w:eastAsia="Aptos"/>
-                <w:szCs w:val="28"/>
-              </w:rPr>
-              <w:t>Сеть Интернет, внутренние сети интернет-провайдеров, операторов связи</w:t>
-            </w:r>
-          </w:p>
-        </w:tc>
-      </w:tr>
-    </w:tbl>
-    <w:p>
-      <w:pPr>
-        <w:spacing w:before="240" w:after="0"/>
-        <w:ind w:firstLine="709"/>
-        <w:rPr>
-          <w:rFonts w:eastAsia="Aptos" w:cs="Times New Roman"/>
-          <w:kern w:val="2"/>
-          <w:szCs w:val="28"/>
-          <w14:ligatures w14:val="standardContextual"/>
-        </w:rPr>
-      </w:pPr>
-      <w:r>
-        <w:rPr>
-          <w:rFonts w:eastAsia="Aptos" w:cs="Times New Roman"/>
-          <w:kern w:val="2"/>
-          <w:szCs w:val="28"/>
-          <w14:ligatures w14:val="standardContextual"/>
-        </w:rPr>
-        <w:lastRenderedPageBreak/>
-        <w:t xml:space="preserve">Как можно заметить, существует множество видов компьютерных сетей. Поскольку специфика ВКР предполагает разработку ПО, применяемого на предприятиях с разветвлённой сетевой инфраструктурой, подробному рассмотрению подлежат </w:t>
-      </w:r>
-      <w:r>
-        <w:rPr>
-          <w:rFonts w:eastAsia="Aptos" w:cs="Times New Roman"/>
-          <w:kern w:val="2"/>
-          <w:szCs w:val="28"/>
           <w:lang w:val="en-US"/>
           <w14:ligatures w14:val="standardContextual"/>
         </w:rPr>
-        <w:t>LAN</w:t>
-      </w:r>
-      <w:r>
-        <w:rPr>
-          <w:rFonts w:eastAsia="Aptos" w:cs="Times New Roman"/>
-          <w:kern w:val="2"/>
-          <w:szCs w:val="28"/>
-          <w14:ligatures w14:val="standardContextual"/>
-        </w:rPr>
-        <w:t xml:space="preserve"> и </w:t>
-      </w:r>
-      <w:r>
-        <w:rPr>
-          <w:rFonts w:eastAsia="Aptos" w:cs="Times New Roman"/>
-          <w:kern w:val="2"/>
-          <w:szCs w:val="28"/>
-          <w:lang w:val="en-US"/>
-          <w14:ligatures w14:val="standardContextual"/>
-        </w:rPr>
-        <w:t>CAN</w:t>
-      </w:r>
-      <w:r>
-        <w:rPr>
-          <w:rFonts w:eastAsia="Aptos" w:cs="Times New Roman"/>
-          <w:kern w:val="2"/>
-          <w:szCs w:val="28"/>
-          <w14:ligatures w14:val="standardContextual"/>
-        </w:rPr>
-        <w:t xml:space="preserve">. Помимо этого, требуется рассмотреть возможность использования ПО для мониторинга региональных сетей. </w:t>
+        <w:t>SNMP</w:t>
       </w:r>
     </w:p>
     <w:p>
@@ -3391,7 +2472,7 @@
           <w:szCs w:val="28"/>
           <w14:ligatures w14:val="standardContextual"/>
         </w:rPr>
-        <w:t xml:space="preserve"> Для развёртки крупных </w:t>
+        <w:t xml:space="preserve">Самым низкоуровневым устройством, применяемым в сети, является сетевой коммутатор, он же свитч. Коммутатор является развитием такого устройства, как концентратор, оное более не применяется даже в небольших сетях ввиду неудобства эксплуатации и возникающих в процессе его использования уязвимостей. Коммутатор работает на втором уровне модели </w:t>
       </w:r>
       <w:r>
         <w:rPr>
@@ -3401,16 +2482,16 @@
           <w:lang w:val="en-US"/>
           <w14:ligatures w14:val="standardContextual"/>
         </w:rPr>
-        <w:t>LAN</w:t>
-      </w:r>
-      <w:r>
-        <w:rPr>
-          <w:rFonts w:eastAsia="Aptos" w:cs="Times New Roman"/>
-          <w:kern w:val="2"/>
-          <w:szCs w:val="28"/>
-          <w14:ligatures w14:val="standardContextual"/>
-        </w:rPr>
-        <w:t xml:space="preserve"> и </w:t>
+        <w:t>OSI</w:t>
+      </w:r>
+      <w:r>
+        <w:rPr>
+          <w:rFonts w:eastAsia="Aptos" w:cs="Times New Roman"/>
+          <w:kern w:val="2"/>
+          <w:szCs w:val="28"/>
+          <w14:ligatures w14:val="standardContextual"/>
+        </w:rPr>
+        <w:t xml:space="preserve"> и служит для объединения трёх и более оконечных устройств в одну сеть. Коммутация траффика осуществляется за счёт </w:t>
       </w:r>
       <w:r>
         <w:rPr>
@@ -3420,16 +2501,16 @@
           <w:lang w:val="en-US"/>
           <w14:ligatures w14:val="standardContextual"/>
         </w:rPr>
-        <w:t>CAN</w:t>
-      </w:r>
-      <w:r>
-        <w:rPr>
-          <w:rFonts w:eastAsia="Aptos" w:cs="Times New Roman"/>
-          <w:kern w:val="2"/>
-          <w:szCs w:val="28"/>
-          <w14:ligatures w14:val="standardContextual"/>
-        </w:rPr>
-        <w:t xml:space="preserve"> помимо оконечных устройств (персональных компьютеров работников) применяется промежуточное сетевое оборудование: коммутаторы, маршрутизаторы, мосты. Для большей надёжности применяются файерволы. Это оборудование подразделяется на определённые уровни, соответствующие тем уровням модели </w:t>
+        <w:t>MAC</w:t>
+      </w:r>
+      <w:r>
+        <w:rPr>
+          <w:rFonts w:eastAsia="Aptos" w:cs="Times New Roman"/>
+          <w:kern w:val="2"/>
+          <w:szCs w:val="28"/>
+          <w14:ligatures w14:val="standardContextual"/>
+        </w:rPr>
+        <w:t xml:space="preserve">-адресации – уникального физического адреса сетевого адаптера устройства. Благодаря этому становится возможна точечная пересылка пакетов (а не рассылка его во все каналы, как это было с концентратором, который работал на первом уровне модели </w:t>
       </w:r>
       <w:r>
         <w:rPr>
@@ -3448,7 +2529,7 @@
           <w:szCs w:val="28"/>
           <w14:ligatures w14:val="standardContextual"/>
         </w:rPr>
-        <w:t>, с которым они работают. Ниже представлено описание применяемого оборудования.</w:t>
+        <w:t>), за счёт чего повышается защищённость сети от несанкционированного прослушивания траффика.</w:t>
       </w:r>
     </w:p>
     <w:p>
@@ -3469,7 +2550,193 @@
           <w:szCs w:val="28"/>
           <w14:ligatures w14:val="standardContextual"/>
         </w:rPr>
-        <w:t>1.1.1 Применяемое сетевое оборудование</w:t>
+        <w:t xml:space="preserve">Коммутаторы можно разделить на управляемые и неуправляемые. Неуправляемые коммутаторы, как более дешёвый вариант, применяются, когда в сеть не требуется вносить каких-либо усложнений, и просто требуется, чтобы те или иные устройства были подключены в одну подсеть (например, соединить компьютер, </w:t>
+      </w:r>
+      <w:r>
+        <w:rPr>
+          <w:rFonts w:eastAsia="Aptos" w:cs="Times New Roman"/>
+          <w:kern w:val="2"/>
+          <w:szCs w:val="28"/>
+          <w:lang w:val="en-US"/>
+          <w14:ligatures w14:val="standardContextual"/>
+        </w:rPr>
+        <w:t>IP</w:t>
+      </w:r>
+      <w:r>
+        <w:rPr>
+          <w:rFonts w:eastAsia="Aptos" w:cs="Times New Roman"/>
+          <w:kern w:val="2"/>
+          <w:szCs w:val="28"/>
+          <w14:ligatures w14:val="standardContextual"/>
+        </w:rPr>
+        <w:t xml:space="preserve">-телефонию и принтер). Управляемые коммутаторы, в свою очередь, позволяют настроить такие функции как </w:t>
+      </w:r>
+      <w:r>
+        <w:rPr>
+          <w:rFonts w:eastAsia="Aptos" w:cs="Times New Roman"/>
+          <w:kern w:val="2"/>
+          <w:szCs w:val="28"/>
+          <w:lang w:val="en-US"/>
+          <w14:ligatures w14:val="standardContextual"/>
+        </w:rPr>
+        <w:t>VLAN</w:t>
+      </w:r>
+      <w:r>
+        <w:rPr>
+          <w:rFonts w:eastAsia="Aptos" w:cs="Times New Roman"/>
+          <w:kern w:val="2"/>
+          <w:szCs w:val="28"/>
+          <w14:ligatures w14:val="standardContextual"/>
+        </w:rPr>
+        <w:t xml:space="preserve"> (</w:t>
+      </w:r>
+      <w:r>
+        <w:rPr>
+          <w:rFonts w:eastAsia="Aptos" w:cs="Times New Roman"/>
+          <w:kern w:val="2"/>
+          <w:szCs w:val="28"/>
+          <w:lang w:val="en-US"/>
+          <w14:ligatures w14:val="standardContextual"/>
+        </w:rPr>
+        <w:t>Virtual</w:t>
+      </w:r>
+      <w:r>
+        <w:rPr>
+          <w:rFonts w:eastAsia="Aptos" w:cs="Times New Roman"/>
+          <w:kern w:val="2"/>
+          <w:szCs w:val="28"/>
+          <w14:ligatures w14:val="standardContextual"/>
+        </w:rPr>
+        <w:t xml:space="preserve"> </w:t>
+      </w:r>
+      <w:r>
+        <w:rPr>
+          <w:rFonts w:eastAsia="Aptos" w:cs="Times New Roman"/>
+          <w:kern w:val="2"/>
+          <w:szCs w:val="28"/>
+          <w:lang w:val="en-US"/>
+          <w14:ligatures w14:val="standardContextual"/>
+        </w:rPr>
+        <w:t>Private</w:t>
+      </w:r>
+      <w:r>
+        <w:rPr>
+          <w:rFonts w:eastAsia="Aptos" w:cs="Times New Roman"/>
+          <w:kern w:val="2"/>
+          <w:szCs w:val="28"/>
+          <w14:ligatures w14:val="standardContextual"/>
+        </w:rPr>
+        <w:t xml:space="preserve"> </w:t>
+      </w:r>
+      <w:r>
+        <w:rPr>
+          <w:rFonts w:eastAsia="Aptos" w:cs="Times New Roman"/>
+          <w:kern w:val="2"/>
+          <w:szCs w:val="28"/>
+          <w:lang w:val="en-US"/>
+          <w14:ligatures w14:val="standardContextual"/>
+        </w:rPr>
+        <w:t>Network</w:t>
+      </w:r>
+      <w:r>
+        <w:rPr>
+          <w:rFonts w:eastAsia="Aptos" w:cs="Times New Roman"/>
+          <w:kern w:val="2"/>
+          <w:szCs w:val="28"/>
+          <w14:ligatures w14:val="standardContextual"/>
+        </w:rPr>
+        <w:t>)</w:t>
+      </w:r>
+      <w:r>
+        <w:rPr>
+          <w:rFonts w:eastAsia="Aptos" w:cs="Times New Roman"/>
+          <w:kern w:val="2"/>
+          <w:szCs w:val="28"/>
+          <w14:ligatures w14:val="standardContextual"/>
+        </w:rPr>
+        <w:t xml:space="preserve">, агрегацию и </w:t>
+      </w:r>
+      <w:r>
+        <w:rPr>
+          <w:rFonts w:eastAsia="Aptos" w:cs="Times New Roman"/>
+          <w:kern w:val="2"/>
+          <w:szCs w:val="28"/>
+          <w14:ligatures w14:val="standardContextual"/>
+        </w:rPr>
+        <w:t>т.п.</w:t>
+      </w:r>
+      <w:r>
+        <w:rPr>
+          <w:rFonts w:eastAsia="Aptos" w:cs="Times New Roman"/>
+          <w:kern w:val="2"/>
+          <w:szCs w:val="28"/>
+          <w14:ligatures w14:val="standardContextual"/>
+        </w:rPr>
+        <w:t>.</w:t>
+      </w:r>
+      <w:r>
+        <w:rPr>
+          <w:rFonts w:eastAsia="Aptos" w:cs="Times New Roman"/>
+          <w:kern w:val="2"/>
+          <w:szCs w:val="28"/>
+          <w14:ligatures w14:val="standardContextual"/>
+        </w:rPr>
+        <w:t xml:space="preserve"> </w:t>
+      </w:r>
+      <w:r>
+        <w:rPr>
+          <w:rFonts w:eastAsia="Aptos" w:cs="Times New Roman"/>
+          <w:kern w:val="2"/>
+          <w:szCs w:val="28"/>
+          <w:lang w:val="en-US"/>
+          <w14:ligatures w14:val="standardContextual"/>
+        </w:rPr>
+        <w:t>VLAN</w:t>
+      </w:r>
+      <w:r>
+        <w:rPr>
+          <w:rFonts w:eastAsia="Aptos" w:cs="Times New Roman"/>
+          <w:kern w:val="2"/>
+          <w:szCs w:val="28"/>
+          <w14:ligatures w14:val="standardContextual"/>
+        </w:rPr>
+        <w:t xml:space="preserve"> –</w:t>
+      </w:r>
+      <w:r>
+        <w:rPr>
+          <w:rFonts w:eastAsia="Aptos" w:cs="Times New Roman"/>
+          <w:kern w:val="2"/>
+          <w:szCs w:val="28"/>
+          <w14:ligatures w14:val="standardContextual"/>
+        </w:rPr>
+        <w:t xml:space="preserve"> э</w:t>
+      </w:r>
+      <w:r>
+        <w:rPr>
+          <w:rFonts w:eastAsia="Aptos" w:cs="Times New Roman"/>
+          <w:kern w:val="2"/>
+          <w:szCs w:val="28"/>
+          <w14:ligatures w14:val="standardContextual"/>
+        </w:rPr>
+        <w:t>то технология, которая позволяет более абстрактно группировать устройства в подсети. Таким образом, становится возможным как разделить устройства, подключённые к одному коммутатору, друг от друга, так и объединить устройства в виртуальную подсеть, даже если в действительности они находятся в разных подсетях. При разработке</w:t>
+      </w:r>
+      <w:r>
+        <w:rPr>
+          <w:rFonts w:eastAsia="Aptos" w:cs="Times New Roman"/>
+          <w:kern w:val="2"/>
+          <w:szCs w:val="28"/>
+          <w14:ligatures w14:val="standardContextual"/>
+        </w:rPr>
+        <w:t xml:space="preserve"> программного продукта</w:t>
+      </w:r>
+      <w:r>
+        <w:rPr>
+          <w:rFonts w:eastAsia="Aptos" w:cs="Times New Roman"/>
+          <w:kern w:val="2"/>
+          <w:szCs w:val="28"/>
+          <w14:ligatures w14:val="standardContextual"/>
+        </w:rPr>
+        <w:t xml:space="preserve"> необходимо учитывать эту особенность сетей.</w:t>
       </w:r>
     </w:p>
     <w:p>
@@ -3491,381 +2758,8 @@
           <w:highlight w:val="yellow"/>
           <w14:ligatures w14:val="standardContextual"/>
         </w:rPr>
-        <w:t xml:space="preserve">Больше описать </w:t>
-      </w:r>
-      <w:proofErr w:type="gramStart"/>
-      <w:r>
-        <w:rPr>
-          <w:rFonts w:eastAsia="Aptos" w:cs="Times New Roman"/>
-          <w:kern w:val="2"/>
-          <w:szCs w:val="28"/>
-          <w:highlight w:val="yellow"/>
-          <w14:ligatures w14:val="standardContextual"/>
-        </w:rPr>
-        <w:t>про устройства</w:t>
-      </w:r>
-      <w:proofErr w:type="gramEnd"/>
-      <w:r>
-        <w:rPr>
-          <w:rFonts w:eastAsia="Aptos" w:cs="Times New Roman"/>
-          <w:kern w:val="2"/>
-          <w:szCs w:val="28"/>
-          <w:highlight w:val="yellow"/>
-          <w14:ligatures w14:val="standardContextual"/>
-        </w:rPr>
-        <w:t xml:space="preserve"> которые поддерживают </w:t>
-      </w:r>
-      <w:r>
-        <w:rPr>
-          <w:rFonts w:eastAsia="Aptos" w:cs="Times New Roman"/>
-          <w:kern w:val="2"/>
-          <w:szCs w:val="28"/>
-          <w:highlight w:val="yellow"/>
-          <w:lang w:val="en-US"/>
-          <w14:ligatures w14:val="standardContextual"/>
-        </w:rPr>
-        <w:t>SNMP</w:t>
-      </w:r>
-    </w:p>
-    <w:p>
-      <w:pPr>
-        <w:spacing w:after="0"/>
-        <w:ind w:firstLine="709"/>
-        <w:rPr>
-          <w:rFonts w:eastAsia="Aptos" w:cs="Times New Roman"/>
-          <w:kern w:val="2"/>
-          <w:szCs w:val="28"/>
-          <w14:ligatures w14:val="standardContextual"/>
-        </w:rPr>
-      </w:pPr>
-      <w:r>
-        <w:rPr>
-          <w:rFonts w:eastAsia="Aptos" w:cs="Times New Roman"/>
-          <w:kern w:val="2"/>
-          <w:szCs w:val="28"/>
-          <w14:ligatures w14:val="standardContextual"/>
-        </w:rPr>
-        <w:t xml:space="preserve">Самым низкоуровневым устройством, применяемым в сети, является сетевой коммутатор, он же свитч. Коммутатор является развитием такого устройства, как концентратор, оное более не применяется даже в небольших сетях ввиду неудобства эксплуатации и возникающих в процессе его использования уязвимостей. Коммутатор работает на втором уровне модели </w:t>
-      </w:r>
-      <w:r>
-        <w:rPr>
-          <w:rFonts w:eastAsia="Aptos" w:cs="Times New Roman"/>
-          <w:kern w:val="2"/>
-          <w:szCs w:val="28"/>
-          <w:lang w:val="en-US"/>
-          <w14:ligatures w14:val="standardContextual"/>
-        </w:rPr>
-        <w:t>OSI</w:t>
-      </w:r>
-      <w:r>
-        <w:rPr>
-          <w:rFonts w:eastAsia="Aptos" w:cs="Times New Roman"/>
-          <w:kern w:val="2"/>
-          <w:szCs w:val="28"/>
-          <w14:ligatures w14:val="standardContextual"/>
-        </w:rPr>
-        <w:t xml:space="preserve"> и служит для объединения трёх и более оконечных устройств в одну сеть. Коммутация траффика осуществляется за счёт </w:t>
-      </w:r>
-      <w:r>
-        <w:rPr>
-          <w:rFonts w:eastAsia="Aptos" w:cs="Times New Roman"/>
-          <w:kern w:val="2"/>
-          <w:szCs w:val="28"/>
-          <w:lang w:val="en-US"/>
-          <w14:ligatures w14:val="standardContextual"/>
-        </w:rPr>
-        <w:t>MAC</w:t>
-      </w:r>
-      <w:r>
-        <w:rPr>
-          <w:rFonts w:eastAsia="Aptos" w:cs="Times New Roman"/>
-          <w:kern w:val="2"/>
-          <w:szCs w:val="28"/>
-          <w14:ligatures w14:val="standardContextual"/>
-        </w:rPr>
-        <w:t xml:space="preserve">-адресации – уникального физического адреса сетевого адаптера устройства. Благодаря этому становится возможна точечная пересылка пакетов (а не рассылка его во все каналы, как это было с концентратором, который работал на первом уровне модели </w:t>
-      </w:r>
-      <w:r>
-        <w:rPr>
-          <w:rFonts w:eastAsia="Aptos" w:cs="Times New Roman"/>
-          <w:kern w:val="2"/>
-          <w:szCs w:val="28"/>
-          <w:lang w:val="en-US"/>
-          <w14:ligatures w14:val="standardContextual"/>
-        </w:rPr>
-        <w:t>OSI</w:t>
-      </w:r>
-      <w:r>
-        <w:rPr>
-          <w:rFonts w:eastAsia="Aptos" w:cs="Times New Roman"/>
-          <w:kern w:val="2"/>
-          <w:szCs w:val="28"/>
-          <w14:ligatures w14:val="standardContextual"/>
-        </w:rPr>
-        <w:t>), за счёт чего повышается защищённость сети от несанкционированного прослушивания траффика.</w:t>
-      </w:r>
-    </w:p>
-    <w:p>
-      <w:pPr>
-        <w:spacing w:after="0"/>
-        <w:ind w:firstLine="709"/>
-        <w:rPr>
-          <w:rFonts w:eastAsia="Aptos" w:cs="Times New Roman"/>
-          <w:kern w:val="2"/>
-          <w:szCs w:val="28"/>
-          <w14:ligatures w14:val="standardContextual"/>
-        </w:rPr>
-      </w:pPr>
-      <w:r>
-        <w:rPr>
-          <w:rFonts w:eastAsia="Aptos" w:cs="Times New Roman"/>
-          <w:kern w:val="2"/>
-          <w:szCs w:val="28"/>
-          <w14:ligatures w14:val="standardContextual"/>
-        </w:rPr>
-        <w:t xml:space="preserve">Коммутаторы можно разделить на управляемые и неуправляемые. Неуправляемые коммутаторы, как более дешёвый вариант, применяются, когда в сеть не требуется вносить каких-либо усложнений, и просто требуется, чтобы те или иные устройства были подключены в одну подсеть (например, соединить компьютер, </w:t>
-      </w:r>
-      <w:r>
-        <w:rPr>
-          <w:rFonts w:eastAsia="Aptos" w:cs="Times New Roman"/>
-          <w:kern w:val="2"/>
-          <w:szCs w:val="28"/>
-          <w:lang w:val="en-US"/>
-          <w14:ligatures w14:val="standardContextual"/>
-        </w:rPr>
-        <w:t>IP</w:t>
-      </w:r>
-      <w:r>
-        <w:rPr>
-          <w:rFonts w:eastAsia="Aptos" w:cs="Times New Roman"/>
-          <w:kern w:val="2"/>
-          <w:szCs w:val="28"/>
-          <w14:ligatures w14:val="standardContextual"/>
-        </w:rPr>
-        <w:t xml:space="preserve">-телефонию и принтер). Управляемые коммутаторы, </w:t>
-      </w:r>
-      <w:r>
-        <w:rPr>
-          <w:rFonts w:eastAsia="Aptos" w:cs="Times New Roman"/>
-          <w:kern w:val="2"/>
-          <w:szCs w:val="28"/>
-          <w14:ligatures w14:val="standardContextual"/>
-        </w:rPr>
         <w:lastRenderedPageBreak/>
-        <w:t xml:space="preserve">в свою очередь, позволяют настроить такие функции как </w:t>
-      </w:r>
-      <w:r>
-        <w:rPr>
-          <w:rFonts w:eastAsia="Aptos" w:cs="Times New Roman"/>
-          <w:kern w:val="2"/>
-          <w:szCs w:val="28"/>
-          <w:lang w:val="en-US"/>
-          <w14:ligatures w14:val="standardContextual"/>
-        </w:rPr>
-        <w:t>VLAN</w:t>
-      </w:r>
-      <w:r>
-        <w:rPr>
-          <w:rFonts w:eastAsia="Aptos" w:cs="Times New Roman"/>
-          <w:kern w:val="2"/>
-          <w:szCs w:val="28"/>
-          <w14:ligatures w14:val="standardContextual"/>
-        </w:rPr>
-        <w:t xml:space="preserve"> (</w:t>
-      </w:r>
-      <w:r>
-        <w:rPr>
-          <w:rFonts w:eastAsia="Aptos" w:cs="Times New Roman"/>
-          <w:kern w:val="2"/>
-          <w:szCs w:val="28"/>
-          <w:lang w:val="en-US"/>
-          <w14:ligatures w14:val="standardContextual"/>
-        </w:rPr>
-        <w:t>Virtual</w:t>
-      </w:r>
-      <w:r>
-        <w:rPr>
-          <w:rFonts w:eastAsia="Aptos" w:cs="Times New Roman"/>
-          <w:kern w:val="2"/>
-          <w:szCs w:val="28"/>
-          <w14:ligatures w14:val="standardContextual"/>
-        </w:rPr>
-        <w:t xml:space="preserve"> </w:t>
-      </w:r>
-      <w:r>
-        <w:rPr>
-          <w:rFonts w:eastAsia="Aptos" w:cs="Times New Roman"/>
-          <w:kern w:val="2"/>
-          <w:szCs w:val="28"/>
-          <w:lang w:val="en-US"/>
-          <w14:ligatures w14:val="standardContextual"/>
-        </w:rPr>
-        <w:t>Private</w:t>
-      </w:r>
-      <w:r>
-        <w:rPr>
-          <w:rFonts w:eastAsia="Aptos" w:cs="Times New Roman"/>
-          <w:kern w:val="2"/>
-          <w:szCs w:val="28"/>
-          <w14:ligatures w14:val="standardContextual"/>
-        </w:rPr>
-        <w:t xml:space="preserve"> </w:t>
-      </w:r>
-      <w:r>
-        <w:rPr>
-          <w:rFonts w:eastAsia="Aptos" w:cs="Times New Roman"/>
-          <w:kern w:val="2"/>
-          <w:szCs w:val="28"/>
-          <w:lang w:val="en-US"/>
-          <w14:ligatures w14:val="standardContextual"/>
-        </w:rPr>
-        <w:t>Network</w:t>
-      </w:r>
-      <w:r>
-        <w:rPr>
-          <w:rFonts w:eastAsia="Aptos" w:cs="Times New Roman"/>
-          <w:kern w:val="2"/>
-          <w:szCs w:val="28"/>
-          <w14:ligatures w14:val="standardContextual"/>
-        </w:rPr>
-        <w:t>)</w:t>
-      </w:r>
-      <w:r>
-        <w:rPr>
-          <w:rFonts w:eastAsia="Aptos" w:cs="Times New Roman"/>
-          <w:kern w:val="2"/>
-          <w:szCs w:val="28"/>
-          <w14:ligatures w14:val="standardContextual"/>
-        </w:rPr>
-        <w:t xml:space="preserve">, агрегацию и </w:t>
-      </w:r>
-      <w:proofErr w:type="gramStart"/>
-      <w:r>
-        <w:rPr>
-          <w:rFonts w:eastAsia="Aptos" w:cs="Times New Roman"/>
-          <w:kern w:val="2"/>
-          <w:szCs w:val="28"/>
-          <w14:ligatures w14:val="standardContextual"/>
-        </w:rPr>
-        <w:t>т.п.</w:t>
-      </w:r>
-      <w:r>
-        <w:rPr>
-          <w:rFonts w:eastAsia="Aptos" w:cs="Times New Roman"/>
-          <w:kern w:val="2"/>
-          <w:szCs w:val="28"/>
-          <w14:ligatures w14:val="standardContextual"/>
-        </w:rPr>
-        <w:t>.</w:t>
-      </w:r>
-      <w:proofErr w:type="gramEnd"/>
-      <w:r>
-        <w:rPr>
-          <w:rFonts w:eastAsia="Aptos" w:cs="Times New Roman"/>
-          <w:kern w:val="2"/>
-          <w:szCs w:val="28"/>
-          <w14:ligatures w14:val="standardContextual"/>
-        </w:rPr>
-        <w:t xml:space="preserve"> </w:t>
-      </w:r>
-      <w:r>
-        <w:rPr>
-          <w:rFonts w:eastAsia="Aptos" w:cs="Times New Roman"/>
-          <w:kern w:val="2"/>
-          <w:szCs w:val="28"/>
-          <w:lang w:val="en-US"/>
-          <w14:ligatures w14:val="standardContextual"/>
-        </w:rPr>
-        <w:t>VLAN</w:t>
-      </w:r>
-      <w:r>
-        <w:rPr>
-          <w:rFonts w:eastAsia="Aptos" w:cs="Times New Roman"/>
-          <w:kern w:val="2"/>
-          <w:szCs w:val="28"/>
-          <w14:ligatures w14:val="standardContextual"/>
-        </w:rPr>
-        <w:t xml:space="preserve"> –</w:t>
-      </w:r>
-      <w:r>
-        <w:rPr>
-          <w:rFonts w:eastAsia="Aptos" w:cs="Times New Roman"/>
-          <w:kern w:val="2"/>
-          <w:szCs w:val="28"/>
-          <w14:ligatures w14:val="standardContextual"/>
-        </w:rPr>
-        <w:t xml:space="preserve"> э</w:t>
-      </w:r>
-      <w:r>
-        <w:rPr>
-          <w:rFonts w:eastAsia="Aptos" w:cs="Times New Roman"/>
-          <w:kern w:val="2"/>
-          <w:szCs w:val="28"/>
-          <w14:ligatures w14:val="standardContextual"/>
-        </w:rPr>
-        <w:t>то технология, которая позволяет более абстрактно группировать устройства в подсети. Таким образом, становится возможным как разделить устройства, подключённые к одному коммутатору, друг от друга, так и объединить устройства в виртуальную подсеть, даже если в действительности они находятся в разных подсетях. При разработке</w:t>
-      </w:r>
-      <w:r>
-        <w:rPr>
-          <w:rFonts w:eastAsia="Aptos" w:cs="Times New Roman"/>
-          <w:kern w:val="2"/>
-          <w:szCs w:val="28"/>
-          <w14:ligatures w14:val="standardContextual"/>
-        </w:rPr>
-        <w:t xml:space="preserve"> программного продукта</w:t>
-      </w:r>
-      <w:r>
-        <w:rPr>
-          <w:rFonts w:eastAsia="Aptos" w:cs="Times New Roman"/>
-          <w:kern w:val="2"/>
-          <w:szCs w:val="28"/>
-          <w14:ligatures w14:val="standardContextual"/>
-        </w:rPr>
-        <w:t xml:space="preserve"> необходимо учитывать эту особенность сетей.</w:t>
-      </w:r>
-    </w:p>
-    <w:p>
-      <w:pPr>
-        <w:spacing w:after="0"/>
-        <w:ind w:firstLine="709"/>
-        <w:rPr>
-          <w:rFonts w:eastAsia="Aptos" w:cs="Times New Roman"/>
-          <w:kern w:val="2"/>
-          <w:szCs w:val="28"/>
-          <w14:ligatures w14:val="standardContextual"/>
-        </w:rPr>
-      </w:pPr>
-      <w:r>
-        <w:rPr>
-          <w:rFonts w:eastAsia="Aptos" w:cs="Times New Roman"/>
-          <w:kern w:val="2"/>
-          <w:szCs w:val="28"/>
-          <w:highlight w:val="yellow"/>
-          <w14:ligatures w14:val="standardContextual"/>
-        </w:rPr>
-        <w:t xml:space="preserve">Сюда добавить ссылку на исследование что </w:t>
-      </w:r>
-      <w:proofErr w:type="spellStart"/>
-      <w:r>
-        <w:rPr>
-          <w:rFonts w:eastAsia="Aptos" w:cs="Times New Roman"/>
-          <w:kern w:val="2"/>
-          <w:szCs w:val="28"/>
-          <w:highlight w:val="yellow"/>
-          <w14:ligatures w14:val="standardContextual"/>
-        </w:rPr>
-        <w:t>сиска</w:t>
-      </w:r>
-      <w:proofErr w:type="spellEnd"/>
-      <w:r>
-        <w:rPr>
-          <w:rFonts w:eastAsia="Aptos" w:cs="Times New Roman"/>
-          <w:kern w:val="2"/>
-          <w:szCs w:val="28"/>
-          <w:highlight w:val="yellow"/>
-          <w14:ligatures w14:val="standardContextual"/>
-        </w:rPr>
-        <w:t xml:space="preserve"> самая популярна</w:t>
+        <w:t>Сюда добавить ссылку на исследование что сиска самая популярна</w:t>
       </w:r>
       <w:r>
         <w:rPr>
@@ -4110,17 +3004,7 @@
           <w:szCs w:val="28"/>
           <w14:ligatures w14:val="standardContextual"/>
         </w:rPr>
-        <w:t xml:space="preserve">-адрес, а также таблицы маршрутизации. Различаются устройства тем, что коммутатор третьего уровня производит маршрутизацию физически, за счёт особый встроенных микросхем, когда как маршрутизаторы определяют маршрут путём программных вычислений. Таким образом, коммутаторы </w:t>
-      </w:r>
-      <w:r>
-        <w:rPr>
-          <w:rFonts w:eastAsia="Aptos" w:cs="Times New Roman"/>
-          <w:kern w:val="2"/>
-          <w:szCs w:val="28"/>
-          <w14:ligatures w14:val="standardContextual"/>
-        </w:rPr>
-        <w:lastRenderedPageBreak/>
-        <w:t>третьего уровня более приспособлены к большим объёмам траффика, чем обуславливается их более высокая цена на рынке.</w:t>
+        <w:t>-адрес, а также таблицы маршрутизации. Различаются устройства тем, что коммутатор третьего уровня производит маршрутизацию физически, за счёт особый встроенных микросхем, когда как маршрутизаторы определяют маршрут путём программных вычислений. Таким образом, коммутаторы третьего уровня более приспособлены к большим объёмам траффика, чем обуславливается их более высокая цена на рынке.</w:t>
       </w:r>
     </w:p>
     <w:p>
@@ -4184,6 +3068,7 @@
           <w:szCs w:val="28"/>
           <w14:ligatures w14:val="standardContextual"/>
         </w:rPr>
+        <w:lastRenderedPageBreak/>
         <w:drawing>
           <wp:inline distT="0" distB="0" distL="0" distR="0" wp14:anchorId="6DD7210D" wp14:editId="711BD7CC">
             <wp:extent cx="4848225" cy="2194267"/>
@@ -4282,47 +3167,7 @@
           <w:szCs w:val="28"/>
           <w14:ligatures w14:val="standardContextual"/>
         </w:rPr>
-        <w:t xml:space="preserve">Межсетевой экран, работающий в той или иной степени на втором, третьем, четвёртом и седьмом уровнях, может быть организован </w:t>
-      </w:r>
-      <w:proofErr w:type="spellStart"/>
-      <w:r>
-        <w:rPr>
-          <w:rFonts w:eastAsia="Aptos" w:cs="Times New Roman"/>
-          <w:kern w:val="2"/>
-          <w:szCs w:val="28"/>
-          <w14:ligatures w14:val="standardContextual"/>
-        </w:rPr>
-        <w:t>программно</w:t>
-      </w:r>
-      <w:proofErr w:type="spellEnd"/>
-      <w:r>
-        <w:rPr>
-          <w:rFonts w:eastAsia="Aptos" w:cs="Times New Roman"/>
-          <w:kern w:val="2"/>
-          <w:szCs w:val="28"/>
-          <w14:ligatures w14:val="standardContextual"/>
-        </w:rPr>
-        <w:t xml:space="preserve">, в виде прошивки маршрутизатора или утилиты на персональном компьютере, или </w:t>
-      </w:r>
-      <w:proofErr w:type="spellStart"/>
-      <w:r>
-        <w:rPr>
-          <w:rFonts w:eastAsia="Aptos" w:cs="Times New Roman"/>
-          <w:kern w:val="2"/>
-          <w:szCs w:val="28"/>
-          <w14:ligatures w14:val="standardContextual"/>
-        </w:rPr>
-        <w:t>аппаратно</w:t>
-      </w:r>
-      <w:proofErr w:type="spellEnd"/>
-      <w:r>
-        <w:rPr>
-          <w:rFonts w:eastAsia="Aptos" w:cs="Times New Roman"/>
-          <w:kern w:val="2"/>
-          <w:szCs w:val="28"/>
-          <w14:ligatures w14:val="standardContextual"/>
-        </w:rPr>
-        <w:t>, в виде отдельного устройства. Аппаратный файервол может представать как в виде выделенной пользовательской машины, на которой не выполняется посторонних служб, так и в виде специализированного устройства. Принцип настройки специализированного устройства схож с настройкой коммутатора или маршрутизатора – всё происходит посредством встроенных средств. Считается, что специализированные аппаратные файерволы (отдельные устройства) более надёжны, производительны и просты в обращении, отчего в случаях, когда безопасность сети превыше всего, выбор часто падает именно на них. При разработке</w:t>
+        <w:t>Межсетевой экран, работающий в той или иной степени на втором, третьем, четвёртом и седьмом уровнях, может быть организован программно, в виде прошивки маршрутизатора или утилиты на персональном компьютере, или аппаратно, в виде отдельного устройства. Аппаратный файервол может представать как в виде выделенной пользовательской машины, на которой не выполняется посторонних служб, так и в виде специализированного устройства. Принцип настройки специализированного устройства схож с настройкой коммутатора или маршрутизатора – всё происходит посредством встроенных средств. Считается, что специализированные аппаратные файерволы (отдельные устройства) более надёжны, производительны и просты в обращении, отчего в случаях, когда безопасность сети превыше всего, выбор часто падает именно на них. При разработке</w:t>
       </w:r>
       <w:r>
         <w:rPr>
@@ -4361,7 +3206,6 @@
           <w:szCs w:val="28"/>
           <w14:ligatures w14:val="standardContextual"/>
         </w:rPr>
-        <w:lastRenderedPageBreak/>
         <w:t>На рисунке 1.3 представлен аппаратный файервол.</w:t>
       </w:r>
     </w:p>
@@ -4439,6 +3283,7 @@
           <w:szCs w:val="28"/>
           <w14:ligatures w14:val="standardContextual"/>
         </w:rPr>
+        <w:lastRenderedPageBreak/>
         <w:t>Рисунок 1.3 – Пример аппаратного файервола</w:t>
       </w:r>
     </w:p>
@@ -4702,7 +3547,6 @@
           <w:szCs w:val="28"/>
           <w14:ligatures w14:val="standardContextual"/>
         </w:rPr>
-        <w:lastRenderedPageBreak/>
         <w:t>Смешанная топология</w:t>
       </w:r>
       <w:r>
@@ -4761,6 +3605,7 @@
           <w:szCs w:val="28"/>
           <w14:ligatures w14:val="standardContextual"/>
         </w:rPr>
+        <w:lastRenderedPageBreak/>
         <w:drawing>
           <wp:inline distT="0" distB="0" distL="0" distR="0" wp14:anchorId="54B9F52F" wp14:editId="7CFFEADB">
             <wp:extent cx="3476625" cy="4026759"/>
@@ -4882,20 +3727,23 @@
         <w:ind w:firstLine="709"/>
         <w:rPr>
           <w:rFonts w:eastAsia="Aptos" w:cs="Times New Roman"/>
-          <w:kern w:val="2"/>
-          <w:szCs w:val="28"/>
-          <w14:ligatures w14:val="standardContextual"/>
-        </w:rPr>
-      </w:pPr>
-      <w:r>
-        <w:rPr>
-          <w:rFonts w:eastAsia="Aptos" w:cs="Times New Roman"/>
-          <w:kern w:val="2"/>
-          <w:szCs w:val="28"/>
-          <w:highlight w:val="yellow"/>
-          <w14:ligatures w14:val="standardContextual"/>
-        </w:rPr>
-        <w:t>1.1.3 Сегрегация сети</w:t>
+          <w:b/>
+          <w:bCs/>
+          <w:kern w:val="2"/>
+          <w:szCs w:val="28"/>
+          <w14:ligatures w14:val="standardContextual"/>
+        </w:rPr>
+      </w:pPr>
+      <w:r>
+        <w:rPr>
+          <w:rFonts w:eastAsia="Aptos" w:cs="Times New Roman"/>
+          <w:b/>
+          <w:bCs/>
+          <w:kern w:val="2"/>
+          <w:szCs w:val="28"/>
+          <w14:ligatures w14:val="standardContextual"/>
+        </w:rPr>
+        <w:t>1.2 Обслуживание компьютерных сетей</w:t>
       </w:r>
     </w:p>
     <w:p>
@@ -4916,123 +3764,52 @@
           <w:szCs w:val="28"/>
           <w14:ligatures w14:val="standardContextual"/>
         </w:rPr>
-        <w:t xml:space="preserve">В разветвлённой сети с множеством устройств часто возникает необходимость разделить сектора сети друг от друга, руководствуясь принципом минимальных привилегий. В компьютерных сетях такое возможно благодаря файерволам и </w:t>
-      </w:r>
-      <w:r>
-        <w:rPr>
-          <w:rFonts w:eastAsia="Aptos" w:cs="Times New Roman"/>
-          <w:kern w:val="2"/>
-          <w:szCs w:val="28"/>
-          <w:lang w:val="en-US"/>
-          <w14:ligatures w14:val="standardContextual"/>
-        </w:rPr>
-        <w:t>VLAN</w:t>
-      </w:r>
-      <w:r>
-        <w:rPr>
-          <w:rFonts w:eastAsia="Aptos" w:cs="Times New Roman"/>
-          <w:kern w:val="2"/>
-          <w:szCs w:val="28"/>
-          <w14:ligatures w14:val="standardContextual"/>
-        </w:rPr>
-        <w:t>. На рисунке 1.8 представлена сеть, разделённая на отдельные виртуальные локальные сети.</w:t>
-      </w:r>
-    </w:p>
-    <w:p>
-      <w:pPr>
-        <w:spacing w:after="0"/>
-        <w:jc w:val="center"/>
-        <w:rPr>
-          <w:rFonts w:eastAsia="Aptos" w:cs="Times New Roman"/>
-          <w:kern w:val="2"/>
-          <w:szCs w:val="28"/>
-          <w14:ligatures w14:val="standardContextual"/>
-        </w:rPr>
-      </w:pPr>
-      <w:r>
-        <w:rPr>
-          <w:rFonts w:eastAsia="Aptos" w:cs="Times New Roman"/>
-          <w:noProof/>
-          <w:kern w:val="2"/>
-          <w:szCs w:val="28"/>
-          <w14:ligatures w14:val="standardContextual"/>
-        </w:rPr>
-        <w:lastRenderedPageBreak/>
-        <w:drawing>
-          <wp:inline distT="0" distB="0" distL="0" distR="0" wp14:anchorId="00E1CB26" wp14:editId="59D246FE">
-            <wp:extent cx="4053840" cy="2431438"/>
-            <wp:effectExtent l="0" t="0" r="3810" b="6985"/>
-            <wp:docPr id="115240797" name="Рисунок 1" descr="Изображение выглядит как диаграмма, текст, снимок экрана, линия&#10;&#10;Содержимое, созданное искусственным интеллектом, может быть неверным."/>
-            <wp:cNvGraphicFramePr>
-              <a:graphicFrameLocks xmlns:a="http://schemas.openxmlformats.org/drawingml/2006/main" noChangeAspect="1"/>
-            </wp:cNvGraphicFramePr>
-            <a:graphic xmlns:a="http://schemas.openxmlformats.org/drawingml/2006/main">
-              <a:graphicData uri="http://schemas.openxmlformats.org/drawingml/2006/picture">
-                <pic:pic xmlns:pic="http://schemas.openxmlformats.org/drawingml/2006/picture">
-                  <pic:nvPicPr>
-                    <pic:cNvPr id="115240797" name="Рисунок 1" descr="Изображение выглядит как диаграмма, текст, снимок экрана, линия&#10;&#10;Содержимое, созданное искусственным интеллектом, может быть неверным."/>
-                    <pic:cNvPicPr/>
-                  </pic:nvPicPr>
-                  <pic:blipFill>
-                    <a:blip r:embed="rId14"/>
-                    <a:stretch>
-                      <a:fillRect/>
-                    </a:stretch>
-                  </pic:blipFill>
-                  <pic:spPr>
-                    <a:xfrm>
-                      <a:off x="0" y="0"/>
-                      <a:ext cx="4065743" cy="2438577"/>
-                    </a:xfrm>
-                    <a:prstGeom prst="rect">
-                      <a:avLst/>
-                    </a:prstGeom>
-                  </pic:spPr>
-                </pic:pic>
-              </a:graphicData>
-            </a:graphic>
-          </wp:inline>
-        </w:drawing>
-      </w:r>
-    </w:p>
-    <w:p>
-      <w:pPr>
-        <w:spacing w:after="0"/>
-        <w:jc w:val="center"/>
-        <w:rPr>
-          <w:rFonts w:eastAsia="Aptos" w:cs="Times New Roman"/>
-          <w:kern w:val="2"/>
-          <w:szCs w:val="28"/>
-          <w14:ligatures w14:val="standardContextual"/>
-        </w:rPr>
-      </w:pPr>
-      <w:r>
-        <w:rPr>
-          <w:rFonts w:eastAsia="Aptos" w:cs="Times New Roman"/>
-          <w:kern w:val="2"/>
-          <w:szCs w:val="28"/>
-          <w14:ligatures w14:val="standardContextual"/>
-        </w:rPr>
-        <w:t xml:space="preserve">Рисунок 1.8 – </w:t>
-      </w:r>
-      <w:r>
-        <w:rPr>
-          <w:rFonts w:eastAsia="Aptos" w:cs="Times New Roman"/>
-          <w:kern w:val="2"/>
-          <w:szCs w:val="28"/>
-          <w:lang w:val="en-US"/>
-          <w14:ligatures w14:val="standardContextual"/>
-        </w:rPr>
-        <w:t>VLAN</w:t>
-      </w:r>
-      <w:r>
-        <w:rPr>
-          <w:rFonts w:eastAsia="Aptos" w:cs="Times New Roman"/>
-          <w:kern w:val="2"/>
-          <w:szCs w:val="28"/>
-          <w14:ligatures w14:val="standardContextual"/>
-        </w:rPr>
-        <w:t>-ы</w:t>
+        <w:t xml:space="preserve">Исходя из вышеприведённой информации, можно заключить, что в современных сетевых инфраструктурах применяется большое количество как программно-аппаратных, так и сугубо аппаратных средств. Эти средства имеют </w:t>
+      </w:r>
+      <w:r>
+        <w:rPr>
+          <w:rFonts w:eastAsia="Aptos" w:cs="Times New Roman"/>
+          <w:kern w:val="2"/>
+          <w:szCs w:val="28"/>
+          <w14:ligatures w14:val="standardContextual"/>
+        </w:rPr>
+        <w:t xml:space="preserve">определённые требования к уходу и обслуживанию. Для поддержания работоспособности сети </w:t>
+      </w:r>
+      <w:r>
+        <w:rPr>
+          <w:rFonts w:eastAsia="Aptos" w:cs="Times New Roman"/>
+          <w:kern w:val="2"/>
+          <w:szCs w:val="28"/>
+          <w14:ligatures w14:val="standardContextual"/>
+        </w:rPr>
+        <w:t>проводят</w:t>
+      </w:r>
+      <w:r>
+        <w:rPr>
+          <w:rFonts w:eastAsia="Aptos" w:cs="Times New Roman"/>
+          <w:kern w:val="2"/>
+          <w:szCs w:val="28"/>
+          <w14:ligatures w14:val="standardContextual"/>
+        </w:rPr>
+        <w:t xml:space="preserve"> следующие мероприятия по обслуживанию </w:t>
+      </w:r>
+      <w:r>
+        <w:rPr>
+          <w:rFonts w:eastAsia="Aptos" w:cs="Times New Roman"/>
+          <w:kern w:val="2"/>
+          <w:szCs w:val="28"/>
+          <w14:ligatures w14:val="standardContextual"/>
+        </w:rPr>
+        <w:t>соединений и</w:t>
+      </w:r>
+      <w:r>
+        <w:rPr>
+          <w:rFonts w:eastAsia="Aptos" w:cs="Times New Roman"/>
+          <w:kern w:val="2"/>
+          <w:szCs w:val="28"/>
+          <w14:ligatures w14:val="standardContextual"/>
+        </w:rPr>
+        <w:t xml:space="preserve"> оборудования:</w:t>
       </w:r>
       <w:r>
         <w:rPr>
@@ -5043,7 +3820,6 @@
         </w:rPr>
         <w:t xml:space="preserve"> </w:t>
       </w:r>
-      <w:proofErr w:type="spellStart"/>
       <w:r>
         <w:rPr>
           <w:rFonts w:eastAsia="Aptos" w:cs="Times New Roman"/>
@@ -5052,401 +3828,7 @@
           <w:highlight w:val="yellow"/>
           <w14:ligatures w14:val="standardContextual"/>
         </w:rPr>
-        <w:t>вланы</w:t>
-      </w:r>
-      <w:proofErr w:type="spellEnd"/>
-      <w:r>
-        <w:rPr>
-          <w:rFonts w:eastAsia="Aptos" w:cs="Times New Roman"/>
-          <w:kern w:val="2"/>
-          <w:szCs w:val="28"/>
-          <w:highlight w:val="yellow"/>
-          <w14:ligatures w14:val="standardContextual"/>
-        </w:rPr>
-        <w:t xml:space="preserve"> не нада</w:t>
-      </w:r>
-    </w:p>
-    <w:p>
-      <w:pPr>
-        <w:spacing w:after="0"/>
-        <w:ind w:firstLine="709"/>
-        <w:rPr>
-          <w:rFonts w:eastAsia="Aptos" w:cs="Times New Roman"/>
-          <w:kern w:val="2"/>
-          <w:szCs w:val="28"/>
-          <w14:ligatures w14:val="standardContextual"/>
-        </w:rPr>
-      </w:pPr>
-      <w:r>
-        <w:rPr>
-          <w:rFonts w:eastAsia="Aptos" w:cs="Times New Roman"/>
-          <w:kern w:val="2"/>
-          <w:szCs w:val="28"/>
-          <w14:ligatures w14:val="standardContextual"/>
-        </w:rPr>
-        <w:t xml:space="preserve">Как видно из рисунка 1.8, устройствам даже не требуется быть подключёнными к одному коммутатору, чтобы быть объединёнными во </w:t>
-      </w:r>
-      <w:r>
-        <w:rPr>
-          <w:rFonts w:eastAsia="Aptos" w:cs="Times New Roman"/>
-          <w:kern w:val="2"/>
-          <w:szCs w:val="28"/>
-          <w:lang w:val="en-US"/>
-          <w14:ligatures w14:val="standardContextual"/>
-        </w:rPr>
-        <w:t>VLAN</w:t>
-      </w:r>
-      <w:r>
-        <w:rPr>
-          <w:rFonts w:eastAsia="Aptos" w:cs="Times New Roman"/>
-          <w:kern w:val="2"/>
-          <w:szCs w:val="28"/>
-          <w14:ligatures w14:val="standardContextual"/>
-        </w:rPr>
-        <w:t xml:space="preserve">. Это происходит по той причине, что номер виртуальной сети зашивается в пакет с данными, который в последствие обрабатывают все коммутаторы, после чего принимают решение о том, куда следует отправить пакет (или отбросить его, если то необходимо). Как правило, при необходимости отправки траффика из одной </w:t>
-      </w:r>
-      <w:r>
-        <w:rPr>
-          <w:rFonts w:eastAsia="Aptos" w:cs="Times New Roman"/>
-          <w:kern w:val="2"/>
-          <w:szCs w:val="28"/>
-          <w:lang w:val="en-US"/>
-          <w14:ligatures w14:val="standardContextual"/>
-        </w:rPr>
-        <w:t>VLAN</w:t>
-      </w:r>
-      <w:r>
-        <w:rPr>
-          <w:rFonts w:eastAsia="Aptos" w:cs="Times New Roman"/>
-          <w:kern w:val="2"/>
-          <w:szCs w:val="28"/>
-          <w14:ligatures w14:val="standardContextual"/>
-        </w:rPr>
-        <w:t xml:space="preserve"> в другую, выше коммутаторов располагают маршрутизатор, что представлено на рисунке 1.9.</w:t>
-      </w:r>
-    </w:p>
-    <w:p>
-      <w:pPr>
-        <w:spacing w:after="0"/>
-        <w:jc w:val="center"/>
-        <w:rPr>
-          <w:rFonts w:eastAsia="Aptos" w:cs="Times New Roman"/>
-          <w:kern w:val="2"/>
-          <w:szCs w:val="28"/>
-          <w14:ligatures w14:val="standardContextual"/>
-        </w:rPr>
-      </w:pPr>
-      <w:r>
-        <w:rPr>
-          <w:rFonts w:eastAsia="Aptos" w:cs="Times New Roman"/>
-          <w:noProof/>
-          <w:kern w:val="2"/>
-          <w:szCs w:val="28"/>
-          <w14:ligatures w14:val="standardContextual"/>
-        </w:rPr>
-        <w:drawing>
-          <wp:inline distT="0" distB="0" distL="0" distR="0" wp14:anchorId="0456368F" wp14:editId="202DD46C">
-            <wp:extent cx="4238059" cy="3390900"/>
-            <wp:effectExtent l="0" t="0" r="0" b="0"/>
-            <wp:docPr id="2089204366" name="Рисунок 1" descr="Изображение выглядит как текст, снимок экрана, диаграмма, дизайн&#10;&#10;Содержимое, созданное искусственным интеллектом, может быть неверным."/>
-            <wp:cNvGraphicFramePr>
-              <a:graphicFrameLocks xmlns:a="http://schemas.openxmlformats.org/drawingml/2006/main" noChangeAspect="1"/>
-            </wp:cNvGraphicFramePr>
-            <a:graphic xmlns:a="http://schemas.openxmlformats.org/drawingml/2006/main">
-              <a:graphicData uri="http://schemas.openxmlformats.org/drawingml/2006/picture">
-                <pic:pic xmlns:pic="http://schemas.openxmlformats.org/drawingml/2006/picture">
-                  <pic:nvPicPr>
-                    <pic:cNvPr id="2089204366" name="Рисунок 1" descr="Изображение выглядит как текст, снимок экрана, диаграмма, дизайн&#10;&#10;Содержимое, созданное искусственным интеллектом, может быть неверным."/>
-                    <pic:cNvPicPr/>
-                  </pic:nvPicPr>
-                  <pic:blipFill>
-                    <a:blip r:embed="rId15"/>
-                    <a:stretch>
-                      <a:fillRect/>
-                    </a:stretch>
-                  </pic:blipFill>
-                  <pic:spPr>
-                    <a:xfrm>
-                      <a:off x="0" y="0"/>
-                      <a:ext cx="4248635" cy="3399362"/>
-                    </a:xfrm>
-                    <a:prstGeom prst="rect">
-                      <a:avLst/>
-                    </a:prstGeom>
-                  </pic:spPr>
-                </pic:pic>
-              </a:graphicData>
-            </a:graphic>
-          </wp:inline>
-        </w:drawing>
-      </w:r>
-    </w:p>
-    <w:p>
-      <w:pPr>
-        <w:spacing w:after="0"/>
-        <w:jc w:val="center"/>
-        <w:rPr>
-          <w:rFonts w:eastAsia="Aptos" w:cs="Times New Roman"/>
-          <w:kern w:val="2"/>
-          <w:szCs w:val="28"/>
-          <w14:ligatures w14:val="standardContextual"/>
-        </w:rPr>
-      </w:pPr>
-      <w:r>
-        <w:rPr>
-          <w:rFonts w:eastAsia="Aptos" w:cs="Times New Roman"/>
-          <w:kern w:val="2"/>
-          <w:szCs w:val="28"/>
-          <w14:ligatures w14:val="standardContextual"/>
-        </w:rPr>
-        <w:t>Рисунок 1.9 – Схема подключения с роутером</w:t>
-      </w:r>
-    </w:p>
-    <w:p>
-      <w:pPr>
-        <w:spacing w:after="0"/>
-        <w:ind w:firstLine="709"/>
-        <w:rPr>
-          <w:rFonts w:eastAsia="Aptos" w:cs="Times New Roman"/>
-          <w:kern w:val="2"/>
-          <w:szCs w:val="28"/>
-          <w14:ligatures w14:val="standardContextual"/>
-        </w:rPr>
-      </w:pPr>
-      <w:r>
-        <w:rPr>
-          <w:rFonts w:eastAsia="Aptos" w:cs="Times New Roman"/>
-          <w:kern w:val="2"/>
-          <w:szCs w:val="28"/>
-          <w14:ligatures w14:val="standardContextual"/>
-        </w:rPr>
-        <w:lastRenderedPageBreak/>
-        <w:t xml:space="preserve">При отправке, например, пакета из </w:t>
-      </w:r>
-      <w:r>
-        <w:rPr>
-          <w:rFonts w:eastAsia="Aptos" w:cs="Times New Roman"/>
-          <w:kern w:val="2"/>
-          <w:szCs w:val="28"/>
-          <w:lang w:val="en-US"/>
-          <w14:ligatures w14:val="standardContextual"/>
-        </w:rPr>
-        <w:t>VLAN</w:t>
-      </w:r>
-      <w:r>
-        <w:rPr>
-          <w:rFonts w:eastAsia="Aptos" w:cs="Times New Roman"/>
-          <w:kern w:val="2"/>
-          <w:szCs w:val="28"/>
-          <w14:ligatures w14:val="standardContextual"/>
-        </w:rPr>
-        <w:t xml:space="preserve"> 3 во </w:t>
-      </w:r>
-      <w:r>
-        <w:rPr>
-          <w:rFonts w:eastAsia="Aptos" w:cs="Times New Roman"/>
-          <w:kern w:val="2"/>
-          <w:szCs w:val="28"/>
-          <w:lang w:val="en-US"/>
-          <w14:ligatures w14:val="standardContextual"/>
-        </w:rPr>
-        <w:t>VLAN</w:t>
-      </w:r>
-      <w:r>
-        <w:rPr>
-          <w:rFonts w:eastAsia="Aptos" w:cs="Times New Roman"/>
-          <w:kern w:val="2"/>
-          <w:szCs w:val="28"/>
-          <w14:ligatures w14:val="standardContextual"/>
-        </w:rPr>
-        <w:t xml:space="preserve"> 2, пакет будет отправлен коммутатором на маршрутизатор, поскольку сам коммутатор</w:t>
-      </w:r>
-      <w:r>
-        <w:rPr>
-          <w:rFonts w:eastAsia="Aptos" w:cs="Times New Roman"/>
-          <w:kern w:val="2"/>
-          <w:szCs w:val="28"/>
-          <w14:ligatures w14:val="standardContextual"/>
-        </w:rPr>
-        <w:t>,</w:t>
-      </w:r>
-      <w:r>
-        <w:rPr>
-          <w:rFonts w:eastAsia="Aptos" w:cs="Times New Roman"/>
-          <w:kern w:val="2"/>
-          <w:szCs w:val="28"/>
-          <w14:ligatures w14:val="standardContextual"/>
-        </w:rPr>
-        <w:t xml:space="preserve"> как правило</w:t>
-      </w:r>
-      <w:r>
-        <w:rPr>
-          <w:rFonts w:eastAsia="Aptos" w:cs="Times New Roman"/>
-          <w:kern w:val="2"/>
-          <w:szCs w:val="28"/>
-          <w14:ligatures w14:val="standardContextual"/>
-        </w:rPr>
-        <w:t>,</w:t>
-      </w:r>
-      <w:r>
-        <w:rPr>
-          <w:rFonts w:eastAsia="Aptos" w:cs="Times New Roman"/>
-          <w:kern w:val="2"/>
-          <w:szCs w:val="28"/>
-          <w14:ligatures w14:val="standardContextual"/>
-        </w:rPr>
-        <w:t xml:space="preserve"> не имеет способности к маршрутизации траффика в другие подсети, только к коммутации. Пакет отправляется на маршрутизатор, откуда потом направляется в нужную подсеть. В такой системе, на маршрутизаторе дополнительно настраивают файервол, в котором определяют, как следует маршрутизировать траффик. Так, по принципу белых списков, можно настроить возможность передачи данных по конкретному протоколу из конкретной подсети в другую конкретную подсеть, в то время как все остальные пакеты будут отбрасываться маршрутизатором. Таким образом, минимальная корпоративная сеть имеет смешанную топологию, разделена на </w:t>
-      </w:r>
-      <w:r>
-        <w:rPr>
-          <w:rFonts w:eastAsia="Aptos" w:cs="Times New Roman"/>
-          <w:kern w:val="2"/>
-          <w:szCs w:val="28"/>
-          <w:lang w:val="en-US"/>
-          <w14:ligatures w14:val="standardContextual"/>
-        </w:rPr>
-        <w:t>VLAN</w:t>
-      </w:r>
-      <w:r>
-        <w:rPr>
-          <w:rFonts w:eastAsia="Aptos" w:cs="Times New Roman"/>
-          <w:kern w:val="2"/>
-          <w:szCs w:val="28"/>
-          <w14:ligatures w14:val="standardContextual"/>
-        </w:rPr>
-        <w:t xml:space="preserve"> и использует файерволы для корректной маршрутизации траффика внутри локальной сети.</w:t>
-      </w:r>
-    </w:p>
-    <w:p>
-      <w:pPr>
-        <w:spacing w:after="0"/>
-        <w:ind w:firstLine="709"/>
-        <w:rPr>
-          <w:rFonts w:eastAsia="Aptos" w:cs="Times New Roman"/>
-          <w:b/>
-          <w:bCs/>
-          <w:kern w:val="2"/>
-          <w:szCs w:val="28"/>
-          <w14:ligatures w14:val="standardContextual"/>
-        </w:rPr>
-      </w:pPr>
-      <w:r>
-        <w:rPr>
-          <w:rFonts w:eastAsia="Aptos" w:cs="Times New Roman"/>
-          <w:b/>
-          <w:bCs/>
-          <w:kern w:val="2"/>
-          <w:szCs w:val="28"/>
-          <w14:ligatures w14:val="standardContextual"/>
-        </w:rPr>
-        <w:t>1.2 Обслуживание компьютерных сетей</w:t>
-      </w:r>
-    </w:p>
-    <w:p>
-      <w:pPr>
-        <w:spacing w:after="0"/>
-        <w:ind w:firstLine="709"/>
-        <w:rPr>
-          <w:rFonts w:eastAsia="Aptos" w:cs="Times New Roman"/>
-          <w:kern w:val="2"/>
-          <w:szCs w:val="28"/>
-          <w14:ligatures w14:val="standardContextual"/>
-        </w:rPr>
-      </w:pPr>
-      <w:r>
-        <w:rPr>
-          <w:rFonts w:eastAsia="Aptos" w:cs="Times New Roman"/>
-          <w:kern w:val="2"/>
-          <w:szCs w:val="28"/>
-          <w14:ligatures w14:val="standardContextual"/>
-        </w:rPr>
-        <w:t xml:space="preserve">Исходя из вышеприведённой информации, можно заключить, что в современных сетевых инфраструктурах применяется большое количество как программно-аппаратных, так и сугубо аппаратных средств. Эти средства имеют </w:t>
-      </w:r>
-      <w:r>
-        <w:rPr>
-          <w:rFonts w:eastAsia="Aptos" w:cs="Times New Roman"/>
-          <w:kern w:val="2"/>
-          <w:szCs w:val="28"/>
-          <w14:ligatures w14:val="standardContextual"/>
-        </w:rPr>
-        <w:t xml:space="preserve">определённые требования к уходу и обслуживанию. Для поддержания работоспособности сети </w:t>
-      </w:r>
-      <w:r>
-        <w:rPr>
-          <w:rFonts w:eastAsia="Aptos" w:cs="Times New Roman"/>
-          <w:kern w:val="2"/>
-          <w:szCs w:val="28"/>
-          <w14:ligatures w14:val="standardContextual"/>
-        </w:rPr>
-        <w:t>проводят</w:t>
-      </w:r>
-      <w:r>
-        <w:rPr>
-          <w:rFonts w:eastAsia="Aptos" w:cs="Times New Roman"/>
-          <w:kern w:val="2"/>
-          <w:szCs w:val="28"/>
-          <w14:ligatures w14:val="standardContextual"/>
-        </w:rPr>
-        <w:t xml:space="preserve"> следующие мероприятия по обслуживанию </w:t>
-      </w:r>
-      <w:r>
-        <w:rPr>
-          <w:rFonts w:eastAsia="Aptos" w:cs="Times New Roman"/>
-          <w:kern w:val="2"/>
-          <w:szCs w:val="28"/>
-          <w14:ligatures w14:val="standardContextual"/>
-        </w:rPr>
-        <w:t>соединений и</w:t>
-      </w:r>
-      <w:r>
-        <w:rPr>
-          <w:rFonts w:eastAsia="Aptos" w:cs="Times New Roman"/>
-          <w:kern w:val="2"/>
-          <w:szCs w:val="28"/>
-          <w14:ligatures w14:val="standardContextual"/>
-        </w:rPr>
-        <w:t xml:space="preserve"> оборудования:</w:t>
-      </w:r>
-      <w:r>
-        <w:rPr>
-          <w:rFonts w:eastAsia="Aptos" w:cs="Times New Roman"/>
-          <w:kern w:val="2"/>
-          <w:szCs w:val="28"/>
-          <w14:ligatures w14:val="standardContextual"/>
-        </w:rPr>
-        <w:t xml:space="preserve"> </w:t>
-      </w:r>
-      <w:r>
-        <w:rPr>
-          <w:rFonts w:eastAsia="Aptos" w:cs="Times New Roman"/>
-          <w:kern w:val="2"/>
-          <w:szCs w:val="28"/>
-          <w:highlight w:val="yellow"/>
-          <w14:ligatures w14:val="standardContextual"/>
-        </w:rPr>
-        <w:t xml:space="preserve">рассмотреть </w:t>
-      </w:r>
-      <w:proofErr w:type="spellStart"/>
-      <w:r>
-        <w:rPr>
-          <w:rFonts w:eastAsia="Aptos" w:cs="Times New Roman"/>
-          <w:kern w:val="2"/>
-          <w:szCs w:val="28"/>
-          <w:highlight w:val="yellow"/>
-          <w14:ligatures w14:val="standardContextual"/>
-        </w:rPr>
-        <w:t>варик</w:t>
-      </w:r>
-      <w:proofErr w:type="spellEnd"/>
-      <w:r>
-        <w:rPr>
-          <w:rFonts w:eastAsia="Aptos" w:cs="Times New Roman"/>
-          <w:kern w:val="2"/>
-          <w:szCs w:val="28"/>
-          <w:highlight w:val="yellow"/>
-          <w14:ligatures w14:val="standardContextual"/>
-        </w:rPr>
-        <w:t xml:space="preserve"> </w:t>
+        <w:t xml:space="preserve">рассмотреть варик </w:t>
       </w:r>
       <w:r>
         <w:rPr>
@@ -5639,6 +4021,7 @@
           <w:szCs w:val="28"/>
           <w14:ligatures w14:val="standardContextual"/>
         </w:rPr>
+        <w:lastRenderedPageBreak/>
         <w:t>настройка средств управления сетью;</w:t>
       </w:r>
     </w:p>
@@ -5726,7 +4109,6 @@
           <w:szCs w:val="28"/>
           <w14:ligatures w14:val="standardContextual"/>
         </w:rPr>
-        <w:lastRenderedPageBreak/>
         <w:t xml:space="preserve">Из </w:t>
       </w:r>
       <w:r>
@@ -6394,7 +4776,7 @@
                     <pic:cNvPicPr/>
                   </pic:nvPicPr>
                   <pic:blipFill>
-                    <a:blip r:embed="rId16"/>
+                    <a:blip r:embed="rId14"/>
                     <a:stretch>
                       <a:fillRect/>
                     </a:stretch>
@@ -6475,7 +4857,6 @@
         </w:rPr>
         <w:t xml:space="preserve">Для чтения этой базы данных применяются утилиты </w:t>
       </w:r>
-      <w:proofErr w:type="spellStart"/>
       <w:r>
         <w:rPr>
           <w:rFonts w:eastAsia="Aptos" w:cs="Times New Roman"/>
@@ -6486,7 +4867,6 @@
         </w:rPr>
         <w:t>snmpwalk</w:t>
       </w:r>
-      <w:proofErr w:type="spellEnd"/>
       <w:r>
         <w:rPr>
           <w:rFonts w:eastAsia="Aptos" w:cs="Times New Roman"/>
@@ -6496,7 +4876,6 @@
         </w:rPr>
         <w:t xml:space="preserve"> и </w:t>
       </w:r>
-      <w:proofErr w:type="spellStart"/>
       <w:r>
         <w:rPr>
           <w:rFonts w:eastAsia="Aptos" w:cs="Times New Roman"/>
@@ -6507,7 +4886,6 @@
         </w:rPr>
         <w:t>snmpget</w:t>
       </w:r>
-      <w:proofErr w:type="spellEnd"/>
       <w:r>
         <w:rPr>
           <w:rFonts w:eastAsia="Aptos" w:cs="Times New Roman"/>
@@ -6517,7 +4895,6 @@
         </w:rPr>
         <w:t xml:space="preserve">. Их отличие только в том, сколько значений извлекается – одно значение для </w:t>
       </w:r>
-      <w:proofErr w:type="spellStart"/>
       <w:r>
         <w:rPr>
           <w:rFonts w:eastAsia="Aptos" w:cs="Times New Roman"/>
@@ -6528,7 +4905,6 @@
         </w:rPr>
         <w:t>snmpget</w:t>
       </w:r>
-      <w:proofErr w:type="spellEnd"/>
       <w:r>
         <w:rPr>
           <w:rFonts w:eastAsia="Aptos" w:cs="Times New Roman"/>
@@ -6538,7 +4914,6 @@
         </w:rPr>
         <w:t xml:space="preserve"> и множество значений для </w:t>
       </w:r>
-      <w:proofErr w:type="spellStart"/>
       <w:r>
         <w:rPr>
           <w:rFonts w:eastAsia="Aptos" w:cs="Times New Roman"/>
@@ -6549,7 +4924,6 @@
         </w:rPr>
         <w:t>snmpwalk</w:t>
       </w:r>
-      <w:proofErr w:type="spellEnd"/>
       <w:r>
         <w:rPr>
           <w:rFonts w:eastAsia="Aptos" w:cs="Times New Roman"/>
@@ -6559,7 +4933,6 @@
         </w:rPr>
         <w:t xml:space="preserve">. Все метрики, хранимые в </w:t>
       </w:r>
-      <w:proofErr w:type="gramStart"/>
       <w:r>
         <w:rPr>
           <w:rFonts w:eastAsia="Aptos" w:cs="Times New Roman"/>
@@ -6570,7 +4943,6 @@
         </w:rPr>
         <w:t>MIB</w:t>
       </w:r>
-      <w:proofErr w:type="gramEnd"/>
       <w:r>
         <w:rPr>
           <w:rFonts w:eastAsia="Aptos" w:cs="Times New Roman"/>
@@ -6682,7 +5054,7 @@
                     <pic:cNvPicPr/>
                   </pic:nvPicPr>
                   <pic:blipFill>
-                    <a:blip r:embed="rId17"/>
+                    <a:blip r:embed="rId15"/>
                     <a:stretch>
                       <a:fillRect/>
                     </a:stretch>
@@ -6723,7 +5095,6 @@
         </w:rPr>
         <w:t xml:space="preserve">Рисунок 1.10 – Команда </w:t>
       </w:r>
-      <w:proofErr w:type="spellStart"/>
       <w:r>
         <w:rPr>
           <w:rFonts w:eastAsia="Aptos" w:cs="Times New Roman"/>
@@ -6734,7 +5105,6 @@
         </w:rPr>
         <w:t>snmpget</w:t>
       </w:r>
-      <w:proofErr w:type="spellEnd"/>
     </w:p>
     <w:p>
       <w:pPr>
@@ -6756,7 +5126,6 @@
         </w:rPr>
         <w:t xml:space="preserve">На рисунке 1.10 применяется команда </w:t>
       </w:r>
-      <w:proofErr w:type="spellStart"/>
       <w:r>
         <w:rPr>
           <w:rFonts w:eastAsia="Aptos" w:cs="Times New Roman"/>
@@ -6767,7 +5136,6 @@
         </w:rPr>
         <w:t>snmpget</w:t>
       </w:r>
-      <w:proofErr w:type="spellEnd"/>
       <w:r>
         <w:rPr>
           <w:rFonts w:eastAsia="Aptos" w:cs="Times New Roman"/>
@@ -6815,7 +5183,6 @@
         </w:rPr>
         <w:t xml:space="preserve"> </w:t>
       </w:r>
-      <w:proofErr w:type="spellStart"/>
       <w:r>
         <w:rPr>
           <w:rFonts w:eastAsia="Aptos" w:cs="Times New Roman"/>
@@ -6826,7 +5193,6 @@
         </w:rPr>
         <w:t>authPriv</w:t>
       </w:r>
-      <w:proofErr w:type="spellEnd"/>
       <w:r>
         <w:rPr>
           <w:rFonts w:eastAsia="Aptos" w:cs="Times New Roman"/>
@@ -6836,7 +5202,6 @@
         </w:rPr>
         <w:t xml:space="preserve"> говорит о том, что при передаче пакетов следует шифровать все данные (помимо </w:t>
       </w:r>
-      <w:proofErr w:type="spellStart"/>
       <w:r>
         <w:rPr>
           <w:rFonts w:eastAsia="Aptos" w:cs="Times New Roman"/>
@@ -6847,7 +5212,6 @@
         </w:rPr>
         <w:t>authPriv</w:t>
       </w:r>
-      <w:proofErr w:type="spellEnd"/>
       <w:r>
         <w:rPr>
           <w:rFonts w:eastAsia="Aptos" w:cs="Times New Roman"/>
@@ -6857,7 +5221,6 @@
         </w:rPr>
         <w:t xml:space="preserve"> можно использовать </w:t>
       </w:r>
-      <w:proofErr w:type="spellStart"/>
       <w:r>
         <w:rPr>
           <w:rFonts w:eastAsia="Aptos" w:cs="Times New Roman"/>
@@ -6868,7 +5231,6 @@
         </w:rPr>
         <w:t>noAuthNoPriv</w:t>
       </w:r>
-      <w:proofErr w:type="spellEnd"/>
       <w:r>
         <w:rPr>
           <w:rFonts w:eastAsia="Aptos" w:cs="Times New Roman"/>
@@ -6878,7 +5240,6 @@
         </w:rPr>
         <w:t xml:space="preserve"> или </w:t>
       </w:r>
-      <w:proofErr w:type="spellStart"/>
       <w:r>
         <w:rPr>
           <w:rFonts w:eastAsia="Aptos" w:cs="Times New Roman"/>
@@ -6889,7 +5250,6 @@
         </w:rPr>
         <w:t>authNoPriv</w:t>
       </w:r>
-      <w:proofErr w:type="spellEnd"/>
       <w:r>
         <w:rPr>
           <w:rFonts w:eastAsia="Aptos" w:cs="Times New Roman"/>
@@ -6918,7 +5278,6 @@
         </w:rPr>
         <w:t xml:space="preserve"> </w:t>
       </w:r>
-      <w:proofErr w:type="spellStart"/>
       <w:r>
         <w:rPr>
           <w:rFonts w:eastAsia="Aptos" w:cs="Times New Roman"/>
@@ -6929,7 +5288,6 @@
         </w:rPr>
         <w:t>UserMe</w:t>
       </w:r>
-      <w:proofErr w:type="spellEnd"/>
       <w:r>
         <w:rPr>
           <w:rFonts w:eastAsia="Aptos" w:cs="Times New Roman"/>
@@ -6977,7 +5335,6 @@
         </w:rPr>
         <w:t xml:space="preserve"> указывает на используемый алгоритм хеширования аутентификационного пароля </w:t>
       </w:r>
-      <w:proofErr w:type="spellStart"/>
       <w:r>
         <w:rPr>
           <w:rFonts w:eastAsia="Aptos" w:cs="Times New Roman"/>
@@ -6988,7 +5345,6 @@
         </w:rPr>
         <w:t>AuthPass</w:t>
       </w:r>
-      <w:proofErr w:type="spellEnd"/>
       <w:r>
         <w:rPr>
           <w:rFonts w:eastAsia="Aptos" w:cs="Times New Roman"/>
@@ -7074,7 +5430,6 @@
         </w:rPr>
         <w:t xml:space="preserve"> указывает алгоритм шифрования пароля </w:t>
       </w:r>
-      <w:proofErr w:type="spellStart"/>
       <w:r>
         <w:rPr>
           <w:rFonts w:eastAsia="Aptos" w:cs="Times New Roman"/>
@@ -7085,7 +5440,6 @@
         </w:rPr>
         <w:t>PrivPass</w:t>
       </w:r>
-      <w:proofErr w:type="spellEnd"/>
       <w:r>
         <w:rPr>
           <w:rFonts w:eastAsia="Aptos" w:cs="Times New Roman"/>
@@ -7164,7 +5518,6 @@
         </w:rPr>
         <w:t xml:space="preserve">Запись в базу данных происходит почти зеркальным образом, посредством команды </w:t>
       </w:r>
-      <w:proofErr w:type="spellStart"/>
       <w:r>
         <w:rPr>
           <w:rFonts w:eastAsia="Aptos" w:cs="Times New Roman"/>
@@ -7175,7 +5528,6 @@
         </w:rPr>
         <w:t>snmpset</w:t>
       </w:r>
-      <w:proofErr w:type="spellEnd"/>
       <w:r>
         <w:rPr>
           <w:rFonts w:eastAsia="Aptos" w:cs="Times New Roman"/>
@@ -7221,7 +5573,7 @@
                     <pic:cNvPicPr/>
                   </pic:nvPicPr>
                   <pic:blipFill>
-                    <a:blip r:embed="rId18"/>
+                    <a:blip r:embed="rId16"/>
                     <a:stretch>
                       <a:fillRect/>
                     </a:stretch>
@@ -7262,7 +5614,6 @@
         </w:rPr>
         <w:t xml:space="preserve">Рисунок 1.11 – Команда </w:t>
       </w:r>
-      <w:proofErr w:type="spellStart"/>
       <w:r>
         <w:rPr>
           <w:rFonts w:eastAsia="Aptos" w:cs="Times New Roman"/>
@@ -7273,7 +5624,6 @@
         </w:rPr>
         <w:t>snmpset</w:t>
       </w:r>
-      <w:proofErr w:type="spellEnd"/>
     </w:p>
     <w:p>
       <w:pPr>
@@ -7295,7 +5645,6 @@
         </w:rPr>
         <w:t xml:space="preserve">Как можно заметить, к команде добавилось окончание </w:t>
       </w:r>
-      <w:proofErr w:type="spellStart"/>
       <w:r>
         <w:rPr>
           <w:rFonts w:eastAsia="Aptos" w:cs="Times New Roman"/>
@@ -7306,7 +5655,6 @@
         </w:rPr>
         <w:t>i</w:t>
       </w:r>
-      <w:proofErr w:type="spellEnd"/>
       <w:r>
         <w:rPr>
           <w:rFonts w:eastAsia="Aptos" w:cs="Times New Roman"/>
@@ -7352,7 +5700,7 @@
                     <pic:cNvPicPr/>
                   </pic:nvPicPr>
                   <pic:blipFill>
-                    <a:blip r:embed="rId19"/>
+                    <a:blip r:embed="rId17"/>
                     <a:stretch>
                       <a:fillRect/>
                     </a:stretch>
@@ -7552,7 +5900,6 @@
         </w:rPr>
         <w:t xml:space="preserve">1.4.1 </w:t>
       </w:r>
-      <w:proofErr w:type="spellStart"/>
       <w:r>
         <w:rPr>
           <w:rFonts w:eastAsia="Aptos" w:cs="Times New Roman"/>
@@ -7563,7 +5910,6 @@
         </w:rPr>
         <w:t>NetXMS</w:t>
       </w:r>
-      <w:proofErr w:type="spellEnd"/>
     </w:p>
     <w:p>
       <w:pPr>
@@ -7576,7 +5922,6 @@
           <w:sz w:val="28"/>
         </w:rPr>
       </w:pPr>
-      <w:proofErr w:type="spellStart"/>
       <w:r>
         <w:rPr>
           <w:rFonts w:ascii="Times New Roman" w:hAnsi="Times New Roman"/>
@@ -7585,7 +5930,6 @@
         </w:rPr>
         <w:t>NetXMS</w:t>
       </w:r>
-      <w:proofErr w:type="spellEnd"/>
       <w:r>
         <w:rPr>
           <w:rFonts w:ascii="Times New Roman" w:hAnsi="Times New Roman"/>
@@ -7676,7 +6020,6 @@
         </w:rPr>
         <w:t xml:space="preserve">В возможности </w:t>
       </w:r>
-      <w:proofErr w:type="spellStart"/>
       <w:r>
         <w:rPr>
           <w:rFonts w:ascii="Times New Roman" w:hAnsi="Times New Roman"/>
@@ -7685,7 +6028,6 @@
         </w:rPr>
         <w:t>NetXMS</w:t>
       </w:r>
-      <w:proofErr w:type="spellEnd"/>
       <w:r>
         <w:rPr>
           <w:rFonts w:ascii="Times New Roman" w:hAnsi="Times New Roman"/>
@@ -7936,7 +6278,6 @@
         </w:rPr>
         <w:t xml:space="preserve">Из достоинств </w:t>
       </w:r>
-      <w:proofErr w:type="spellStart"/>
       <w:r>
         <w:rPr>
           <w:rFonts w:ascii="Times New Roman" w:hAnsi="Times New Roman"/>
@@ -7945,7 +6286,6 @@
         </w:rPr>
         <w:t>NetXMS</w:t>
       </w:r>
-      <w:proofErr w:type="spellEnd"/>
       <w:r>
         <w:rPr>
           <w:rFonts w:ascii="Times New Roman" w:hAnsi="Times New Roman"/>
@@ -8086,7 +6426,6 @@
         </w:rPr>
         <w:t xml:space="preserve">Из недостатков </w:t>
       </w:r>
-      <w:proofErr w:type="spellStart"/>
       <w:r>
         <w:rPr>
           <w:rFonts w:ascii="Times New Roman" w:hAnsi="Times New Roman"/>
@@ -8095,7 +6434,6 @@
         </w:rPr>
         <w:t>NetXMS</w:t>
       </w:r>
-      <w:proofErr w:type="spellEnd"/>
       <w:r>
         <w:rPr>
           <w:rFonts w:ascii="Times New Roman" w:hAnsi="Times New Roman"/>
@@ -10066,12 +8404,12 @@
       </w:r>
     </w:p>
     <w:sectPr>
-      <w:headerReference w:type="even" r:id="rId20"/>
-      <w:headerReference w:type="default" r:id="rId21"/>
-      <w:footerReference w:type="even" r:id="rId22"/>
-      <w:footerReference w:type="default" r:id="rId23"/>
-      <w:headerReference w:type="first" r:id="rId24"/>
-      <w:footerReference w:type="first" r:id="rId25"/>
+      <w:headerReference w:type="even" r:id="rId18"/>
+      <w:headerReference w:type="default" r:id="rId19"/>
+      <w:footerReference w:type="even" r:id="rId20"/>
+      <w:footerReference w:type="default" r:id="rId21"/>
+      <w:headerReference w:type="first" r:id="rId22"/>
+      <w:footerReference w:type="first" r:id="rId23"/>
       <w:pgSz w:w="11906" w:h="16838"/>
       <w:pgMar w:top="1134" w:right="851" w:bottom="1134" w:left="1701" w:header="708" w:footer="708" w:gutter="0"/>
       <w:cols w:space="708"/>
@@ -25986,27 +24324,27 @@
 </file>
 
 <file path=customXml/item1.xml><?xml version="1.0" encoding="utf-8"?>
-<b:Sources xmlns:b="http://schemas.openxmlformats.org/officeDocument/2006/bibliography" xmlns="http://schemas.openxmlformats.org/officeDocument/2006/bibliography" SelectedStyle="\APASixthEditionOfficeOnline.xsl" StyleName="APA" Version="6"/>
-</file>
-
-<file path=customXml/item2.xml><?xml version="1.0" encoding="utf-8"?>
 <w:settings xmlns:w="http://schemas.openxmlformats.org/wordprocessingml/2006/main">
   <w:SpecialFormsHighlight w:val="c9c8ff"/>
 </w:settings>
 </file>
 
+<file path=customXml/item2.xml><?xml version="1.0" encoding="utf-8"?>
+<b:Sources xmlns:b="http://schemas.openxmlformats.org/officeDocument/2006/bibliography" xmlns="http://schemas.openxmlformats.org/officeDocument/2006/bibliography" SelectedStyle="\APASixthEditionOfficeOnline.xsl" StyleName="APA" Version="6"/>
+</file>
+
 <file path=customXml/itemProps1.xml><?xml version="1.0" encoding="utf-8"?>
+<ds:datastoreItem xmlns:ds="http://schemas.openxmlformats.org/officeDocument/2006/customXml" ds:itemID="{5D0AEA6B-E499-4EEF-98A3-AFBB261C493E}">
+  <ds:schemaRefs>
+    <ds:schemaRef ds:uri="http://schemas.openxmlformats.org/wordprocessingml/2006/main"/>
+  </ds:schemaRefs>
+</ds:datastoreItem>
+</file>
+
+<file path=customXml/itemProps2.xml><?xml version="1.0" encoding="utf-8"?>
 <ds:datastoreItem xmlns:ds="http://schemas.openxmlformats.org/officeDocument/2006/customXml" ds:itemID="{775F4AD5-9B51-4032-B8B7-D2F53CC85AB3}">
   <ds:schemaRefs>
     <ds:schemaRef ds:uri="http://schemas.openxmlformats.org/officeDocument/2006/bibliography"/>
   </ds:schemaRefs>
 </ds:datastoreItem>
-</file>
-
-<file path=customXml/itemProps2.xml><?xml version="1.0" encoding="utf-8"?>
-<ds:datastoreItem xmlns:ds="http://schemas.openxmlformats.org/officeDocument/2006/customXml" ds:itemID="{5D0AEA6B-E499-4EEF-98A3-AFBB261C493E}">
-  <ds:schemaRefs>
-    <ds:schemaRef ds:uri="http://schemas.openxmlformats.org/wordprocessingml/2006/main"/>
-  </ds:schemaRefs>
-</ds:datastoreItem>
 </file>
--- a/ПТП/ПР-1 Практика Тарасевич.docx
+++ b/ПТП/ПР-1 Практика Тарасевич.docx
@@ -3645,6 +3645,7 @@
         </w:rPr>
         <w:t xml:space="preserve">. </w:t>
       </w:r>
+      <w:commentRangeStart w:id="1"/>
       <w:r>
         <w:rPr>
           <w:rFonts w:eastAsia="Aptos" w:cs="Times New Roman"/>
@@ -3689,6 +3690,18 @@
           <w14:ligatures w14:val="standardContextual"/>
         </w:rPr>
         <w:t>и автоматизирующий процесс мониторинга компьютерной сети.</w:t>
+      </w:r>
+      <w:commentRangeEnd w:id="1"/>
+      <w:r>
+        <w:rPr>
+          <w:rStyle w:val="afe"/>
+          <w:rFonts w:eastAsia="Aptos" w:cs="Times New Roman"/>
+          <w:kern w:val="2"/>
+          <w:sz w:val="28"/>
+          <w:szCs w:val="28"/>
+          <w14:ligatures w14:val="standardContextual"/>
+        </w:rPr>
+        <w:commentReference w:id="1"/>
       </w:r>
     </w:p>
     <w:p>
@@ -3779,7 +3792,25 @@
           <w:szCs w:val="28"/>
           <w14:ligatures w14:val="standardContextual"/>
         </w:rPr>
-        <w:t>Этим средствам</w:t>
+        <w:t>Этим средств</w:t>
+      </w:r>
+      <w:r>
+        <w:rPr>
+          <w:rFonts w:eastAsia="Aptos" w:cs="Times New Roman"/>
+          <w:kern w:val="2"/>
+          <w:szCs w:val="28"/>
+          <w14:ligatures w14:val="standardContextual"/>
+        </w:rPr>
+        <w:t>о</w:t>
+      </w:r>
+      <w:r>
+        <w:rPr>
+          <w:rFonts w:eastAsia="Aptos" w:cs="Times New Roman"/>
+          <w:kern w:val="2"/>
+          <w:szCs w:val="28"/>
+          <w14:ligatures w14:val="standardContextual"/>
+        </w:rPr>
+        <w:t>м</w:t>
       </w:r>
       <w:r>
         <w:rPr>
@@ -4307,6 +4338,7 @@
         </w:rPr>
         <w:t xml:space="preserve">. В работе будет освещена последняя версия протокола – </w:t>
       </w:r>
+      <w:commentRangeStart w:id="2"/>
       <w:r>
         <w:rPr>
           <w:rFonts w:eastAsia="Aptos" w:cs="Times New Roman"/>
@@ -4352,7 +4384,28 @@
           <w:szCs w:val="28"/>
           <w14:ligatures w14:val="standardContextual"/>
         </w:rPr>
-        <w:t>, с помощью которого в рамках ВКР будет решён вопрос сбора метрик с промежуточных и оконечных устройств в сети.</w:t>
+        <w:t xml:space="preserve">, </w:t>
+      </w:r>
+      <w:commentRangeEnd w:id="2"/>
+      <w:r>
+        <w:rPr>
+          <w:rStyle w:val="afe"/>
+          <w:rFonts w:eastAsia="Aptos" w:cs="Times New Roman"/>
+          <w:kern w:val="2"/>
+          <w:sz w:val="28"/>
+          <w:szCs w:val="28"/>
+          <w14:ligatures w14:val="standardContextual"/>
+        </w:rPr>
+        <w:commentReference w:id="2"/>
+      </w:r>
+      <w:r>
+        <w:rPr>
+          <w:rFonts w:eastAsia="Aptos" w:cs="Times New Roman"/>
+          <w:kern w:val="2"/>
+          <w:szCs w:val="28"/>
+          <w14:ligatures w14:val="standardContextual"/>
+        </w:rPr>
+        <w:t>с помощью которого в рамках ВКР будет решён вопрос сбора метрик с промежуточных и оконечных устройств в сети.</w:t>
       </w:r>
     </w:p>
     <w:p>
@@ -4429,7 +4482,6 @@
         </w:rPr>
         <w:t xml:space="preserve">1.4.1 </w:t>
       </w:r>
-      <w:proofErr w:type="spellStart"/>
       <w:r>
         <w:rPr>
           <w:rFonts w:eastAsia="Aptos" w:cs="Times New Roman"/>
@@ -4440,7 +4492,6 @@
         </w:rPr>
         <w:t>NetXMS</w:t>
       </w:r>
-      <w:proofErr w:type="spellEnd"/>
     </w:p>
     <w:p>
       <w:pPr>
@@ -4453,7 +4504,6 @@
           <w:sz w:val="28"/>
         </w:rPr>
       </w:pPr>
-      <w:proofErr w:type="spellStart"/>
       <w:r>
         <w:rPr>
           <w:rFonts w:ascii="Times New Roman" w:hAnsi="Times New Roman"/>
@@ -4462,7 +4512,6 @@
         </w:rPr>
         <w:t>NetXMS</w:t>
       </w:r>
-      <w:proofErr w:type="spellEnd"/>
       <w:r>
         <w:rPr>
           <w:rFonts w:ascii="Times New Roman" w:hAnsi="Times New Roman"/>
@@ -4552,7 +4601,6 @@
         </w:rPr>
         <w:t xml:space="preserve">В возможности </w:t>
       </w:r>
-      <w:proofErr w:type="spellStart"/>
       <w:r>
         <w:rPr>
           <w:rFonts w:ascii="Times New Roman" w:hAnsi="Times New Roman"/>
@@ -4561,7 +4609,6 @@
         </w:rPr>
         <w:t>NetXMS</w:t>
       </w:r>
-      <w:proofErr w:type="spellEnd"/>
       <w:r>
         <w:rPr>
           <w:rFonts w:ascii="Times New Roman" w:hAnsi="Times New Roman"/>
@@ -4812,7 +4859,6 @@
         </w:rPr>
         <w:t xml:space="preserve">Из достоинств </w:t>
       </w:r>
-      <w:proofErr w:type="spellStart"/>
       <w:r>
         <w:rPr>
           <w:rFonts w:ascii="Times New Roman" w:hAnsi="Times New Roman"/>
@@ -4821,7 +4867,6 @@
         </w:rPr>
         <w:t>NetXMS</w:t>
       </w:r>
-      <w:proofErr w:type="spellEnd"/>
       <w:r>
         <w:rPr>
           <w:rFonts w:ascii="Times New Roman" w:hAnsi="Times New Roman"/>
@@ -4969,7 +5014,6 @@
         </w:rPr>
         <w:t xml:space="preserve">Из недостатков </w:t>
       </w:r>
-      <w:proofErr w:type="spellStart"/>
       <w:r>
         <w:rPr>
           <w:rFonts w:ascii="Times New Roman" w:hAnsi="Times New Roman"/>
@@ -4978,7 +5022,6 @@
         </w:rPr>
         <w:t>NetXMS</w:t>
       </w:r>
-      <w:proofErr w:type="spellEnd"/>
       <w:r>
         <w:rPr>
           <w:rFonts w:ascii="Times New Roman" w:hAnsi="Times New Roman"/>
@@ -6890,7 +6933,6 @@
                 <w:lang w:val="en-US"/>
               </w:rPr>
             </w:pPr>
-            <w:proofErr w:type="spellStart"/>
             <w:r>
               <w:rPr>
                 <w:rFonts w:ascii="Times New Roman" w:hAnsi="Times New Roman"/>
@@ -6900,7 +6942,6 @@
               </w:rPr>
               <w:t>NetXMS</w:t>
             </w:r>
-            <w:proofErr w:type="spellEnd"/>
           </w:p>
         </w:tc>
         <w:tc>
@@ -7623,7 +7664,6 @@
         <w:lastRenderedPageBreak/>
         <w:t xml:space="preserve"> </w:t>
       </w:r>
-      <w:proofErr w:type="spellStart"/>
       <w:r>
         <w:rPr>
           <w:rFonts w:ascii="Times New Roman" w:hAnsi="Times New Roman"/>
@@ -7632,7 +7672,6 @@
         </w:rPr>
         <w:t>NetXMS</w:t>
       </w:r>
-      <w:proofErr w:type="spellEnd"/>
       <w:r>
         <w:rPr>
           <w:rFonts w:ascii="Times New Roman" w:hAnsi="Times New Roman"/>
@@ -7757,12 +7796,23 @@
           <w:sz w:val="28"/>
         </w:rPr>
       </w:pPr>
+      <w:commentRangeStart w:id="3"/>
       <w:r>
         <w:rPr>
           <w:rFonts w:ascii="Times New Roman" w:hAnsi="Times New Roman"/>
           <w:sz w:val="28"/>
         </w:rPr>
         <w:t>Соответственно, в рамках ВКР требуется разработать программный продукт, который будет удовлетворять всем выдвинутым критериям.</w:t>
+      </w:r>
+      <w:commentRangeEnd w:id="3"/>
+      <w:r>
+        <w:rPr>
+          <w:rStyle w:val="afe"/>
+          <w:rFonts w:ascii="Times New Roman" w:hAnsi="Times New Roman"/>
+          <w:sz w:val="28"/>
+          <w:szCs w:val="22"/>
+        </w:rPr>
+        <w:commentReference w:id="3"/>
       </w:r>
     </w:p>
     <w:p>
@@ -7777,10 +7827,22 @@
         </w:rPr>
       </w:pPr>
     </w:p>
+    <w:p>
+      <w:pPr>
+        <w:pStyle w:val="af3"/>
+        <w:spacing w:after="0" w:line="360" w:lineRule="auto"/>
+        <w:ind w:firstLine="709"/>
+        <w:jc w:val="both"/>
+        <w:rPr>
+          <w:rFonts w:ascii="Times New Roman" w:hAnsi="Times New Roman"/>
+          <w:sz w:val="28"/>
+        </w:rPr>
+      </w:pPr>
+    </w:p>
     <w:sectPr>
-      <w:footerReference w:type="default" r:id="rId11"/>
-      <w:headerReference w:type="first" r:id="rId12"/>
-      <w:footerReference w:type="first" r:id="rId13"/>
+      <w:footerReference w:type="default" r:id="rId15"/>
+      <w:headerReference w:type="first" r:id="rId16"/>
+      <w:footerReference w:type="first" r:id="rId17"/>
       <w:pgSz w:w="11906" w:h="16838"/>
       <w:pgMar w:top="1134" w:right="851" w:bottom="1134" w:left="1701" w:header="708" w:footer="708" w:gutter="0"/>
       <w:cols w:space="708"/>
@@ -7789,6 +7851,88 @@
     </w:sectPr>
   </w:body>
 </w:document>
+</file>
+
+<file path=word/comments.xml><?xml version="1.0" encoding="utf-8"?>
+<w:comments xmlns:wpc="http://schemas.microsoft.com/office/word/2010/wordprocessingCanvas" xmlns:cx="http://schemas.microsoft.com/office/drawing/2014/chartex" xmlns:cx1="http://schemas.microsoft.com/office/drawing/2015/9/8/chartex" xmlns:cx2="http://schemas.microsoft.com/office/drawing/2015/10/21/chartex" xmlns:cx3="http://schemas.microsoft.com/office/drawing/2016/5/9/chartex" xmlns:cx4="http://schemas.microsoft.com/office/drawing/2016/5/10/chartex" xmlns:cx5="http://schemas.microsoft.com/office/drawing/2016/5/11/chartex" xmlns:cx6="http://schemas.microsoft.com/office/drawing/2016/5/12/chartex" xmlns:cx7="http://schemas.microsoft.com/office/drawing/2016/5/13/chartex" xmlns:cx8="http://schemas.microsoft.com/office/drawing/2016/5/14/chartex" xmlns:mc="http://schemas.openxmlformats.org/markup-compatibility/2006" xmlns:aink="http://schemas.microsoft.com/office/drawing/2016/ink" xmlns:am3d="http://schemas.microsoft.com/office/drawing/2017/model3d" xmlns:o="urn:schemas-microsoft-com:office:office" xmlns:oel="http://schemas.microsoft.com/office/2019/extlst" xmlns:r="http://schemas.openxmlformats.org/officeDocument/2006/relationships" xmlns:m="http://schemas.openxmlformats.org/officeDocument/2006/math" xmlns:v="urn:schemas-microsoft-com:vml" xmlns:wp14="http://schemas.microsoft.com/office/word/2010/wordprocessingDrawing" xmlns:wp="http://schemas.openxmlformats.org/drawingml/2006/wordprocessingDrawing" xmlns:w10="urn:schemas-microsoft-com:office:word" xmlns:w="http://schemas.openxmlformats.org/wordprocessingml/2006/main" xmlns:w14="http://schemas.microsoft.com/office/word/2010/wordml" xmlns:w15="http://schemas.microsoft.com/office/word/2012/wordml" xmlns:w16cex="http://schemas.microsoft.com/office/word/2018/wordml/cex" xmlns:w16cid="http://schemas.microsoft.com/office/word/2016/wordml/cid" xmlns:w16="http://schemas.microsoft.com/office/word/2018/wordml" xmlns:w16du="http://schemas.microsoft.com/office/word/2023/wordml/word16du" xmlns:w16sdtdh="http://schemas.microsoft.com/office/word/2020/wordml/sdtdatahash" xmlns:w16sdtfl="http://schemas.microsoft.com/office/word/2024/wordml/sdtformatlock" xmlns:w16se="http://schemas.microsoft.com/office/word/2015/wordml/symex" xmlns:wpg="http://schemas.microsoft.com/office/word/2010/wordprocessingGroup" xmlns:wpi="http://schemas.microsoft.com/office/word/2010/wordprocessingInk" xmlns:wne="http://schemas.microsoft.com/office/word/2006/wordml" xmlns:wps="http://schemas.microsoft.com/office/word/2010/wordprocessingShape" mc:Ignorable="w14 w15 w16se w16cid w16 w16cex w16sdtdh w16sdtfl w16du wp14">
+  <w:comment w:id="1" w:author="Василий Тарасевич" w:date="2026-03-16T16:05:00Z" w:initials="ВТ">
+    <w:p>
+      <w:pPr>
+        <w:pStyle w:val="aff"/>
+      </w:pPr>
+      <w:r>
+        <w:rPr>
+          <w:rStyle w:val="afe"/>
+        </w:rPr>
+        <w:annotationRef/>
+      </w:r>
+      <w:r>
+        <w:t>Тут подумать над формулировкой</w:t>
+      </w:r>
+    </w:p>
+  </w:comment>
+  <w:comment w:id="2" w:author="Василий Тарасевич" w:date="2026-03-16T16:08:00Z" w:initials="ВТ">
+    <w:p>
+      <w:pPr>
+        <w:pStyle w:val="aff"/>
+      </w:pPr>
+      <w:r>
+        <w:rPr>
+          <w:rStyle w:val="afe"/>
+        </w:rPr>
+        <w:annotationRef/>
+      </w:r>
+      <w:r>
+        <w:t>а где 1 и 2 версия?</w:t>
+      </w:r>
+    </w:p>
+  </w:comment>
+  <w:comment w:id="3" w:author="Василий Тарасевич" w:date="2026-03-16T16:16:00Z" w:initials="ВТ">
+    <w:p>
+      <w:pPr>
+        <w:pStyle w:val="aff"/>
+      </w:pPr>
+      <w:r>
+        <w:rPr>
+          <w:rStyle w:val="afe"/>
+        </w:rPr>
+        <w:annotationRef/>
+      </w:r>
+      <w:r>
+        <w:t>расписать про результаты анализа, сформулировать функ требования</w:t>
+      </w:r>
+    </w:p>
+    <w:p>
+      <w:pPr>
+        <w:pStyle w:val="aff"/>
+      </w:pPr>
+    </w:p>
+  </w:comment>
+</w:comments>
+</file>
+
+<file path=word/commentsExtended.xml><?xml version="1.0" encoding="utf-8"?>
+<w15:commentsEx xmlns:wpc="http://schemas.microsoft.com/office/word/2010/wordprocessingCanvas" xmlns:cx="http://schemas.microsoft.com/office/drawing/2014/chartex" xmlns:cx1="http://schemas.microsoft.com/office/drawing/2015/9/8/chartex" xmlns:cx2="http://schemas.microsoft.com/office/drawing/2015/10/21/chartex" xmlns:cx3="http://schemas.microsoft.com/office/drawing/2016/5/9/chartex" xmlns:cx4="http://schemas.microsoft.com/office/drawing/2016/5/10/chartex" xmlns:cx5="http://schemas.microsoft.com/office/drawing/2016/5/11/chartex" xmlns:cx6="http://schemas.microsoft.com/office/drawing/2016/5/12/chartex" xmlns:cx7="http://schemas.microsoft.com/office/drawing/2016/5/13/chartex" xmlns:cx8="http://schemas.microsoft.com/office/drawing/2016/5/14/chartex" xmlns:mc="http://schemas.openxmlformats.org/markup-compatibility/2006" xmlns:aink="http://schemas.microsoft.com/office/drawing/2016/ink" xmlns:am3d="http://schemas.microsoft.com/office/drawing/2017/model3d" xmlns:o="urn:schemas-microsoft-com:office:office" xmlns:oel="http://schemas.microsoft.com/office/2019/extlst" xmlns:r="http://schemas.openxmlformats.org/officeDocument/2006/relationships" xmlns:m="http://schemas.openxmlformats.org/officeDocument/2006/math" xmlns:v="urn:schemas-microsoft-com:vml" xmlns:wp14="http://schemas.microsoft.com/office/word/2010/wordprocessingDrawing" xmlns:wp="http://schemas.openxmlformats.org/drawingml/2006/wordprocessingDrawing" xmlns:w10="urn:schemas-microsoft-com:office:word" xmlns:w="http://schemas.openxmlformats.org/wordprocessingml/2006/main" xmlns:w14="http://schemas.microsoft.com/office/word/2010/wordml" xmlns:w15="http://schemas.microsoft.com/office/word/2012/wordml" xmlns:w16cex="http://schemas.microsoft.com/office/word/2018/wordml/cex" xmlns:w16cid="http://schemas.microsoft.com/office/word/2016/wordml/cid" xmlns:w16="http://schemas.microsoft.com/office/word/2018/wordml" xmlns:w16du="http://schemas.microsoft.com/office/word/2023/wordml/word16du" xmlns:w16sdtdh="http://schemas.microsoft.com/office/word/2020/wordml/sdtdatahash" xmlns:w16sdtfl="http://schemas.microsoft.com/office/word/2024/wordml/sdtformatlock" xmlns:w16se="http://schemas.microsoft.com/office/word/2015/wordml/symex" xmlns:wpg="http://schemas.microsoft.com/office/word/2010/wordprocessingGroup" xmlns:wpi="http://schemas.microsoft.com/office/word/2010/wordprocessingInk" xmlns:wne="http://schemas.microsoft.com/office/word/2006/wordml" xmlns:wps="http://schemas.microsoft.com/office/word/2010/wordprocessingShape" mc:Ignorable="w14 w15 w16se w16cid w16 w16cex w16sdtdh w16sdtfl w16du wp14">
+  <w15:commentEx w15:paraId="1D43CEE6" w15:done="0"/>
+  <w15:commentEx w15:paraId="1B27BDA3" w15:done="0"/>
+  <w15:commentEx w15:paraId="63A2141F" w15:done="0"/>
+</w15:commentsEx>
+</file>
+
+<file path=word/commentsExtensible.xml><?xml version="1.0" encoding="utf-8"?>
+<w16cex:commentsExtensible xmlns:wpc="http://schemas.microsoft.com/office/word/2010/wordprocessingCanvas" xmlns:cx="http://schemas.microsoft.com/office/drawing/2014/chartex" xmlns:cx1="http://schemas.microsoft.com/office/drawing/2015/9/8/chartex" xmlns:cx2="http://schemas.microsoft.com/office/drawing/2015/10/21/chartex" xmlns:cx3="http://schemas.microsoft.com/office/drawing/2016/5/9/chartex" xmlns:cx4="http://schemas.microsoft.com/office/drawing/2016/5/10/chartex" xmlns:cx5="http://schemas.microsoft.com/office/drawing/2016/5/11/chartex" xmlns:cx6="http://schemas.microsoft.com/office/drawing/2016/5/12/chartex" xmlns:cx7="http://schemas.microsoft.com/office/drawing/2016/5/13/chartex" xmlns:cx8="http://schemas.microsoft.com/office/drawing/2016/5/14/chartex" xmlns:cr="http://schemas.microsoft.com/office/comments/2020/reactions" xmlns:mc="http://schemas.openxmlformats.org/markup-compatibility/2006" xmlns:aink="http://schemas.microsoft.com/office/drawing/2016/ink" xmlns:am3d="http://schemas.microsoft.com/office/drawing/2017/model3d" xmlns:o="urn:schemas-microsoft-com:office:office" xmlns:oel="http://schemas.microsoft.com/office/2019/extlst" xmlns:r="http://schemas.openxmlformats.org/officeDocument/2006/relationships" xmlns:m="http://schemas.openxmlformats.org/officeDocument/2006/math" xmlns:v="urn:schemas-microsoft-com:vml" xmlns:wp14="http://schemas.microsoft.com/office/word/2010/wordprocessingDrawing" xmlns:wp="http://schemas.openxmlformats.org/drawingml/2006/wordprocessingDrawing" xmlns:w10="urn:schemas-microsoft-com:office:word" xmlns:w="http://schemas.openxmlformats.org/wordprocessingml/2006/main" xmlns:w14="http://schemas.microsoft.com/office/word/2010/wordml" xmlns:w15="http://schemas.microsoft.com/office/word/2012/wordml" xmlns:w16cex="http://schemas.microsoft.com/office/word/2018/wordml/cex" xmlns:w16cid="http://schemas.microsoft.com/office/word/2016/wordml/cid" xmlns:w16="http://schemas.microsoft.com/office/word/2018/wordml" xmlns:w16du="http://schemas.microsoft.com/office/word/2023/wordml/word16du" xmlns:w16sdtdh="http://schemas.microsoft.com/office/word/2020/wordml/sdtdatahash" xmlns:w16sdtfl="http://schemas.microsoft.com/office/word/2024/wordml/sdtformatlock" xmlns:w16se="http://schemas.microsoft.com/office/word/2015/wordml/symex" xmlns:wpg="http://schemas.microsoft.com/office/word/2010/wordprocessingGroup" xmlns:wpi="http://schemas.microsoft.com/office/word/2010/wordprocessingInk" xmlns:wne="http://schemas.microsoft.com/office/word/2006/wordml" xmlns:wps="http://schemas.microsoft.com/office/word/2010/wordprocessingShape" mc:Ignorable="w14 w15 w16se w16cid w16 w16cex w16sdtdh w16sdtfl cr w16du wp14">
+  <w16cex:commentExtensible w16cex:durableId="12050024" w16cex:dateUtc="2026-03-16T13:05:00Z"/>
+  <w16cex:commentExtensible w16cex:durableId="3A0D4BFE" w16cex:dateUtc="2026-03-16T13:08:00Z"/>
+  <w16cex:commentExtensible w16cex:durableId="36B0B9ED" w16cex:dateUtc="2026-03-16T13:16:00Z"/>
+</w16cex:commentsExtensible>
+</file>
+
+<file path=word/commentsIds.xml><?xml version="1.0" encoding="utf-8"?>
+<w16cid:commentsIds xmlns:wpc="http://schemas.microsoft.com/office/word/2010/wordprocessingCanvas" xmlns:cx="http://schemas.microsoft.com/office/drawing/2014/chartex" xmlns:cx1="http://schemas.microsoft.com/office/drawing/2015/9/8/chartex" xmlns:cx2="http://schemas.microsoft.com/office/drawing/2015/10/21/chartex" xmlns:cx3="http://schemas.microsoft.com/office/drawing/2016/5/9/chartex" xmlns:cx4="http://schemas.microsoft.com/office/drawing/2016/5/10/chartex" xmlns:cx5="http://schemas.microsoft.com/office/drawing/2016/5/11/chartex" xmlns:cx6="http://schemas.microsoft.com/office/drawing/2016/5/12/chartex" xmlns:cx7="http://schemas.microsoft.com/office/drawing/2016/5/13/chartex" xmlns:cx8="http://schemas.microsoft.com/office/drawing/2016/5/14/chartex" xmlns:mc="http://schemas.openxmlformats.org/markup-compatibility/2006" xmlns:aink="http://schemas.microsoft.com/office/drawing/2016/ink" xmlns:am3d="http://schemas.microsoft.com/office/drawing/2017/model3d" xmlns:o="urn:schemas-microsoft-com:office:office" xmlns:oel="http://schemas.microsoft.com/office/2019/extlst" xmlns:r="http://schemas.openxmlformats.org/officeDocument/2006/relationships" xmlns:m="http://schemas.openxmlformats.org/officeDocument/2006/math" xmlns:v="urn:schemas-microsoft-com:vml" xmlns:wp14="http://schemas.microsoft.com/office/word/2010/wordprocessingDrawing" xmlns:wp="http://schemas.openxmlformats.org/drawingml/2006/wordprocessingDrawing" xmlns:w10="urn:schemas-microsoft-com:office:word" xmlns:w="http://schemas.openxmlformats.org/wordprocessingml/2006/main" xmlns:w14="http://schemas.microsoft.com/office/word/2010/wordml" xmlns:w15="http://schemas.microsoft.com/office/word/2012/wordml" xmlns:w16cex="http://schemas.microsoft.com/office/word/2018/wordml/cex" xmlns:w16cid="http://schemas.microsoft.com/office/word/2016/wordml/cid" xmlns:w16="http://schemas.microsoft.com/office/word/2018/wordml" xmlns:w16du="http://schemas.microsoft.com/office/word/2023/wordml/word16du" xmlns:w16sdtdh="http://schemas.microsoft.com/office/word/2020/wordml/sdtdatahash" xmlns:w16sdtfl="http://schemas.microsoft.com/office/word/2024/wordml/sdtformatlock" xmlns:w16se="http://schemas.microsoft.com/office/word/2015/wordml/symex" xmlns:wpg="http://schemas.microsoft.com/office/word/2010/wordprocessingGroup" xmlns:wpi="http://schemas.microsoft.com/office/word/2010/wordprocessingInk" xmlns:wne="http://schemas.microsoft.com/office/word/2006/wordml" xmlns:wps="http://schemas.microsoft.com/office/word/2010/wordprocessingShape" mc:Ignorable="w14 w15 w16se w16cid w16 w16cex w16sdtdh w16sdtfl w16du wp14">
+  <w16cid:commentId w16cid:paraId="1D43CEE6" w16cid:durableId="12050024"/>
+  <w16cid:commentId w16cid:paraId="1B27BDA3" w16cid:durableId="3A0D4BFE"/>
+  <w16cid:commentId w16cid:paraId="63A2141F" w16cid:durableId="36B0B9ED"/>
+</w16cid:commentsIds>
 </file>
 
 <file path=word/endnotes.xml><?xml version="1.0" encoding="utf-8"?>
@@ -10901,6 +11045,14 @@
   </w:num>
   <w:numIdMacAtCleanup w:val="11"/>
 </w:numbering>
+</file>
+
+<file path=word/people.xml><?xml version="1.0" encoding="utf-8"?>
+<w15:people xmlns:wpc="http://schemas.microsoft.com/office/word/2010/wordprocessingCanvas" xmlns:cx="http://schemas.microsoft.com/office/drawing/2014/chartex" xmlns:cx1="http://schemas.microsoft.com/office/drawing/2015/9/8/chartex" xmlns:cx2="http://schemas.microsoft.com/office/drawing/2015/10/21/chartex" xmlns:cx3="http://schemas.microsoft.com/office/drawing/2016/5/9/chartex" xmlns:cx4="http://schemas.microsoft.com/office/drawing/2016/5/10/chartex" xmlns:cx5="http://schemas.microsoft.com/office/drawing/2016/5/11/chartex" xmlns:cx6="http://schemas.microsoft.com/office/drawing/2016/5/12/chartex" xmlns:cx7="http://schemas.microsoft.com/office/drawing/2016/5/13/chartex" xmlns:cx8="http://schemas.microsoft.com/office/drawing/2016/5/14/chartex" xmlns:mc="http://schemas.openxmlformats.org/markup-compatibility/2006" xmlns:aink="http://schemas.microsoft.com/office/drawing/2016/ink" xmlns:am3d="http://schemas.microsoft.com/office/drawing/2017/model3d" xmlns:o="urn:schemas-microsoft-com:office:office" xmlns:oel="http://schemas.microsoft.com/office/2019/extlst" xmlns:r="http://schemas.openxmlformats.org/officeDocument/2006/relationships" xmlns:m="http://schemas.openxmlformats.org/officeDocument/2006/math" xmlns:v="urn:schemas-microsoft-com:vml" xmlns:wp14="http://schemas.microsoft.com/office/word/2010/wordprocessingDrawing" xmlns:wp="http://schemas.openxmlformats.org/drawingml/2006/wordprocessingDrawing" xmlns:w10="urn:schemas-microsoft-com:office:word" xmlns:w="http://schemas.openxmlformats.org/wordprocessingml/2006/main" xmlns:w14="http://schemas.microsoft.com/office/word/2010/wordml" xmlns:w15="http://schemas.microsoft.com/office/word/2012/wordml" xmlns:w16cex="http://schemas.microsoft.com/office/word/2018/wordml/cex" xmlns:w16cid="http://schemas.microsoft.com/office/word/2016/wordml/cid" xmlns:w16="http://schemas.microsoft.com/office/word/2018/wordml" xmlns:w16du="http://schemas.microsoft.com/office/word/2023/wordml/word16du" xmlns:w16sdtdh="http://schemas.microsoft.com/office/word/2020/wordml/sdtdatahash" xmlns:w16sdtfl="http://schemas.microsoft.com/office/word/2024/wordml/sdtformatlock" xmlns:w16se="http://schemas.microsoft.com/office/word/2015/wordml/symex" xmlns:wpg="http://schemas.microsoft.com/office/word/2010/wordprocessingGroup" xmlns:wpi="http://schemas.microsoft.com/office/word/2010/wordprocessingInk" xmlns:wne="http://schemas.microsoft.com/office/word/2006/wordml" xmlns:wps="http://schemas.microsoft.com/office/word/2010/wordprocessingShape" mc:Ignorable="w14 w15 w16se w16cid w16 w16cex w16sdtdh w16sdtfl w16du wp14">
+  <w15:person w15:author="Василий Тарасевич">
+    <w15:presenceInfo w15:providerId="Windows Live" w15:userId="17daad2743859351"/>
+  </w15:person>
+</w15:people>
 </file>
 
 <file path=word/styles.xml><?xml version="1.0" encoding="utf-8"?>
@@ -23660,27 +23812,27 @@
 </file>
 
 <file path=customXml/item1.xml><?xml version="1.0" encoding="utf-8"?>
+<b:Sources xmlns:b="http://schemas.openxmlformats.org/officeDocument/2006/bibliography" xmlns="http://schemas.openxmlformats.org/officeDocument/2006/bibliography" SelectedStyle="\APASixthEditionOfficeOnline.xsl" StyleName="APA" Version="6"/>
+</file>
+
+<file path=customXml/item2.xml><?xml version="1.0" encoding="utf-8"?>
 <w:settings xmlns:w="http://schemas.openxmlformats.org/wordprocessingml/2006/main">
   <w:SpecialFormsHighlight w:val="c9c8ff"/>
 </w:settings>
 </file>
 
-<file path=customXml/item2.xml><?xml version="1.0" encoding="utf-8"?>
-<b:Sources xmlns:b="http://schemas.openxmlformats.org/officeDocument/2006/bibliography" xmlns="http://schemas.openxmlformats.org/officeDocument/2006/bibliography" SelectedStyle="\APASixthEditionOfficeOnline.xsl" StyleName="APA" Version="6"/>
+<file path=customXml/itemProps1.xml><?xml version="1.0" encoding="utf-8"?>
+<ds:datastoreItem xmlns:ds="http://schemas.openxmlformats.org/officeDocument/2006/customXml" ds:itemID="{775F4AD5-9B51-4032-B8B7-D2F53CC85AB3}">
+  <ds:schemaRefs>
+    <ds:schemaRef ds:uri="http://schemas.openxmlformats.org/officeDocument/2006/bibliography"/>
+  </ds:schemaRefs>
+</ds:datastoreItem>
 </file>
 
-<file path=customXml/itemProps1.xml><?xml version="1.0" encoding="utf-8"?>
+<file path=customXml/itemProps2.xml><?xml version="1.0" encoding="utf-8"?>
 <ds:datastoreItem xmlns:ds="http://schemas.openxmlformats.org/officeDocument/2006/customXml" ds:itemID="{5D0AEA6B-E499-4EEF-98A3-AFBB261C493E}">
   <ds:schemaRefs>
     <ds:schemaRef ds:uri="http://schemas.openxmlformats.org/wordprocessingml/2006/main"/>
   </ds:schemaRefs>
 </ds:datastoreItem>
-</file>
-
-<file path=customXml/itemProps2.xml><?xml version="1.0" encoding="utf-8"?>
-<ds:datastoreItem xmlns:ds="http://schemas.openxmlformats.org/officeDocument/2006/customXml" ds:itemID="{775F4AD5-9B51-4032-B8B7-D2F53CC85AB3}">
-  <ds:schemaRefs>
-    <ds:schemaRef ds:uri="http://schemas.openxmlformats.org/officeDocument/2006/bibliography"/>
-  </ds:schemaRefs>
-</ds:datastoreItem>
 </file>
--- a/ПТП/ПР-1 Практика Тарасевич.docx
+++ b/ПТП/ПР-1 Практика Тарасевич.docx
@@ -7677,7 +7677,21 @@
           <w:rFonts w:ascii="Times New Roman" w:hAnsi="Times New Roman"/>
           <w:sz w:val="28"/>
         </w:rPr>
-        <w:t xml:space="preserve"> удовлетворяет всем выдвинутым критериям, кроме возможности формирования отчётов за произвольный временной период. </w:t>
+        <w:t xml:space="preserve"> </w:t>
+      </w:r>
+      <w:r>
+        <w:rPr>
+          <w:rFonts w:ascii="Times New Roman" w:hAnsi="Times New Roman"/>
+          <w:sz w:val="28"/>
+        </w:rPr>
+        <w:t>не удовлетворяет критерию</w:t>
+      </w:r>
+      <w:r>
+        <w:rPr>
+          <w:rFonts w:ascii="Times New Roman" w:hAnsi="Times New Roman"/>
+          <w:sz w:val="28"/>
+        </w:rPr>
+        <w:t xml:space="preserve"> возможности формирования отчётов за произвольный временной период. </w:t>
       </w:r>
     </w:p>
     <w:p>
@@ -7711,7 +7725,14 @@
           <w:rFonts w:ascii="Times New Roman" w:hAnsi="Times New Roman"/>
           <w:sz w:val="28"/>
         </w:rPr>
-        <w:t xml:space="preserve">удовлетворяет всем выдвинутым критериям, кроме кроссплатформенности: </w:t>
+        <w:t xml:space="preserve">не удовлетворяет критерию </w:t>
+      </w:r>
+      <w:r>
+        <w:rPr>
+          <w:rFonts w:ascii="Times New Roman" w:hAnsi="Times New Roman"/>
+          <w:sz w:val="28"/>
+        </w:rPr>
+        <w:t xml:space="preserve">кроссплатформенности: </w:t>
       </w:r>
       <w:r>
         <w:rPr>
@@ -23812,27 +23833,27 @@
 </file>
 
 <file path=customXml/item1.xml><?xml version="1.0" encoding="utf-8"?>
-<b:Sources xmlns:b="http://schemas.openxmlformats.org/officeDocument/2006/bibliography" xmlns="http://schemas.openxmlformats.org/officeDocument/2006/bibliography" SelectedStyle="\APASixthEditionOfficeOnline.xsl" StyleName="APA" Version="6"/>
-</file>
-
-<file path=customXml/item2.xml><?xml version="1.0" encoding="utf-8"?>
 <w:settings xmlns:w="http://schemas.openxmlformats.org/wordprocessingml/2006/main">
   <w:SpecialFormsHighlight w:val="c9c8ff"/>
 </w:settings>
 </file>
 
+<file path=customXml/item2.xml><?xml version="1.0" encoding="utf-8"?>
+<b:Sources xmlns:b="http://schemas.openxmlformats.org/officeDocument/2006/bibliography" xmlns="http://schemas.openxmlformats.org/officeDocument/2006/bibliography" SelectedStyle="\APASixthEditionOfficeOnline.xsl" StyleName="APA" Version="6"/>
+</file>
+
 <file path=customXml/itemProps1.xml><?xml version="1.0" encoding="utf-8"?>
+<ds:datastoreItem xmlns:ds="http://schemas.openxmlformats.org/officeDocument/2006/customXml" ds:itemID="{5D0AEA6B-E499-4EEF-98A3-AFBB261C493E}">
+  <ds:schemaRefs>
+    <ds:schemaRef ds:uri="http://schemas.openxmlformats.org/wordprocessingml/2006/main"/>
+  </ds:schemaRefs>
+</ds:datastoreItem>
+</file>
+
+<file path=customXml/itemProps2.xml><?xml version="1.0" encoding="utf-8"?>
 <ds:datastoreItem xmlns:ds="http://schemas.openxmlformats.org/officeDocument/2006/customXml" ds:itemID="{775F4AD5-9B51-4032-B8B7-D2F53CC85AB3}">
   <ds:schemaRefs>
     <ds:schemaRef ds:uri="http://schemas.openxmlformats.org/officeDocument/2006/bibliography"/>
   </ds:schemaRefs>
 </ds:datastoreItem>
-</file>
-
-<file path=customXml/itemProps2.xml><?xml version="1.0" encoding="utf-8"?>
-<ds:datastoreItem xmlns:ds="http://schemas.openxmlformats.org/officeDocument/2006/customXml" ds:itemID="{5D0AEA6B-E499-4EEF-98A3-AFBB261C493E}">
-  <ds:schemaRefs>
-    <ds:schemaRef ds:uri="http://schemas.openxmlformats.org/wordprocessingml/2006/main"/>
-  </ds:schemaRefs>
-</ds:datastoreItem>
 </file>